--- a/Docs/DOCUMENTO DE REQUERIMIENTOS GRUPO F.docx
+++ b/Docs/DOCUMENTO DE REQUERIMIENTOS GRUPO F.docx
@@ -209,8 +209,19 @@
         <w:jc w:val="center"/>
       </w:pPr>
       <w:r>
-        <w:t>Curso de Diseño y Arquitectura de Software</w:t>
+        <w:t xml:space="preserve">Curso de </w:t>
       </w:r>
+      <w:r>
+        <w:t>Construcción de</w:t>
+      </w:r>
+      <w:r>
+        <w:t xml:space="preserve"> Software</w:t>
+      </w:r>
+    </w:p>
+    <w:p>
+      <w:pPr>
+        <w:jc w:val="center"/>
+      </w:pPr>
     </w:p>
     <w:p>
       <w:pPr>
@@ -226,7 +237,19 @@
         <w:jc w:val="center"/>
       </w:pPr>
       <w:r>
-        <w:t>(Banchon Salas Roger Adonis, Loza Orozco Cristopher Mauricio, Macas Jimenez David Alejandro, Martinez Gamarra Daniel Andres, Valencia Mora Carlos Alexander)</w:t>
+        <w:t xml:space="preserve">(Banchon Salas Roger Adonis, </w:t>
+      </w:r>
+      <w:r>
+        <w:t>Martinez Gamarra Daniel Andres ,</w:t>
+      </w:r>
+      <w:r>
+        <w:t xml:space="preserve">Loza Orozco Cristopher Mauricio, </w:t>
+      </w:r>
+      <w:r>
+        <w:t xml:space="preserve">Valencia Mora Carlos Alexander, </w:t>
+      </w:r>
+      <w:r>
+        <w:t>Macas Jimenez David Alejandro)</w:t>
       </w:r>
     </w:p>
     <w:p>
@@ -451,7 +474,7 @@
           <w:r>
             <w:fldChar w:fldCharType="separate"/>
           </w:r>
-          <w:hyperlink w:anchor="_Toc197384651" w:history="1">
+          <w:hyperlink w:anchor="_Toc202216669" w:history="1">
             <w:r>
               <w:rPr>
                 <w:rStyle w:val="Hipervnculo"/>
@@ -497,7 +520,7 @@
                 <w:noProof/>
                 <w:webHidden/>
               </w:rPr>
-              <w:instrText xml:space="preserve"> PAGEREF _Toc197384651 \h </w:instrText>
+              <w:instrText xml:space="preserve"> PAGEREF _Toc202216669 \h </w:instrText>
             </w:r>
             <w:r>
               <w:rPr>
@@ -542,7 +565,7 @@
               <w14:ligatures w14:val="standardContextual"/>
             </w:rPr>
           </w:pPr>
-          <w:hyperlink w:anchor="_Toc197384652" w:history="1">
+          <w:hyperlink w:anchor="_Toc202216670" w:history="1">
             <w:r>
               <w:rPr>
                 <w:rStyle w:val="Hipervnculo"/>
@@ -571,7 +594,7 @@
                 <w:noProof/>
                 <w:webHidden/>
               </w:rPr>
-              <w:instrText xml:space="preserve"> PAGEREF _Toc197384652 \h </w:instrText>
+              <w:instrText xml:space="preserve"> PAGEREF _Toc202216670 \h </w:instrText>
             </w:r>
             <w:r>
               <w:rPr>
@@ -616,7 +639,7 @@
               <w14:ligatures w14:val="standardContextual"/>
             </w:rPr>
           </w:pPr>
-          <w:hyperlink w:anchor="_Toc197384653" w:history="1">
+          <w:hyperlink w:anchor="_Toc202216671" w:history="1">
             <w:r>
               <w:rPr>
                 <w:rStyle w:val="Hipervnculo"/>
@@ -645,7 +668,7 @@
                 <w:noProof/>
                 <w:webHidden/>
               </w:rPr>
-              <w:instrText xml:space="preserve"> PAGEREF _Toc197384653 \h </w:instrText>
+              <w:instrText xml:space="preserve"> PAGEREF _Toc202216671 \h </w:instrText>
             </w:r>
             <w:r>
               <w:rPr>
@@ -690,7 +713,7 @@
               <w14:ligatures w14:val="standardContextual"/>
             </w:rPr>
           </w:pPr>
-          <w:hyperlink w:anchor="_Toc197384654" w:history="1">
+          <w:hyperlink w:anchor="_Toc202216672" w:history="1">
             <w:r>
               <w:rPr>
                 <w:rStyle w:val="Hipervnculo"/>
@@ -719,7 +742,7 @@
                 <w:noProof/>
                 <w:webHidden/>
               </w:rPr>
-              <w:instrText xml:space="preserve"> PAGEREF _Toc197384654 \h </w:instrText>
+              <w:instrText xml:space="preserve"> PAGEREF _Toc202216672 \h </w:instrText>
             </w:r>
             <w:r>
               <w:rPr>
@@ -764,7 +787,7 @@
               <w14:ligatures w14:val="standardContextual"/>
             </w:rPr>
           </w:pPr>
-          <w:hyperlink w:anchor="_Toc197384655" w:history="1">
+          <w:hyperlink w:anchor="_Toc202216673" w:history="1">
             <w:r>
               <w:rPr>
                 <w:rStyle w:val="Hipervnculo"/>
@@ -793,7 +816,7 @@
                 <w:noProof/>
                 <w:webHidden/>
               </w:rPr>
-              <w:instrText xml:space="preserve"> PAGEREF _Toc197384655 \h </w:instrText>
+              <w:instrText xml:space="preserve"> PAGEREF _Toc202216673 \h </w:instrText>
             </w:r>
             <w:r>
               <w:rPr>
@@ -838,7 +861,7 @@
               <w14:ligatures w14:val="standardContextual"/>
             </w:rPr>
           </w:pPr>
-          <w:hyperlink w:anchor="_Toc197384656" w:history="1">
+          <w:hyperlink w:anchor="_Toc202216674" w:history="1">
             <w:r>
               <w:rPr>
                 <w:rStyle w:val="Hipervnculo"/>
@@ -867,7 +890,7 @@
                 <w:noProof/>
                 <w:webHidden/>
               </w:rPr>
-              <w:instrText xml:space="preserve"> PAGEREF _Toc197384656 \h </w:instrText>
+              <w:instrText xml:space="preserve"> PAGEREF _Toc202216674 \h </w:instrText>
             </w:r>
             <w:r>
               <w:rPr>
@@ -913,7 +936,7 @@
               <w14:ligatures w14:val="standardContextual"/>
             </w:rPr>
           </w:pPr>
-          <w:hyperlink w:anchor="_Toc197384657" w:history="1">
+          <w:hyperlink w:anchor="_Toc202216675" w:history="1">
             <w:r>
               <w:rPr>
                 <w:rStyle w:val="Hipervnculo"/>
@@ -959,7 +982,7 @@
                 <w:noProof/>
                 <w:webHidden/>
               </w:rPr>
-              <w:instrText xml:space="preserve"> PAGEREF _Toc197384657 \h </w:instrText>
+              <w:instrText xml:space="preserve"> PAGEREF _Toc202216675 \h </w:instrText>
             </w:r>
             <w:r>
               <w:rPr>
@@ -1004,7 +1027,7 @@
               <w14:ligatures w14:val="standardContextual"/>
             </w:rPr>
           </w:pPr>
-          <w:hyperlink w:anchor="_Toc197384658" w:history="1">
+          <w:hyperlink w:anchor="_Toc202216676" w:history="1">
             <w:r>
               <w:rPr>
                 <w:rStyle w:val="Hipervnculo"/>
@@ -1033,7 +1056,7 @@
                 <w:noProof/>
                 <w:webHidden/>
               </w:rPr>
-              <w:instrText xml:space="preserve"> PAGEREF _Toc197384658 \h </w:instrText>
+              <w:instrText xml:space="preserve"> PAGEREF _Toc202216676 \h </w:instrText>
             </w:r>
             <w:r>
               <w:rPr>
@@ -1078,7 +1101,7 @@
               <w14:ligatures w14:val="standardContextual"/>
             </w:rPr>
           </w:pPr>
-          <w:hyperlink w:anchor="_Toc197384659" w:history="1">
+          <w:hyperlink w:anchor="_Toc202216677" w:history="1">
             <w:r>
               <w:rPr>
                 <w:rStyle w:val="Hipervnculo"/>
@@ -1107,7 +1130,7 @@
                 <w:noProof/>
                 <w:webHidden/>
               </w:rPr>
-              <w:instrText xml:space="preserve"> PAGEREF _Toc197384659 \h </w:instrText>
+              <w:instrText xml:space="preserve"> PAGEREF _Toc202216677 \h </w:instrText>
             </w:r>
             <w:r>
               <w:rPr>
@@ -1152,7 +1175,7 @@
               <w14:ligatures w14:val="standardContextual"/>
             </w:rPr>
           </w:pPr>
-          <w:hyperlink w:anchor="_Toc197384660" w:history="1">
+          <w:hyperlink w:anchor="_Toc202216678" w:history="1">
             <w:r>
               <w:rPr>
                 <w:rStyle w:val="Hipervnculo"/>
@@ -1181,7 +1204,7 @@
                 <w:noProof/>
                 <w:webHidden/>
               </w:rPr>
-              <w:instrText xml:space="preserve"> PAGEREF _Toc197384660 \h </w:instrText>
+              <w:instrText xml:space="preserve"> PAGEREF _Toc202216678 \h </w:instrText>
             </w:r>
             <w:r>
               <w:rPr>
@@ -1227,7 +1250,7 @@
               <w14:ligatures w14:val="standardContextual"/>
             </w:rPr>
           </w:pPr>
-          <w:hyperlink w:anchor="_Toc197384661" w:history="1">
+          <w:hyperlink w:anchor="_Toc202216679" w:history="1">
             <w:r>
               <w:rPr>
                 <w:rStyle w:val="Hipervnculo"/>
@@ -1273,7 +1296,7 @@
                 <w:noProof/>
                 <w:webHidden/>
               </w:rPr>
-              <w:instrText xml:space="preserve"> PAGEREF _Toc197384661 \h </w:instrText>
+              <w:instrText xml:space="preserve"> PAGEREF _Toc202216679 \h </w:instrText>
             </w:r>
             <w:r>
               <w:rPr>
@@ -1318,7 +1341,7 @@
               <w14:ligatures w14:val="standardContextual"/>
             </w:rPr>
           </w:pPr>
-          <w:hyperlink w:anchor="_Toc197384662" w:history="1">
+          <w:hyperlink w:anchor="_Toc202216680" w:history="1">
             <w:r>
               <w:rPr>
                 <w:rStyle w:val="Hipervnculo"/>
@@ -1347,7 +1370,7 @@
                 <w:noProof/>
                 <w:webHidden/>
               </w:rPr>
-              <w:instrText xml:space="preserve"> PAGEREF _Toc197384662 \h </w:instrText>
+              <w:instrText xml:space="preserve"> PAGEREF _Toc202216680 \h </w:instrText>
             </w:r>
             <w:r>
               <w:rPr>
@@ -1392,7 +1415,7 @@
               <w14:ligatures w14:val="standardContextual"/>
             </w:rPr>
           </w:pPr>
-          <w:hyperlink w:anchor="_Toc197384663" w:history="1">
+          <w:hyperlink w:anchor="_Toc202216681" w:history="1">
             <w:r>
               <w:rPr>
                 <w:rStyle w:val="Hipervnculo"/>
@@ -1421,7 +1444,7 @@
                 <w:noProof/>
                 <w:webHidden/>
               </w:rPr>
-              <w:instrText xml:space="preserve"> PAGEREF _Toc197384663 \h </w:instrText>
+              <w:instrText xml:space="preserve"> PAGEREF _Toc202216681 \h </w:instrText>
             </w:r>
             <w:r>
               <w:rPr>
@@ -1441,7 +1464,7 @@
                 <w:noProof/>
                 <w:webHidden/>
               </w:rPr>
-              <w:t>10</w:t>
+              <w:t>13</w:t>
             </w:r>
             <w:r>
               <w:rPr>
@@ -1671,13 +1694,12 @@
           <w:rFonts w:ascii="Times New Roman" w:eastAsia="MS Mincho" w:hAnsi="Times New Roman"/>
         </w:rPr>
       </w:pPr>
-      <w:bookmarkStart w:id="0" w:name="_Toc197384651"/>
+      <w:bookmarkStart w:id="0" w:name="_Toc202216669"/>
       <w:bookmarkStart w:id="1" w:name="_Hlk197197018"/>
       <w:r>
         <w:rPr>
           <w:rFonts w:ascii="Times New Roman" w:eastAsia="MS Mincho" w:hAnsi="Times New Roman"/>
         </w:rPr>
-        <w:lastRenderedPageBreak/>
         <w:t>Requerimientos del Sistema</w:t>
       </w:r>
       <w:bookmarkEnd w:id="0"/>
@@ -1694,7 +1716,7 @@
           <w:lang w:val="es-419" w:eastAsia="en-US"/>
         </w:rPr>
       </w:pPr>
-      <w:bookmarkStart w:id="2" w:name="_Toc197384652"/>
+      <w:bookmarkStart w:id="2" w:name="_Toc202216670"/>
       <w:r>
         <w:rPr>
           <w:rFonts w:ascii="Times New Roman" w:eastAsia="MS Mincho" w:hAnsi="Times New Roman"/>
@@ -1759,7 +1781,28 @@
           <w:rFonts w:eastAsia="MS Mincho"/>
           <w:lang w:val="es-419" w:eastAsia="en-US"/>
         </w:rPr>
-        <w:t>”, orientado a facilitar el préstamo de libros desde una plataforma accesible para usuarios generales y bibliotecarios.</w:t>
+        <w:t>”, orientado a facilitar el préstamo de libros desde una plataforma accesible para usuarios generales</w:t>
+      </w:r>
+      <w:r>
+        <w:rPr>
+          <w:rFonts w:eastAsia="MS Mincho"/>
+          <w:lang w:val="es-419" w:eastAsia="en-US"/>
+        </w:rPr>
+        <w:t xml:space="preserve">, </w:t>
+      </w:r>
+      <w:r>
+        <w:rPr>
+          <w:rFonts w:eastAsia="MS Mincho"/>
+          <w:lang w:val="es-419" w:eastAsia="en-US"/>
+        </w:rPr>
+        <w:t>bibliotecarios</w:t>
+      </w:r>
+      <w:r>
+        <w:rPr>
+          <w:rFonts w:eastAsia="MS Mincho"/>
+          <w:lang w:val="es-419" w:eastAsia="en-US"/>
+        </w:rPr>
+        <w:t xml:space="preserve"> y administradores.</w:t>
       </w:r>
     </w:p>
     <w:p>
@@ -1774,7 +1817,7 @@
           <w:lang w:val="es-419" w:eastAsia="en-US"/>
         </w:rPr>
       </w:pPr>
-      <w:bookmarkStart w:id="3" w:name="_Toc197384653"/>
+      <w:bookmarkStart w:id="3" w:name="_Toc202216671"/>
       <w:bookmarkStart w:id="4" w:name="_Hlk197383638"/>
       <w:r>
         <w:rPr>
@@ -1813,35 +1856,7 @@
           <w:rFonts w:eastAsia="MS Mincho"/>
           <w:lang w:val="es-419" w:eastAsia="en-US"/>
         </w:rPr>
-        <w:t xml:space="preserve">Mediante los requerimientos funcionales, no funcionales y los requisitos de usuario, </w:t>
-      </w:r>
-      <w:r>
-        <w:rPr>
-          <w:rFonts w:eastAsia="MS Mincho"/>
-          <w:lang w:val="es-419" w:eastAsia="en-US"/>
-        </w:rPr>
-        <w:t>e</w:t>
-      </w:r>
-      <w:r>
-        <w:rPr>
-          <w:rFonts w:eastAsia="MS Mincho"/>
-          <w:lang w:val="es-419" w:eastAsia="en-US"/>
-        </w:rPr>
-        <w:t xml:space="preserve">l sistema </w:t>
-      </w:r>
-      <w:r>
-        <w:rPr>
-          <w:rFonts w:eastAsia="MS Mincho"/>
-          <w:lang w:val="es-419" w:eastAsia="en-US"/>
-        </w:rPr>
-        <w:t>se centrará en</w:t>
-      </w:r>
-      <w:r>
-        <w:rPr>
-          <w:rFonts w:eastAsia="MS Mincho"/>
-          <w:lang w:val="es-419" w:eastAsia="en-US"/>
-        </w:rPr>
-        <w:t xml:space="preserve"> el proceso de gestión de préstamos de libros de manera online de biblioteca, de esta manera los usuarios tendrán la facilidad de consultar la disponibilidad de libros y realizar la adecuada solicitud de préstamo de algún libro disponible. Además, los bibliotecarios podrán aprobar, listar la devolución de dichos préstamos. El sistema incluirá funcionalidades clave como el registro de usuarios, inicio de sesión con validación de credenciales, distinción de roles (usuario general y bibliotecario), seguimiento del estado de préstamos, y administración de solicitudes y préstamos existentes. Por último, toda la interacción se realizará desde una interfaz web accesible desde cualquier navegador moderno.</w:t>
+        <w:t>Mediante los requerimientos funcionales, no funcionales y los requisitos de usuario, el sistema se centrará en el proceso de gestión de préstamos de libros de manera online. Los usuarios tendrán la facilidad de consultar la disponibilidad de libros y realizar solicitudes de préstamo. Los bibliotecarios podrán aprobar solicitudes, gestionar el inventario y registrar devoluciones. Además, se ha incorporado el rol de administrador, encargado de gestionar los registros de libros y bibliotecarios. El sistema incluirá funcionalidades clave como el registro de usuarios, inicio de sesión con validación de credenciales, distinción de roles (usuario general, bibliotecario y administrador), seguimiento de préstamos y una interfaz accesible desde cualquier navegador moderno.</w:t>
       </w:r>
     </w:p>
     <w:p>
@@ -1856,7 +1871,7 @@
           <w:lang w:val="es-419" w:eastAsia="en-US"/>
         </w:rPr>
       </w:pPr>
-      <w:bookmarkStart w:id="5" w:name="_Toc197384654"/>
+      <w:bookmarkStart w:id="5" w:name="_Toc202216672"/>
       <w:r>
         <w:rPr>
           <w:rFonts w:ascii="Times New Roman" w:eastAsia="MS Mincho" w:hAnsi="Times New Roman"/>
@@ -1948,14 +1963,150 @@
           <w:rFonts w:eastAsia="MS Mincho"/>
           <w:lang w:val="es-419" w:eastAsia="en-US"/>
         </w:rPr>
-        <w:t>, además l</w:t>
+        <w:t>.</w:t>
+      </w:r>
+    </w:p>
+    <w:p>
+      <w:pPr>
+        <w:pStyle w:val="Prrafodelista"/>
+        <w:numPr>
+          <w:ilvl w:val="0"/>
+          <w:numId w:val="68"/>
+        </w:numPr>
+        <w:suppressAutoHyphens w:val="0"/>
+        <w:spacing w:after="200" w:line="276" w:lineRule="auto"/>
+        <w:rPr>
+          <w:rFonts w:eastAsia="MS Mincho"/>
+          <w:lang w:val="es-419" w:eastAsia="en-US"/>
+        </w:rPr>
+      </w:pPr>
+      <w:r>
+        <w:rPr>
+          <w:rFonts w:eastAsia="MS Mincho"/>
+          <w:lang w:val="es-419" w:eastAsia="en-US"/>
+        </w:rPr>
+        <w:t>L</w:t>
       </w:r>
       <w:r>
         <w:rPr>
           <w:rFonts w:eastAsia="MS Mincho"/>
           <w:lang w:val="es-419" w:eastAsia="en-US"/>
         </w:rPr>
-        <w:t>os usuarios generales pueden registrarse, buscar libros, visualizar información detallada y solicitar préstamos en línea. Los bibliotecarios, en cambio, cuentan con herramientas para aprobar solicitudes, llevar el control del inventario y registrar las devoluciones de libros.</w:t>
+        <w:t xml:space="preserve">os usuarios generales pueden registrarse, buscar libros, visualizar información detallada y solicitar préstamos en línea. </w:t>
+      </w:r>
+    </w:p>
+    <w:p>
+      <w:pPr>
+        <w:pStyle w:val="Prrafodelista"/>
+        <w:numPr>
+          <w:ilvl w:val="0"/>
+          <w:numId w:val="68"/>
+        </w:numPr>
+        <w:suppressAutoHyphens w:val="0"/>
+        <w:spacing w:after="200" w:line="276" w:lineRule="auto"/>
+        <w:rPr>
+          <w:rFonts w:eastAsia="MS Mincho"/>
+          <w:lang w:val="es-419" w:eastAsia="en-US"/>
+        </w:rPr>
+      </w:pPr>
+      <w:r>
+        <w:rPr>
+          <w:rFonts w:eastAsia="MS Mincho"/>
+          <w:lang w:val="es-419" w:eastAsia="en-US"/>
+        </w:rPr>
+        <w:t>Los bibliotecarios</w:t>
+      </w:r>
+      <w:r>
+        <w:rPr>
+          <w:rFonts w:eastAsia="MS Mincho"/>
+          <w:lang w:val="es-419" w:eastAsia="en-US"/>
+        </w:rPr>
+        <w:t xml:space="preserve"> </w:t>
+      </w:r>
+      <w:r>
+        <w:rPr>
+          <w:rFonts w:eastAsia="MS Mincho"/>
+          <w:lang w:val="es-419" w:eastAsia="en-US"/>
+        </w:rPr>
+        <w:t>cuentan con herramientas para aprobar solicitudes, control</w:t>
+      </w:r>
+      <w:r>
+        <w:rPr>
+          <w:rFonts w:eastAsia="MS Mincho"/>
+          <w:lang w:val="es-419" w:eastAsia="en-US"/>
+        </w:rPr>
+        <w:t>ar</w:t>
+      </w:r>
+      <w:r>
+        <w:rPr>
+          <w:rFonts w:eastAsia="MS Mincho"/>
+          <w:lang w:val="es-419" w:eastAsia="en-US"/>
+        </w:rPr>
+        <w:t xml:space="preserve"> </w:t>
+      </w:r>
+      <w:r>
+        <w:rPr>
+          <w:rFonts w:eastAsia="MS Mincho"/>
+          <w:lang w:val="es-419" w:eastAsia="en-US"/>
+        </w:rPr>
+        <w:t>el</w:t>
+      </w:r>
+      <w:r>
+        <w:rPr>
+          <w:rFonts w:eastAsia="MS Mincho"/>
+          <w:lang w:val="es-419" w:eastAsia="en-US"/>
+        </w:rPr>
+        <w:t xml:space="preserve"> inventario y registrar</w:t>
+      </w:r>
+      <w:r>
+        <w:rPr>
+          <w:rFonts w:eastAsia="MS Mincho"/>
+          <w:lang w:val="es-419" w:eastAsia="en-US"/>
+        </w:rPr>
+        <w:t xml:space="preserve"> devoluciones d</w:t>
+      </w:r>
+      <w:r>
+        <w:rPr>
+          <w:rFonts w:eastAsia="MS Mincho"/>
+          <w:lang w:val="es-419" w:eastAsia="en-US"/>
+        </w:rPr>
+        <w:t>e libros.</w:t>
+      </w:r>
+    </w:p>
+    <w:p>
+      <w:pPr>
+        <w:pStyle w:val="Prrafodelista"/>
+        <w:numPr>
+          <w:ilvl w:val="0"/>
+          <w:numId w:val="68"/>
+        </w:numPr>
+        <w:suppressAutoHyphens w:val="0"/>
+        <w:spacing w:after="200" w:line="276" w:lineRule="auto"/>
+        <w:rPr>
+          <w:rFonts w:eastAsia="MS Mincho"/>
+          <w:lang w:val="es-419" w:eastAsia="en-US"/>
+        </w:rPr>
+      </w:pPr>
+      <w:r>
+        <w:rPr>
+          <w:rFonts w:eastAsia="MS Mincho"/>
+          <w:lang w:val="es-419" w:eastAsia="en-US"/>
+        </w:rPr>
+        <w:t>Los administradores pueden</w:t>
+      </w:r>
+      <w:r>
+        <w:rPr>
+          <w:rFonts w:eastAsia="MS Mincho"/>
+          <w:lang w:val="es-419" w:eastAsia="en-US"/>
+        </w:rPr>
+        <w:t xml:space="preserve"> ingresar nuevos libros, listar todos los libros disponibles, registrar nuevos bibliotecarios y visualizar el listado completos de bibliotecarios registrado</w:t>
+      </w:r>
+      <w:r>
+        <w:rPr>
+          <w:rFonts w:eastAsia="MS Mincho"/>
+          <w:lang w:val="es-419" w:eastAsia="en-US"/>
+        </w:rPr>
+        <w:t>s.</w:t>
       </w:r>
     </w:p>
     <w:p>
@@ -1970,7 +2121,7 @@
           <w:lang w:val="es-419" w:eastAsia="en-US"/>
         </w:rPr>
       </w:pPr>
-      <w:bookmarkStart w:id="6" w:name="_Toc197384655"/>
+      <w:bookmarkStart w:id="6" w:name="_Toc202216673"/>
       <w:r>
         <w:rPr>
           <w:rFonts w:ascii="Times New Roman" w:eastAsia="MS Mincho" w:hAnsi="Times New Roman"/>
@@ -2021,7 +2172,49 @@
           <w:rFonts w:eastAsia="MS Mincho"/>
           <w:lang w:val="es-419" w:eastAsia="en-US"/>
         </w:rPr>
-        <w:t xml:space="preserve"> web disponible para cualquier usuario con acceso a Internet, y tendrá dos tipos de usuario: general y bibliotecario. No se contemplan funcionalidades fuera del proceso de préstamo.</w:t>
+        <w:t xml:space="preserve"> web disponible para cualquier usuario con acceso a Internet, y tendrá </w:t>
+      </w:r>
+      <w:r>
+        <w:rPr>
+          <w:rFonts w:eastAsia="MS Mincho"/>
+          <w:lang w:val="es-419" w:eastAsia="en-US"/>
+        </w:rPr>
+        <w:t>tres</w:t>
+      </w:r>
+      <w:r>
+        <w:rPr>
+          <w:rFonts w:eastAsia="MS Mincho"/>
+          <w:lang w:val="es-419" w:eastAsia="en-US"/>
+        </w:rPr>
+        <w:t xml:space="preserve"> tipos de usuario: general</w:t>
+      </w:r>
+      <w:r>
+        <w:rPr>
+          <w:rFonts w:eastAsia="MS Mincho"/>
+          <w:lang w:val="es-419" w:eastAsia="en-US"/>
+        </w:rPr>
+        <w:t xml:space="preserve">, </w:t>
+      </w:r>
+      <w:r>
+        <w:rPr>
+          <w:rFonts w:eastAsia="MS Mincho"/>
+          <w:lang w:val="es-419" w:eastAsia="en-US"/>
+        </w:rPr>
+        <w:t>bibliotecario</w:t>
+      </w:r>
+      <w:r>
+        <w:rPr>
+          <w:rFonts w:eastAsia="MS Mincho"/>
+          <w:lang w:val="es-419" w:eastAsia="en-US"/>
+        </w:rPr>
+        <w:t xml:space="preserve"> y administrador</w:t>
+      </w:r>
+      <w:r>
+        <w:rPr>
+          <w:rFonts w:eastAsia="MS Mincho"/>
+          <w:lang w:val="es-419" w:eastAsia="en-US"/>
+        </w:rPr>
+        <w:t>. No se contemplan funcionalidades fuera del proceso de préstamo.</w:t>
       </w:r>
     </w:p>
     <w:p>
@@ -2036,7 +2229,7 @@
           <w:lang w:val="es-419" w:eastAsia="en-US"/>
         </w:rPr>
       </w:pPr>
-      <w:bookmarkStart w:id="7" w:name="_Toc197384656"/>
+      <w:bookmarkStart w:id="7" w:name="_Toc202216674"/>
       <w:r>
         <w:rPr>
           <w:rFonts w:ascii="Times New Roman" w:eastAsia="MS Mincho" w:hAnsi="Times New Roman"/>
@@ -2094,32 +2287,12 @@
     </w:p>
     <w:p>
       <w:pPr>
-        <w:suppressAutoHyphens w:val="0"/>
-        <w:spacing w:after="200" w:line="276" w:lineRule="auto"/>
-        <w:rPr>
-          <w:rFonts w:eastAsia="MS Mincho"/>
-          <w:lang w:val="es-419" w:eastAsia="en-US"/>
-        </w:rPr>
-      </w:pPr>
-    </w:p>
-    <w:p>
-      <w:pPr>
-        <w:suppressAutoHyphens w:val="0"/>
-        <w:spacing w:after="200" w:line="276" w:lineRule="auto"/>
-        <w:rPr>
-          <w:rFonts w:eastAsia="MS Mincho"/>
-          <w:lang w:val="es-419" w:eastAsia="en-US"/>
-        </w:rPr>
-      </w:pPr>
-    </w:p>
-    <w:p>
-      <w:pPr>
         <w:pStyle w:val="Ttulo1"/>
         <w:rPr>
           <w:rFonts w:ascii="Times New Roman" w:eastAsia="MS Mincho" w:hAnsi="Times New Roman"/>
         </w:rPr>
       </w:pPr>
-      <w:bookmarkStart w:id="8" w:name="_Toc197384657"/>
+      <w:bookmarkStart w:id="8" w:name="_Toc202216675"/>
       <w:r>
         <w:rPr>
           <w:rFonts w:ascii="Times New Roman" w:eastAsia="MS Mincho" w:hAnsi="Times New Roman"/>
@@ -2141,7 +2314,7 @@
           <w:lang w:val="es-419" w:eastAsia="en-US"/>
         </w:rPr>
       </w:pPr>
-      <w:bookmarkStart w:id="9" w:name="_Toc197384658"/>
+      <w:bookmarkStart w:id="9" w:name="_Toc202216676"/>
       <w:r>
         <w:rPr>
           <w:rFonts w:ascii="Times New Roman" w:eastAsia="MS Mincho" w:hAnsi="Times New Roman"/>
@@ -2370,6 +2543,98 @@
           <w:lang w:val="es-419" w:eastAsia="en-US"/>
         </w:rPr>
       </w:pPr>
+      <w:r>
+        <w:rPr>
+          <w:rFonts w:eastAsia="MS Mincho"/>
+          <w:lang w:val="es-419" w:eastAsia="en-US"/>
+        </w:rPr>
+        <w:t>RF12 – Ingreso de nuevos libros por parte del administrador.</w:t>
+      </w:r>
+    </w:p>
+    <w:p>
+      <w:pPr>
+        <w:suppressAutoHyphens w:val="0"/>
+        <w:spacing w:after="200" w:line="276" w:lineRule="auto"/>
+        <w:rPr>
+          <w:rFonts w:eastAsia="MS Mincho"/>
+          <w:lang w:val="es-419" w:eastAsia="en-US"/>
+        </w:rPr>
+      </w:pPr>
+      <w:r>
+        <w:rPr>
+          <w:rFonts w:eastAsia="MS Mincho"/>
+          <w:lang w:val="es-419" w:eastAsia="en-US"/>
+        </w:rPr>
+        <w:t xml:space="preserve">RF13 – </w:t>
+      </w:r>
+      <w:bookmarkStart w:id="10" w:name="_Hlk201939893"/>
+      <w:r>
+        <w:rPr>
+          <w:rFonts w:eastAsia="MS Mincho"/>
+          <w:lang w:val="es-419" w:eastAsia="en-US"/>
+        </w:rPr>
+        <w:t>Visualización de todos los libros por parte del administrador.</w:t>
+      </w:r>
+      <w:bookmarkEnd w:id="10"/>
+    </w:p>
+    <w:p>
+      <w:pPr>
+        <w:suppressAutoHyphens w:val="0"/>
+        <w:spacing w:after="200" w:line="276" w:lineRule="auto"/>
+        <w:rPr>
+          <w:rFonts w:eastAsia="MS Mincho"/>
+          <w:lang w:val="es-419" w:eastAsia="en-US"/>
+        </w:rPr>
+      </w:pPr>
+      <w:r>
+        <w:rPr>
+          <w:rFonts w:eastAsia="MS Mincho"/>
+          <w:lang w:val="es-419" w:eastAsia="en-US"/>
+        </w:rPr>
+        <w:t>RF14 – Registro de nuevos bibliotecarios por parte del administrador.</w:t>
+      </w:r>
+    </w:p>
+    <w:p>
+      <w:pPr>
+        <w:suppressAutoHyphens w:val="0"/>
+        <w:spacing w:after="200" w:line="276" w:lineRule="auto"/>
+        <w:rPr>
+          <w:rFonts w:eastAsia="MS Mincho"/>
+          <w:lang w:val="es-419" w:eastAsia="en-US"/>
+        </w:rPr>
+      </w:pPr>
+      <w:r>
+        <w:rPr>
+          <w:rFonts w:eastAsia="MS Mincho"/>
+          <w:lang w:val="es-419" w:eastAsia="en-US"/>
+        </w:rPr>
+        <w:t>RF15 – Visualización del listado de bibliotecarios por parte del administrador.</w:t>
+      </w:r>
+    </w:p>
+    <w:p>
+      <w:pPr>
+        <w:rPr>
+          <w:rFonts w:eastAsia="MS Mincho"/>
+          <w:lang w:val="es-419" w:eastAsia="en-US"/>
+        </w:rPr>
+      </w:pPr>
+      <w:r>
+        <w:rPr>
+          <w:rFonts w:eastAsia="MS Mincho"/>
+          <w:lang w:val="es-419" w:eastAsia="en-US"/>
+        </w:rPr>
+        <w:t>RF16 – Cancelación de solicitud de préstamo por parte del usuario general antes de su aprobación.</w:t>
+      </w:r>
+    </w:p>
+    <w:p>
+      <w:pPr>
+        <w:suppressAutoHyphens w:val="0"/>
+        <w:spacing w:after="200" w:line="276" w:lineRule="auto"/>
+        <w:rPr>
+          <w:rFonts w:eastAsia="MS Mincho"/>
+          <w:lang w:val="es-419" w:eastAsia="en-US"/>
+        </w:rPr>
+      </w:pPr>
     </w:p>
     <w:p>
       <w:pPr>
@@ -2383,7 +2648,7 @@
           <w:lang w:val="es-419" w:eastAsia="en-US"/>
         </w:rPr>
       </w:pPr>
-      <w:bookmarkStart w:id="10" w:name="_Toc197384659"/>
+      <w:bookmarkStart w:id="11" w:name="_Toc202216677"/>
       <w:r>
         <w:rPr>
           <w:rFonts w:ascii="Times New Roman" w:eastAsia="MS Mincho" w:hAnsi="Times New Roman"/>
@@ -2414,7 +2679,7 @@
         </w:rPr>
         <w:t xml:space="preserve"> Requisitos No Funcionales (RNF)</w:t>
       </w:r>
-      <w:bookmarkEnd w:id="10"/>
+      <w:bookmarkEnd w:id="11"/>
     </w:p>
     <w:p>
       <w:pPr>
@@ -2503,7 +2768,7 @@
           <w:lang w:val="es-419" w:eastAsia="en-US"/>
         </w:rPr>
       </w:pPr>
-      <w:bookmarkStart w:id="11" w:name="_Toc197384660"/>
+      <w:bookmarkStart w:id="12" w:name="_Toc202216678"/>
       <w:r>
         <w:rPr>
           <w:rFonts w:ascii="Times New Roman" w:eastAsia="MS Mincho" w:hAnsi="Times New Roman"/>
@@ -2534,7 +2799,7 @@
         </w:rPr>
         <w:t xml:space="preserve"> Requisitos del Usuario</w:t>
       </w:r>
-      <w:bookmarkEnd w:id="11"/>
+      <w:bookmarkEnd w:id="12"/>
     </w:p>
     <w:p>
       <w:pPr>
@@ -2577,6 +2842,7 @@
           <w:rFonts w:eastAsia="MS Mincho"/>
           <w:lang w:val="es-419" w:eastAsia="en-US"/>
         </w:rPr>
+        <w:lastRenderedPageBreak/>
         <w:t>El bibliotecario necesita una manera rápida de aprobar o rechazar solicitudes.</w:t>
       </w:r>
     </w:p>
@@ -2621,7 +2887,14 @@
           <w:rFonts w:eastAsia="MS Mincho"/>
           <w:lang w:val="es-419" w:eastAsia="en-US"/>
         </w:rPr>
-        <w:t>Ambos roles necesitan un sistema accesible desde cualquier navegador web compatible.</w:t>
+        <w:t>Todos los</w:t>
+      </w:r>
+      <w:r>
+        <w:rPr>
+          <w:rFonts w:eastAsia="MS Mincho"/>
+          <w:lang w:val="es-419" w:eastAsia="en-US"/>
+        </w:rPr>
+        <w:t xml:space="preserve"> roles necesitan un sistema accesible desde cualquier navegador web compatible.</w:t>
       </w:r>
       <w:bookmarkEnd w:id="1"/>
     </w:p>
@@ -2635,36 +2908,19 @@
     </w:p>
     <w:p>
       <w:pPr>
-        <w:ind w:left="360"/>
-        <w:rPr>
-          <w:lang w:val="es-MX"/>
-        </w:rPr>
-      </w:pPr>
-    </w:p>
-    <w:p>
-      <w:pPr>
-        <w:ind w:left="360"/>
-        <w:rPr>
-          <w:lang w:val="es-MX"/>
-        </w:rPr>
-      </w:pPr>
-    </w:p>
-    <w:p>
-      <w:pPr>
         <w:pStyle w:val="Ttulo1"/>
         <w:rPr>
           <w:rFonts w:ascii="Times New Roman" w:eastAsia="MS Mincho" w:hAnsi="Times New Roman"/>
         </w:rPr>
       </w:pPr>
-      <w:bookmarkStart w:id="12" w:name="_Toc197384661"/>
+      <w:bookmarkStart w:id="13" w:name="_Toc202216679"/>
       <w:r>
         <w:rPr>
           <w:rFonts w:ascii="Times New Roman" w:eastAsia="MS Mincho" w:hAnsi="Times New Roman"/>
         </w:rPr>
-        <w:lastRenderedPageBreak/>
         <w:t>Requisitos</w:t>
       </w:r>
-      <w:bookmarkEnd w:id="12"/>
+      <w:bookmarkEnd w:id="13"/>
     </w:p>
     <w:p>
       <w:pPr>
@@ -2678,7 +2934,7 @@
           <w:lang w:val="es-419" w:eastAsia="en-US"/>
         </w:rPr>
       </w:pPr>
-      <w:bookmarkStart w:id="13" w:name="_Toc197384662"/>
+      <w:bookmarkStart w:id="14" w:name="_Toc202216680"/>
       <w:r>
         <w:rPr>
           <w:rFonts w:ascii="Times New Roman" w:eastAsia="MS Mincho" w:hAnsi="Times New Roman"/>
@@ -2699,7 +2955,7 @@
         </w:rPr>
         <w:t>Módulos de los requerimientos funcionales</w:t>
       </w:r>
-      <w:bookmarkEnd w:id="13"/>
+      <w:bookmarkEnd w:id="14"/>
     </w:p>
     <w:p>
       <w:pPr>
@@ -3182,8 +3438,13 @@
               </w:numPr>
               <w:suppressAutoHyphens w:val="0"/>
             </w:pPr>
-            <w:r>
-              <w:t>Password del usuario</w:t>
+            <w:proofErr w:type="spellStart"/>
+            <w:r>
+              <w:t>Password</w:t>
+            </w:r>
+            <w:proofErr w:type="spellEnd"/>
+            <w:r>
+              <w:t xml:space="preserve"> del usuario</w:t>
             </w:r>
           </w:p>
           <w:p>
@@ -3199,19 +3460,6 @@
               <w:t>Dirección del usuario</w:t>
             </w:r>
           </w:p>
-          <w:p>
-            <w:pPr>
-              <w:pStyle w:val="Prrafodelista"/>
-              <w:numPr>
-                <w:ilvl w:val="0"/>
-                <w:numId w:val="54"/>
-              </w:numPr>
-              <w:suppressAutoHyphens w:val="0"/>
-            </w:pPr>
-            <w:r>
-              <w:t>Rol-id</w:t>
-            </w:r>
-          </w:p>
         </w:tc>
       </w:tr>
       <w:tr>
@@ -3343,6 +3591,14 @@
                 <w:kern w:val="24"/>
               </w:rPr>
               <w:t>0</w:t>
+            </w:r>
+            <w:r>
+              <w:rPr>
+                <w:iCs/>
+                <w:color w:val="000000" w:themeColor="text1"/>
+                <w:kern w:val="24"/>
+              </w:rPr>
+              <w:t>.0</w:t>
             </w:r>
           </w:p>
         </w:tc>
@@ -3799,6 +4055,7 @@
                 <w:bCs/>
                 <w:iCs/>
               </w:rPr>
+              <w:lastRenderedPageBreak/>
               <w:t>Detalles de requisitos y restricciones:</w:t>
             </w:r>
           </w:p>
@@ -3858,8 +4115,13 @@
               </w:numPr>
               <w:suppressAutoHyphens w:val="0"/>
             </w:pPr>
-            <w:r>
-              <w:t>Password del usuario</w:t>
+            <w:proofErr w:type="spellStart"/>
+            <w:r>
+              <w:t>Password</w:t>
+            </w:r>
+            <w:proofErr w:type="spellEnd"/>
+            <w:r>
+              <w:t xml:space="preserve"> del usuario</w:t>
             </w:r>
           </w:p>
         </w:tc>
@@ -3978,6 +4240,14 @@
               </w:rPr>
               <w:t>Versión 1.0</w:t>
             </w:r>
+            <w:r>
+              <w:rPr>
+                <w:iCs/>
+                <w:color w:val="000000" w:themeColor="text1"/>
+                <w:kern w:val="24"/>
+              </w:rPr>
+              <w:t>.0</w:t>
+            </w:r>
           </w:p>
         </w:tc>
       </w:tr>
@@ -4018,7 +4288,6 @@
                 <w:bCs/>
                 <w:iCs/>
               </w:rPr>
-              <w:lastRenderedPageBreak/>
               <w:t>Prioridad:</w:t>
             </w:r>
           </w:p>
@@ -4235,14 +4504,28 @@
                 <w:rFonts w:eastAsia="MS Mincho"/>
                 <w:lang w:val="es-419" w:eastAsia="en-US"/>
               </w:rPr>
-              <w:t xml:space="preserve">Distinción de roles entre usuario general </w:t>
+              <w:t>Distinción de roles entre usuario general</w:t>
             </w:r>
             <w:r>
               <w:rPr>
                 <w:rFonts w:eastAsia="MS Mincho"/>
                 <w:lang w:val="es-419" w:eastAsia="en-US"/>
               </w:rPr>
-              <w:t>y bibliotecario</w:t>
+              <w:t>,</w:t>
+            </w:r>
+            <w:r>
+              <w:rPr>
+                <w:rFonts w:eastAsia="MS Mincho"/>
+                <w:lang w:val="es-419" w:eastAsia="en-US"/>
+              </w:rPr>
+              <w:t xml:space="preserve"> bibliotecario</w:t>
+            </w:r>
+            <w:r>
+              <w:rPr>
+                <w:rFonts w:eastAsia="MS Mincho"/>
+                <w:lang w:val="es-419" w:eastAsia="en-US"/>
+              </w:rPr>
+              <w:t xml:space="preserve"> y administrador</w:t>
             </w:r>
           </w:p>
         </w:tc>
@@ -4324,7 +4607,28 @@
                 <w:iCs/>
                 <w:kern w:val="24"/>
               </w:rPr>
-              <w:t>diferenciar correctamente el usuario general y el bibliotecario</w:t>
+              <w:t>diferenciar correctamente el usuario genera</w:t>
+            </w:r>
+            <w:r>
+              <w:rPr>
+                <w:iCs/>
+                <w:kern w:val="24"/>
+              </w:rPr>
+              <w:t>l,</w:t>
+            </w:r>
+            <w:r>
+              <w:rPr>
+                <w:iCs/>
+                <w:kern w:val="24"/>
+              </w:rPr>
+              <w:t xml:space="preserve"> el bibliotecario</w:t>
+            </w:r>
+            <w:r>
+              <w:rPr>
+                <w:iCs/>
+                <w:kern w:val="24"/>
+              </w:rPr>
+              <w:t xml:space="preserve"> y el administrador</w:t>
             </w:r>
           </w:p>
         </w:tc>
@@ -4606,6 +4910,14 @@
                 <w:kern w:val="24"/>
               </w:rPr>
               <w:t>Versión 1.0</w:t>
+            </w:r>
+            <w:r>
+              <w:rPr>
+                <w:iCs/>
+                <w:color w:val="000000" w:themeColor="text1"/>
+                <w:kern w:val="24"/>
+              </w:rPr>
+              <w:t>.0</w:t>
             </w:r>
           </w:p>
         </w:tc>
@@ -5100,9 +5412,11 @@
               </w:numPr>
               <w:suppressAutoHyphens w:val="0"/>
             </w:pPr>
+            <w:proofErr w:type="spellStart"/>
             <w:r>
               <w:t>Libro_id</w:t>
             </w:r>
+            <w:proofErr w:type="spellEnd"/>
           </w:p>
           <w:p>
             <w:pPr>
@@ -5140,6 +5454,7 @@
               <w:suppressAutoHyphens w:val="0"/>
             </w:pPr>
             <w:r>
+              <w:lastRenderedPageBreak/>
               <w:t>ISBN</w:t>
             </w:r>
           </w:p>
@@ -5221,6 +5536,7 @@
                 <w:bCs/>
                 <w:iCs/>
               </w:rPr>
+              <w:lastRenderedPageBreak/>
               <w:t>Fecha de revisión y versión:</w:t>
             </w:r>
           </w:p>
@@ -5297,6 +5613,14 @@
                 <w:kern w:val="24"/>
               </w:rPr>
               <w:t>Versión 1.0</w:t>
+            </w:r>
+            <w:r>
+              <w:rPr>
+                <w:iCs/>
+                <w:color w:val="000000" w:themeColor="text1"/>
+                <w:kern w:val="24"/>
+              </w:rPr>
+              <w:t>.0</w:t>
             </w:r>
           </w:p>
         </w:tc>
@@ -5995,6 +6319,14 @@
               </w:rPr>
               <w:t>Versión 1.0</w:t>
             </w:r>
+            <w:r>
+              <w:rPr>
+                <w:iCs/>
+                <w:color w:val="000000" w:themeColor="text1"/>
+                <w:kern w:val="24"/>
+              </w:rPr>
+              <w:t>.0</w:t>
+            </w:r>
           </w:p>
         </w:tc>
       </w:tr>
@@ -6434,6 +6766,7 @@
                 <w:bCs/>
                 <w:iCs/>
               </w:rPr>
+              <w:lastRenderedPageBreak/>
               <w:t>Detalles de requisitos y restricciones:</w:t>
             </w:r>
           </w:p>
@@ -6606,7 +6939,6 @@
                 <w:bCs/>
                 <w:iCs/>
               </w:rPr>
-              <w:lastRenderedPageBreak/>
               <w:t>Fecha de revisión y versión:</w:t>
             </w:r>
           </w:p>
@@ -6683,6 +7015,14 @@
                 <w:kern w:val="24"/>
               </w:rPr>
               <w:t>Versión 1.0</w:t>
+            </w:r>
+            <w:r>
+              <w:rPr>
+                <w:iCs/>
+                <w:color w:val="000000" w:themeColor="text1"/>
+                <w:kern w:val="24"/>
+              </w:rPr>
+              <w:t>.0</w:t>
             </w:r>
           </w:p>
         </w:tc>
@@ -7176,9 +7516,11 @@
               </w:numPr>
               <w:suppressAutoHyphens w:val="0"/>
             </w:pPr>
+            <w:proofErr w:type="spellStart"/>
             <w:r>
               <w:t>Usuario_id</w:t>
             </w:r>
+            <w:proofErr w:type="spellEnd"/>
           </w:p>
           <w:p>
             <w:pPr>
@@ -7189,9 +7531,11 @@
               </w:numPr>
               <w:suppressAutoHyphens w:val="0"/>
             </w:pPr>
+            <w:proofErr w:type="spellStart"/>
             <w:r>
               <w:t>Libro_id</w:t>
             </w:r>
+            <w:proofErr w:type="spellEnd"/>
           </w:p>
           <w:p>
             <w:pPr>
@@ -7202,9 +7546,11 @@
               </w:numPr>
               <w:suppressAutoHyphens w:val="0"/>
             </w:pPr>
+            <w:proofErr w:type="spellStart"/>
             <w:r>
               <w:t>Fecha_solicitud</w:t>
             </w:r>
+            <w:proofErr w:type="spellEnd"/>
           </w:p>
           <w:p>
             <w:pPr>
@@ -7215,9 +7561,11 @@
               </w:numPr>
               <w:suppressAutoHyphens w:val="0"/>
             </w:pPr>
+            <w:proofErr w:type="spellStart"/>
             <w:r>
               <w:t>Estado_id</w:t>
             </w:r>
+            <w:proofErr w:type="spellEnd"/>
           </w:p>
           <w:p>
             <w:pPr>
@@ -7359,6 +7707,14 @@
                 <w:kern w:val="24"/>
               </w:rPr>
               <w:t>Versión 1.0</w:t>
+            </w:r>
+            <w:r>
+              <w:rPr>
+                <w:iCs/>
+                <w:color w:val="000000" w:themeColor="text1"/>
+                <w:kern w:val="24"/>
+              </w:rPr>
+              <w:t>.1</w:t>
             </w:r>
           </w:p>
         </w:tc>
@@ -7595,6 +7951,7 @@
                 <w:bCs/>
                 <w:iCs/>
               </w:rPr>
+              <w:lastRenderedPageBreak/>
               <w:t>Título:</w:t>
             </w:r>
           </w:p>
@@ -7820,7 +8177,6 @@
                 <w:bCs/>
                 <w:iCs/>
               </w:rPr>
-              <w:lastRenderedPageBreak/>
               <w:t>Detalles de requisitos y restricciones:</w:t>
             </w:r>
           </w:p>
@@ -7880,7 +8236,23 @@
                 <w:iCs/>
                 <w:kern w:val="24"/>
               </w:rPr>
-              <w:t>El sistema debe mostrar una lista de solicitudes de préstamo con estado "pendiente" (relación con Estado_préstamo).</w:t>
+              <w:t xml:space="preserve">El sistema debe mostrar una lista de solicitudes de préstamo con estado "pendiente" (relación con </w:t>
+            </w:r>
+            <w:proofErr w:type="spellStart"/>
+            <w:r>
+              <w:rPr>
+                <w:iCs/>
+                <w:kern w:val="24"/>
+              </w:rPr>
+              <w:t>Estado_préstamo</w:t>
+            </w:r>
+            <w:proofErr w:type="spellEnd"/>
+            <w:r>
+              <w:rPr>
+                <w:iCs/>
+                <w:kern w:val="24"/>
+              </w:rPr>
+              <w:t>).</w:t>
             </w:r>
           </w:p>
           <w:p>
@@ -8019,6 +8391,14 @@
                 <w:kern w:val="24"/>
               </w:rPr>
               <w:t>Versión 1.0</w:t>
+            </w:r>
+            <w:r>
+              <w:rPr>
+                <w:iCs/>
+                <w:color w:val="000000" w:themeColor="text1"/>
+                <w:kern w:val="24"/>
+              </w:rPr>
+              <w:t>.1</w:t>
             </w:r>
           </w:p>
         </w:tc>
@@ -8620,6 +9000,14 @@
               </w:rPr>
               <w:t>Versión 1.0</w:t>
             </w:r>
+            <w:r>
+              <w:rPr>
+                <w:iCs/>
+                <w:color w:val="000000" w:themeColor="text1"/>
+                <w:kern w:val="24"/>
+              </w:rPr>
+              <w:t>.1</w:t>
+            </w:r>
           </w:p>
         </w:tc>
       </w:tr>
@@ -8991,6 +9379,7 @@
                 <w:bCs/>
                 <w:iCs/>
               </w:rPr>
+              <w:lastRenderedPageBreak/>
               <w:t>Tipo:</w:t>
             </w:r>
           </w:p>
@@ -9066,7 +9455,6 @@
                 <w:bCs/>
                 <w:iCs/>
               </w:rPr>
-              <w:lastRenderedPageBreak/>
               <w:t>Detalles de requisitos y restricciones:</w:t>
             </w:r>
           </w:p>
@@ -9160,6 +9548,7 @@
                 <w:kern w:val="24"/>
               </w:rPr>
             </w:pPr>
+            <w:proofErr w:type="spellStart"/>
             <w:r>
               <w:rPr>
                 <w:iCs/>
@@ -9167,6 +9556,7 @@
               </w:rPr>
               <w:t>Fecha_solicitud</w:t>
             </w:r>
+            <w:proofErr w:type="spellEnd"/>
           </w:p>
           <w:p>
             <w:pPr>
@@ -9180,6 +9570,7 @@
                 <w:kern w:val="24"/>
               </w:rPr>
             </w:pPr>
+            <w:proofErr w:type="spellStart"/>
             <w:r>
               <w:rPr>
                 <w:iCs/>
@@ -9187,6 +9578,7 @@
               </w:rPr>
               <w:t>Fecha_inicio</w:t>
             </w:r>
+            <w:proofErr w:type="spellEnd"/>
           </w:p>
           <w:p>
             <w:pPr>
@@ -9200,6 +9592,7 @@
                 <w:kern w:val="24"/>
               </w:rPr>
             </w:pPr>
+            <w:proofErr w:type="spellStart"/>
             <w:r>
               <w:rPr>
                 <w:iCs/>
@@ -9207,6 +9600,7 @@
               </w:rPr>
               <w:t>Fecha_fin</w:t>
             </w:r>
+            <w:proofErr w:type="spellEnd"/>
           </w:p>
           <w:p>
             <w:pPr>
@@ -9342,7 +9736,15 @@
                 <w:color w:val="000000" w:themeColor="text1"/>
                 <w:kern w:val="24"/>
               </w:rPr>
-              <w:t>Versión 1.0</w:t>
+              <w:t>Versión 1.</w:t>
+            </w:r>
+            <w:r>
+              <w:rPr>
+                <w:iCs/>
+                <w:color w:val="000000" w:themeColor="text1"/>
+                <w:kern w:val="24"/>
+              </w:rPr>
+              <w:t>0.2</w:t>
             </w:r>
           </w:p>
         </w:tc>
@@ -9448,7 +9850,7 @@
         </w:trPr>
         <w:tc>
           <w:tcPr>
-            <w:tcW w:w="887" w:type="pct"/>
+            <w:tcW w:w="979" w:type="pct"/>
             <w:tcBorders>
               <w:top w:val="single" w:sz="8" w:space="0" w:color="000000"/>
               <w:left w:val="single" w:sz="8" w:space="0" w:color="000000"/>
@@ -9485,7 +9887,7 @@
         </w:tc>
         <w:tc>
           <w:tcPr>
-            <w:tcW w:w="4113" w:type="pct"/>
+            <w:tcW w:w="4021" w:type="pct"/>
             <w:tcBorders>
               <w:top w:val="single" w:sz="8" w:space="0" w:color="000000"/>
               <w:left w:val="single" w:sz="8" w:space="0" w:color="000000"/>
@@ -9527,7 +9929,7 @@
         </w:trPr>
         <w:tc>
           <w:tcPr>
-            <w:tcW w:w="887" w:type="pct"/>
+            <w:tcW w:w="979" w:type="pct"/>
             <w:tcBorders>
               <w:top w:val="single" w:sz="8" w:space="0" w:color="000000"/>
               <w:left w:val="single" w:sz="8" w:space="0" w:color="000000"/>
@@ -9564,7 +9966,7 @@
         </w:tc>
         <w:tc>
           <w:tcPr>
-            <w:tcW w:w="4113" w:type="pct"/>
+            <w:tcW w:w="4021" w:type="pct"/>
             <w:tcBorders>
               <w:top w:val="single" w:sz="8" w:space="0" w:color="000000"/>
               <w:left w:val="single" w:sz="8" w:space="0" w:color="000000"/>
@@ -9602,7 +10004,7 @@
         </w:trPr>
         <w:tc>
           <w:tcPr>
-            <w:tcW w:w="887" w:type="pct"/>
+            <w:tcW w:w="979" w:type="pct"/>
             <w:tcBorders>
               <w:top w:val="single" w:sz="8" w:space="0" w:color="000000"/>
               <w:left w:val="single" w:sz="8" w:space="0" w:color="000000"/>
@@ -9639,7 +10041,7 @@
         </w:tc>
         <w:tc>
           <w:tcPr>
-            <w:tcW w:w="4113" w:type="pct"/>
+            <w:tcW w:w="4021" w:type="pct"/>
             <w:tcBorders>
               <w:top w:val="single" w:sz="8" w:space="0" w:color="000000"/>
               <w:left w:val="single" w:sz="8" w:space="0" w:color="000000"/>
@@ -9677,7 +10079,7 @@
         </w:trPr>
         <w:tc>
           <w:tcPr>
-            <w:tcW w:w="887" w:type="pct"/>
+            <w:tcW w:w="979" w:type="pct"/>
             <w:tcBorders>
               <w:top w:val="single" w:sz="8" w:space="0" w:color="000000"/>
               <w:left w:val="single" w:sz="8" w:space="0" w:color="000000"/>
@@ -9714,7 +10116,7 @@
         </w:tc>
         <w:tc>
           <w:tcPr>
-            <w:tcW w:w="4113" w:type="pct"/>
+            <w:tcW w:w="4021" w:type="pct"/>
             <w:tcBorders>
               <w:top w:val="single" w:sz="8" w:space="0" w:color="000000"/>
               <w:left w:val="single" w:sz="8" w:space="0" w:color="000000"/>
@@ -9752,7 +10154,7 @@
         </w:trPr>
         <w:tc>
           <w:tcPr>
-            <w:tcW w:w="887" w:type="pct"/>
+            <w:tcW w:w="979" w:type="pct"/>
             <w:tcBorders>
               <w:top w:val="single" w:sz="8" w:space="0" w:color="000000"/>
               <w:left w:val="single" w:sz="8" w:space="0" w:color="000000"/>
@@ -9789,7 +10191,7 @@
         </w:tc>
         <w:tc>
           <w:tcPr>
-            <w:tcW w:w="4113" w:type="pct"/>
+            <w:tcW w:w="4021" w:type="pct"/>
             <w:tcBorders>
               <w:top w:val="single" w:sz="8" w:space="0" w:color="000000"/>
               <w:left w:val="single" w:sz="8" w:space="0" w:color="000000"/>
@@ -9912,7 +10314,7 @@
         </w:trPr>
         <w:tc>
           <w:tcPr>
-            <w:tcW w:w="887" w:type="pct"/>
+            <w:tcW w:w="979" w:type="pct"/>
             <w:tcBorders>
               <w:top w:val="single" w:sz="8" w:space="0" w:color="000000"/>
               <w:left w:val="single" w:sz="8" w:space="0" w:color="000000"/>
@@ -9949,7 +10351,7 @@
         </w:tc>
         <w:tc>
           <w:tcPr>
-            <w:tcW w:w="4113" w:type="pct"/>
+            <w:tcW w:w="4021" w:type="pct"/>
             <w:tcBorders>
               <w:top w:val="single" w:sz="8" w:space="0" w:color="000000"/>
               <w:left w:val="single" w:sz="8" w:space="0" w:color="000000"/>
@@ -10019,6 +10421,14 @@
                 <w:kern w:val="24"/>
               </w:rPr>
               <w:t>Versión 1.0</w:t>
+            </w:r>
+            <w:r>
+              <w:rPr>
+                <w:iCs/>
+                <w:color w:val="000000" w:themeColor="text1"/>
+                <w:kern w:val="24"/>
+              </w:rPr>
+              <w:t>.2</w:t>
             </w:r>
           </w:p>
         </w:tc>
@@ -10029,6 +10439,832 @@
         </w:trPr>
         <w:tc>
           <w:tcPr>
+            <w:tcW w:w="979" w:type="pct"/>
+            <w:tcBorders>
+              <w:top w:val="single" w:sz="8" w:space="0" w:color="000000"/>
+              <w:left w:val="single" w:sz="8" w:space="0" w:color="000000"/>
+              <w:bottom w:val="single" w:sz="8" w:space="0" w:color="000000"/>
+              <w:right w:val="single" w:sz="8" w:space="0" w:color="000000"/>
+            </w:tcBorders>
+            <w:shd w:val="clear" w:color="auto" w:fill="CCCCCC"/>
+            <w:tcMar>
+              <w:top w:w="72" w:type="dxa"/>
+              <w:left w:w="144" w:type="dxa"/>
+              <w:bottom w:w="72" w:type="dxa"/>
+              <w:right w:w="144" w:type="dxa"/>
+            </w:tcMar>
+            <w:hideMark/>
+          </w:tcPr>
+          <w:p>
+            <w:pPr>
+              <w:keepLines/>
+              <w:rPr>
+                <w:b/>
+                <w:bCs/>
+                <w:iCs/>
+              </w:rPr>
+            </w:pPr>
+            <w:r>
+              <w:rPr>
+                <w:b/>
+                <w:bCs/>
+                <w:iCs/>
+              </w:rPr>
+              <w:t>Prioridad:</w:t>
+            </w:r>
+          </w:p>
+        </w:tc>
+        <w:tc>
+          <w:tcPr>
+            <w:tcW w:w="4021" w:type="pct"/>
+            <w:tcBorders>
+              <w:top w:val="single" w:sz="8" w:space="0" w:color="000000"/>
+              <w:left w:val="single" w:sz="8" w:space="0" w:color="000000"/>
+              <w:bottom w:val="single" w:sz="8" w:space="0" w:color="000000"/>
+              <w:right w:val="single" w:sz="8" w:space="0" w:color="000000"/>
+            </w:tcBorders>
+            <w:tcMar>
+              <w:top w:w="72" w:type="dxa"/>
+              <w:left w:w="144" w:type="dxa"/>
+              <w:bottom w:w="72" w:type="dxa"/>
+              <w:right w:w="144" w:type="dxa"/>
+            </w:tcMar>
+            <w:hideMark/>
+          </w:tcPr>
+          <w:p>
+            <w:pPr>
+              <w:keepLines/>
+              <w:rPr>
+                <w:iCs/>
+              </w:rPr>
+            </w:pPr>
+            <w:r>
+              <w:rPr>
+                <w:iCs/>
+              </w:rPr>
+              <w:t>Alta</w:t>
+            </w:r>
+          </w:p>
+        </w:tc>
+      </w:tr>
+      <w:tr>
+        <w:trPr>
+          <w:trHeight w:val="369"/>
+        </w:trPr>
+        <w:tc>
+          <w:tcPr>
+            <w:tcW w:w="979" w:type="pct"/>
+            <w:tcBorders>
+              <w:top w:val="single" w:sz="8" w:space="0" w:color="000000"/>
+              <w:left w:val="single" w:sz="8" w:space="0" w:color="000000"/>
+              <w:bottom w:val="single" w:sz="8" w:space="0" w:color="000000"/>
+              <w:right w:val="single" w:sz="8" w:space="0" w:color="000000"/>
+            </w:tcBorders>
+            <w:shd w:val="clear" w:color="auto" w:fill="CCCCCC"/>
+            <w:tcMar>
+              <w:top w:w="72" w:type="dxa"/>
+              <w:left w:w="144" w:type="dxa"/>
+              <w:bottom w:w="72" w:type="dxa"/>
+              <w:right w:w="144" w:type="dxa"/>
+            </w:tcMar>
+            <w:hideMark/>
+          </w:tcPr>
+          <w:p>
+            <w:pPr>
+              <w:keepLines/>
+              <w:rPr>
+                <w:b/>
+                <w:bCs/>
+                <w:iCs/>
+              </w:rPr>
+            </w:pPr>
+            <w:r>
+              <w:rPr>
+                <w:b/>
+                <w:bCs/>
+                <w:iCs/>
+              </w:rPr>
+              <w:t>Número:</w:t>
+            </w:r>
+          </w:p>
+        </w:tc>
+        <w:tc>
+          <w:tcPr>
+            <w:tcW w:w="4021" w:type="pct"/>
+            <w:tcBorders>
+              <w:top w:val="single" w:sz="8" w:space="0" w:color="000000"/>
+              <w:left w:val="single" w:sz="8" w:space="0" w:color="000000"/>
+              <w:bottom w:val="single" w:sz="8" w:space="0" w:color="000000"/>
+              <w:right w:val="single" w:sz="8" w:space="0" w:color="000000"/>
+            </w:tcBorders>
+            <w:tcMar>
+              <w:top w:w="72" w:type="dxa"/>
+              <w:left w:w="144" w:type="dxa"/>
+              <w:bottom w:w="72" w:type="dxa"/>
+              <w:right w:w="144" w:type="dxa"/>
+            </w:tcMar>
+            <w:hideMark/>
+          </w:tcPr>
+          <w:p>
+            <w:pPr>
+              <w:keepLines/>
+              <w:rPr>
+                <w:iCs/>
+              </w:rPr>
+            </w:pPr>
+            <w:r>
+              <w:rPr>
+                <w:iCs/>
+              </w:rPr>
+              <w:t>RF1</w:t>
+            </w:r>
+            <w:r>
+              <w:rPr>
+                <w:iCs/>
+              </w:rPr>
+              <w:t>2</w:t>
+            </w:r>
+          </w:p>
+        </w:tc>
+      </w:tr>
+      <w:tr>
+        <w:trPr>
+          <w:trHeight w:val="369"/>
+        </w:trPr>
+        <w:tc>
+          <w:tcPr>
+            <w:tcW w:w="979" w:type="pct"/>
+            <w:tcBorders>
+              <w:top w:val="single" w:sz="8" w:space="0" w:color="000000"/>
+              <w:left w:val="single" w:sz="8" w:space="0" w:color="000000"/>
+              <w:bottom w:val="single" w:sz="8" w:space="0" w:color="000000"/>
+              <w:right w:val="single" w:sz="8" w:space="0" w:color="000000"/>
+            </w:tcBorders>
+            <w:shd w:val="clear" w:color="auto" w:fill="CCCCCC"/>
+            <w:tcMar>
+              <w:top w:w="72" w:type="dxa"/>
+              <w:left w:w="144" w:type="dxa"/>
+              <w:bottom w:w="72" w:type="dxa"/>
+              <w:right w:w="144" w:type="dxa"/>
+            </w:tcMar>
+            <w:hideMark/>
+          </w:tcPr>
+          <w:p>
+            <w:pPr>
+              <w:keepLines/>
+              <w:rPr>
+                <w:b/>
+                <w:bCs/>
+                <w:iCs/>
+              </w:rPr>
+            </w:pPr>
+            <w:r>
+              <w:rPr>
+                <w:b/>
+                <w:bCs/>
+                <w:iCs/>
+              </w:rPr>
+              <w:t>Título:</w:t>
+            </w:r>
+          </w:p>
+        </w:tc>
+        <w:tc>
+          <w:tcPr>
+            <w:tcW w:w="4021" w:type="pct"/>
+            <w:tcBorders>
+              <w:top w:val="single" w:sz="8" w:space="0" w:color="000000"/>
+              <w:left w:val="single" w:sz="8" w:space="0" w:color="000000"/>
+              <w:bottom w:val="single" w:sz="8" w:space="0" w:color="000000"/>
+              <w:right w:val="single" w:sz="8" w:space="0" w:color="000000"/>
+            </w:tcBorders>
+            <w:tcMar>
+              <w:top w:w="72" w:type="dxa"/>
+              <w:left w:w="144" w:type="dxa"/>
+              <w:bottom w:w="72" w:type="dxa"/>
+              <w:right w:w="144" w:type="dxa"/>
+            </w:tcMar>
+            <w:hideMark/>
+          </w:tcPr>
+          <w:p>
+            <w:pPr>
+              <w:keepLines/>
+              <w:rPr>
+                <w:iCs/>
+              </w:rPr>
+            </w:pPr>
+            <w:r>
+              <w:rPr>
+                <w:iCs/>
+              </w:rPr>
+              <w:t>Ingreso de nuevos libros por parte del administrador.</w:t>
+            </w:r>
+          </w:p>
+        </w:tc>
+      </w:tr>
+      <w:tr>
+        <w:trPr>
+          <w:trHeight w:val="369"/>
+        </w:trPr>
+        <w:tc>
+          <w:tcPr>
+            <w:tcW w:w="979" w:type="pct"/>
+            <w:tcBorders>
+              <w:top w:val="single" w:sz="8" w:space="0" w:color="000000"/>
+              <w:left w:val="single" w:sz="8" w:space="0" w:color="000000"/>
+              <w:bottom w:val="single" w:sz="8" w:space="0" w:color="000000"/>
+              <w:right w:val="single" w:sz="8" w:space="0" w:color="000000"/>
+            </w:tcBorders>
+            <w:shd w:val="clear" w:color="auto" w:fill="CCCCCC"/>
+            <w:tcMar>
+              <w:top w:w="72" w:type="dxa"/>
+              <w:left w:w="144" w:type="dxa"/>
+              <w:bottom w:w="72" w:type="dxa"/>
+              <w:right w:w="144" w:type="dxa"/>
+            </w:tcMar>
+            <w:hideMark/>
+          </w:tcPr>
+          <w:p>
+            <w:pPr>
+              <w:keepLines/>
+              <w:rPr>
+                <w:b/>
+                <w:bCs/>
+                <w:iCs/>
+              </w:rPr>
+            </w:pPr>
+            <w:r>
+              <w:rPr>
+                <w:b/>
+                <w:bCs/>
+                <w:iCs/>
+              </w:rPr>
+              <w:lastRenderedPageBreak/>
+              <w:t>Texto:</w:t>
+            </w:r>
+          </w:p>
+        </w:tc>
+        <w:tc>
+          <w:tcPr>
+            <w:tcW w:w="4021" w:type="pct"/>
+            <w:tcBorders>
+              <w:top w:val="single" w:sz="8" w:space="0" w:color="000000"/>
+              <w:left w:val="single" w:sz="8" w:space="0" w:color="000000"/>
+              <w:bottom w:val="single" w:sz="8" w:space="0" w:color="000000"/>
+              <w:right w:val="single" w:sz="8" w:space="0" w:color="000000"/>
+            </w:tcBorders>
+            <w:tcMar>
+              <w:top w:w="72" w:type="dxa"/>
+              <w:left w:w="144" w:type="dxa"/>
+              <w:bottom w:w="72" w:type="dxa"/>
+              <w:right w:w="144" w:type="dxa"/>
+            </w:tcMar>
+            <w:hideMark/>
+          </w:tcPr>
+          <w:p>
+            <w:pPr>
+              <w:keepLines/>
+              <w:rPr>
+                <w:iCs/>
+              </w:rPr>
+            </w:pPr>
+            <w:r>
+              <w:rPr>
+                <w:iCs/>
+              </w:rPr>
+              <w:t>El sistema debe permitir que el administrador pueda ingresar nuevos libros al sistema para su posterior disponibilidad en préstamos.</w:t>
+            </w:r>
+          </w:p>
+        </w:tc>
+      </w:tr>
+      <w:tr>
+        <w:trPr>
+          <w:trHeight w:val="369"/>
+        </w:trPr>
+        <w:tc>
+          <w:tcPr>
+            <w:tcW w:w="979" w:type="pct"/>
+            <w:tcBorders>
+              <w:top w:val="single" w:sz="8" w:space="0" w:color="000000"/>
+              <w:left w:val="single" w:sz="8" w:space="0" w:color="000000"/>
+              <w:bottom w:val="single" w:sz="8" w:space="0" w:color="000000"/>
+              <w:right w:val="single" w:sz="8" w:space="0" w:color="000000"/>
+            </w:tcBorders>
+            <w:shd w:val="clear" w:color="auto" w:fill="CCCCCC"/>
+            <w:tcMar>
+              <w:top w:w="72" w:type="dxa"/>
+              <w:left w:w="144" w:type="dxa"/>
+              <w:bottom w:w="72" w:type="dxa"/>
+              <w:right w:w="144" w:type="dxa"/>
+            </w:tcMar>
+            <w:hideMark/>
+          </w:tcPr>
+          <w:p>
+            <w:pPr>
+              <w:keepLines/>
+              <w:rPr>
+                <w:b/>
+                <w:bCs/>
+                <w:iCs/>
+              </w:rPr>
+            </w:pPr>
+            <w:r>
+              <w:rPr>
+                <w:b/>
+                <w:bCs/>
+                <w:iCs/>
+              </w:rPr>
+              <w:t>Tipo:</w:t>
+            </w:r>
+          </w:p>
+        </w:tc>
+        <w:tc>
+          <w:tcPr>
+            <w:tcW w:w="4021" w:type="pct"/>
+            <w:tcBorders>
+              <w:top w:val="single" w:sz="8" w:space="0" w:color="000000"/>
+              <w:left w:val="single" w:sz="8" w:space="0" w:color="000000"/>
+              <w:bottom w:val="single" w:sz="8" w:space="0" w:color="000000"/>
+              <w:right w:val="single" w:sz="8" w:space="0" w:color="000000"/>
+            </w:tcBorders>
+            <w:tcMar>
+              <w:top w:w="72" w:type="dxa"/>
+              <w:left w:w="144" w:type="dxa"/>
+              <w:bottom w:w="72" w:type="dxa"/>
+              <w:right w:w="144" w:type="dxa"/>
+            </w:tcMar>
+            <w:hideMark/>
+          </w:tcPr>
+          <w:p>
+            <w:pPr>
+              <w:keepLines/>
+              <w:rPr>
+                <w:iCs/>
+              </w:rPr>
+            </w:pPr>
+            <w:r>
+              <w:rPr>
+                <w:iCs/>
+              </w:rPr>
+              <w:t xml:space="preserve">Funcional </w:t>
+            </w:r>
+          </w:p>
+        </w:tc>
+      </w:tr>
+      <w:tr>
+        <w:trPr>
+          <w:trHeight w:val="369"/>
+        </w:trPr>
+        <w:tc>
+          <w:tcPr>
+            <w:tcW w:w="979" w:type="pct"/>
+            <w:tcBorders>
+              <w:top w:val="single" w:sz="8" w:space="0" w:color="000000"/>
+              <w:left w:val="single" w:sz="8" w:space="0" w:color="000000"/>
+              <w:bottom w:val="single" w:sz="8" w:space="0" w:color="000000"/>
+              <w:right w:val="single" w:sz="8" w:space="0" w:color="000000"/>
+            </w:tcBorders>
+            <w:shd w:val="clear" w:color="auto" w:fill="CCCCCC"/>
+            <w:tcMar>
+              <w:top w:w="72" w:type="dxa"/>
+              <w:left w:w="144" w:type="dxa"/>
+              <w:bottom w:w="72" w:type="dxa"/>
+              <w:right w:w="144" w:type="dxa"/>
+            </w:tcMar>
+            <w:hideMark/>
+          </w:tcPr>
+          <w:p>
+            <w:pPr>
+              <w:keepLines/>
+              <w:rPr>
+                <w:b/>
+                <w:bCs/>
+                <w:iCs/>
+              </w:rPr>
+            </w:pPr>
+            <w:r>
+              <w:rPr>
+                <w:b/>
+                <w:bCs/>
+                <w:iCs/>
+              </w:rPr>
+              <w:t>Detalles de requisitos y restricciones:</w:t>
+            </w:r>
+          </w:p>
+        </w:tc>
+        <w:tc>
+          <w:tcPr>
+            <w:tcW w:w="4021" w:type="pct"/>
+            <w:tcBorders>
+              <w:top w:val="single" w:sz="8" w:space="0" w:color="000000"/>
+              <w:left w:val="single" w:sz="8" w:space="0" w:color="000000"/>
+              <w:bottom w:val="single" w:sz="8" w:space="0" w:color="000000"/>
+              <w:right w:val="single" w:sz="8" w:space="0" w:color="000000"/>
+            </w:tcBorders>
+            <w:tcMar>
+              <w:top w:w="72" w:type="dxa"/>
+              <w:left w:w="144" w:type="dxa"/>
+              <w:bottom w:w="72" w:type="dxa"/>
+              <w:right w:w="144" w:type="dxa"/>
+            </w:tcMar>
+            <w:hideMark/>
+          </w:tcPr>
+          <w:p>
+            <w:pPr>
+              <w:pStyle w:val="Prrafodelista"/>
+              <w:numPr>
+                <w:ilvl w:val="0"/>
+                <w:numId w:val="56"/>
+              </w:numPr>
+              <w:rPr>
+                <w:iCs/>
+              </w:rPr>
+            </w:pPr>
+            <w:r>
+              <w:rPr>
+                <w:iCs/>
+              </w:rPr>
+              <w:t>Solo los usuarios con rol de administrador podrán acceder a esta funcionalidad.</w:t>
+            </w:r>
+          </w:p>
+          <w:p>
+            <w:pPr>
+              <w:pStyle w:val="Prrafodelista"/>
+              <w:numPr>
+                <w:ilvl w:val="0"/>
+                <w:numId w:val="56"/>
+              </w:numPr>
+              <w:rPr>
+                <w:iCs/>
+              </w:rPr>
+            </w:pPr>
+            <w:r>
+              <w:rPr>
+                <w:iCs/>
+              </w:rPr>
+              <w:t>El sistema debe validar que los campos obligatorios estén completos antes del ingreso.</w:t>
+            </w:r>
+          </w:p>
+          <w:p>
+            <w:pPr>
+              <w:pStyle w:val="Prrafodelista"/>
+              <w:numPr>
+                <w:ilvl w:val="0"/>
+                <w:numId w:val="56"/>
+              </w:numPr>
+              <w:rPr>
+                <w:iCs/>
+              </w:rPr>
+            </w:pPr>
+            <w:r>
+              <w:rPr>
+                <w:iCs/>
+              </w:rPr>
+              <w:t>El formulario de ingreso debe permitir introducir los siguientes datos:</w:t>
+            </w:r>
+          </w:p>
+          <w:p>
+            <w:pPr>
+              <w:pStyle w:val="Prrafodelista"/>
+              <w:numPr>
+                <w:ilvl w:val="0"/>
+                <w:numId w:val="69"/>
+              </w:numPr>
+              <w:rPr>
+                <w:iCs/>
+              </w:rPr>
+            </w:pPr>
+            <w:r>
+              <w:rPr>
+                <w:iCs/>
+              </w:rPr>
+              <w:t>ISBN</w:t>
+            </w:r>
+          </w:p>
+          <w:p>
+            <w:pPr>
+              <w:pStyle w:val="Prrafodelista"/>
+              <w:numPr>
+                <w:ilvl w:val="0"/>
+                <w:numId w:val="69"/>
+              </w:numPr>
+              <w:rPr>
+                <w:iCs/>
+              </w:rPr>
+            </w:pPr>
+            <w:r>
+              <w:rPr>
+                <w:iCs/>
+              </w:rPr>
+              <w:t>Titulo</w:t>
+            </w:r>
+          </w:p>
+          <w:p>
+            <w:pPr>
+              <w:pStyle w:val="Prrafodelista"/>
+              <w:numPr>
+                <w:ilvl w:val="0"/>
+                <w:numId w:val="69"/>
+              </w:numPr>
+              <w:rPr>
+                <w:iCs/>
+              </w:rPr>
+            </w:pPr>
+            <w:r>
+              <w:rPr>
+                <w:iCs/>
+              </w:rPr>
+              <w:t>Autor</w:t>
+            </w:r>
+          </w:p>
+          <w:p>
+            <w:pPr>
+              <w:pStyle w:val="Prrafodelista"/>
+              <w:numPr>
+                <w:ilvl w:val="0"/>
+                <w:numId w:val="69"/>
+              </w:numPr>
+              <w:rPr>
+                <w:iCs/>
+              </w:rPr>
+            </w:pPr>
+            <w:r>
+              <w:rPr>
+                <w:iCs/>
+              </w:rPr>
+              <w:t>Género</w:t>
+            </w:r>
+          </w:p>
+          <w:p>
+            <w:pPr>
+              <w:pStyle w:val="Prrafodelista"/>
+              <w:numPr>
+                <w:ilvl w:val="0"/>
+                <w:numId w:val="69"/>
+              </w:numPr>
+              <w:rPr>
+                <w:iCs/>
+              </w:rPr>
+            </w:pPr>
+            <w:r>
+              <w:rPr>
+                <w:iCs/>
+              </w:rPr>
+              <w:t>Cantidad</w:t>
+            </w:r>
+          </w:p>
+          <w:p>
+            <w:pPr>
+              <w:pStyle w:val="Prrafodelista"/>
+              <w:numPr>
+                <w:ilvl w:val="0"/>
+                <w:numId w:val="69"/>
+              </w:numPr>
+              <w:rPr>
+                <w:iCs/>
+              </w:rPr>
+            </w:pPr>
+            <w:r>
+              <w:rPr>
+                <w:iCs/>
+              </w:rPr>
+              <w:t>Editorial</w:t>
+            </w:r>
+          </w:p>
+        </w:tc>
+      </w:tr>
+      <w:tr>
+        <w:trPr>
+          <w:trHeight w:val="369"/>
+        </w:trPr>
+        <w:tc>
+          <w:tcPr>
+            <w:tcW w:w="979" w:type="pct"/>
+            <w:tcBorders>
+              <w:top w:val="single" w:sz="8" w:space="0" w:color="000000"/>
+              <w:left w:val="single" w:sz="8" w:space="0" w:color="000000"/>
+              <w:bottom w:val="single" w:sz="8" w:space="0" w:color="000000"/>
+              <w:right w:val="single" w:sz="8" w:space="0" w:color="000000"/>
+            </w:tcBorders>
+            <w:shd w:val="clear" w:color="auto" w:fill="CCCCCC"/>
+            <w:tcMar>
+              <w:top w:w="72" w:type="dxa"/>
+              <w:left w:w="144" w:type="dxa"/>
+              <w:bottom w:w="72" w:type="dxa"/>
+              <w:right w:w="144" w:type="dxa"/>
+            </w:tcMar>
+            <w:hideMark/>
+          </w:tcPr>
+          <w:p>
+            <w:pPr>
+              <w:keepLines/>
+              <w:rPr>
+                <w:b/>
+                <w:bCs/>
+                <w:iCs/>
+              </w:rPr>
+            </w:pPr>
+            <w:r>
+              <w:rPr>
+                <w:b/>
+                <w:bCs/>
+                <w:iCs/>
+              </w:rPr>
+              <w:t>Fecha de revisión y versión:</w:t>
+            </w:r>
+          </w:p>
+        </w:tc>
+        <w:tc>
+          <w:tcPr>
+            <w:tcW w:w="4021" w:type="pct"/>
+            <w:tcBorders>
+              <w:top w:val="single" w:sz="8" w:space="0" w:color="000000"/>
+              <w:left w:val="single" w:sz="8" w:space="0" w:color="000000"/>
+              <w:bottom w:val="single" w:sz="8" w:space="0" w:color="000000"/>
+              <w:right w:val="single" w:sz="8" w:space="0" w:color="000000"/>
+            </w:tcBorders>
+            <w:tcMar>
+              <w:top w:w="72" w:type="dxa"/>
+              <w:left w:w="144" w:type="dxa"/>
+              <w:bottom w:w="72" w:type="dxa"/>
+              <w:right w:w="144" w:type="dxa"/>
+            </w:tcMar>
+            <w:hideMark/>
+          </w:tcPr>
+          <w:p>
+            <w:pPr>
+              <w:keepLines/>
+              <w:rPr>
+                <w:iCs/>
+              </w:rPr>
+            </w:pPr>
+            <w:r>
+              <w:rPr>
+                <w:iCs/>
+              </w:rPr>
+              <w:t>26</w:t>
+            </w:r>
+            <w:r>
+              <w:rPr>
+                <w:iCs/>
+              </w:rPr>
+              <w:t>/</w:t>
+            </w:r>
+            <w:r>
+              <w:rPr>
+                <w:iCs/>
+              </w:rPr>
+              <w:t>06</w:t>
+            </w:r>
+            <w:r>
+              <w:rPr>
+                <w:iCs/>
+              </w:rPr>
+              <w:t>/2025</w:t>
+            </w:r>
+          </w:p>
+          <w:p>
+            <w:pPr>
+              <w:keepLines/>
+              <w:rPr>
+                <w:iCs/>
+              </w:rPr>
+            </w:pPr>
+            <w:r>
+              <w:rPr>
+                <w:iCs/>
+              </w:rPr>
+              <w:t>Versión 1.</w:t>
+            </w:r>
+            <w:r>
+              <w:rPr>
+                <w:iCs/>
+              </w:rPr>
+              <w:t>1.0</w:t>
+            </w:r>
+          </w:p>
+        </w:tc>
+      </w:tr>
+      <w:tr>
+        <w:trPr>
+          <w:trHeight w:val="369"/>
+        </w:trPr>
+        <w:tc>
+          <w:tcPr>
+            <w:tcW w:w="979" w:type="pct"/>
+            <w:tcBorders>
+              <w:top w:val="single" w:sz="8" w:space="0" w:color="000000"/>
+              <w:left w:val="single" w:sz="8" w:space="0" w:color="000000"/>
+              <w:bottom w:val="single" w:sz="8" w:space="0" w:color="000000"/>
+              <w:right w:val="single" w:sz="8" w:space="0" w:color="000000"/>
+            </w:tcBorders>
+            <w:shd w:val="clear" w:color="auto" w:fill="CCCCCC"/>
+            <w:tcMar>
+              <w:top w:w="72" w:type="dxa"/>
+              <w:left w:w="144" w:type="dxa"/>
+              <w:bottom w:w="72" w:type="dxa"/>
+              <w:right w:w="144" w:type="dxa"/>
+            </w:tcMar>
+            <w:hideMark/>
+          </w:tcPr>
+          <w:p>
+            <w:pPr>
+              <w:keepLines/>
+              <w:rPr>
+                <w:b/>
+                <w:bCs/>
+                <w:iCs/>
+              </w:rPr>
+            </w:pPr>
+            <w:r>
+              <w:rPr>
+                <w:b/>
+                <w:bCs/>
+                <w:iCs/>
+              </w:rPr>
+              <w:t>Prioridad:</w:t>
+            </w:r>
+          </w:p>
+        </w:tc>
+        <w:tc>
+          <w:tcPr>
+            <w:tcW w:w="4021" w:type="pct"/>
+            <w:tcBorders>
+              <w:top w:val="single" w:sz="8" w:space="0" w:color="000000"/>
+              <w:left w:val="single" w:sz="8" w:space="0" w:color="000000"/>
+              <w:bottom w:val="single" w:sz="8" w:space="0" w:color="000000"/>
+              <w:right w:val="single" w:sz="8" w:space="0" w:color="000000"/>
+            </w:tcBorders>
+            <w:tcMar>
+              <w:top w:w="72" w:type="dxa"/>
+              <w:left w:w="144" w:type="dxa"/>
+              <w:bottom w:w="72" w:type="dxa"/>
+              <w:right w:w="144" w:type="dxa"/>
+            </w:tcMar>
+            <w:hideMark/>
+          </w:tcPr>
+          <w:p>
+            <w:pPr>
+              <w:keepLines/>
+              <w:rPr>
+                <w:iCs/>
+              </w:rPr>
+            </w:pPr>
+            <w:r>
+              <w:rPr>
+                <w:iCs/>
+              </w:rPr>
+              <w:t>Alt</w:t>
+            </w:r>
+            <w:r>
+              <w:rPr>
+                <w:iCs/>
+              </w:rPr>
+              <w:t>a</w:t>
+            </w:r>
+          </w:p>
+        </w:tc>
+      </w:tr>
+    </w:tbl>
+    <w:p>
+      <w:pPr>
+        <w:rPr>
+          <w:lang w:val="es-MX"/>
+        </w:rPr>
+      </w:pPr>
+    </w:p>
+    <w:p>
+      <w:pPr>
+        <w:rPr>
+          <w:lang w:val="es-MX"/>
+        </w:rPr>
+      </w:pPr>
+    </w:p>
+    <w:p>
+      <w:pPr>
+        <w:rPr>
+          <w:lang w:val="es-MX"/>
+        </w:rPr>
+      </w:pPr>
+    </w:p>
+    <w:tbl>
+      <w:tblPr>
+        <w:tblW w:w="5000" w:type="pct"/>
+        <w:tblCellMar>
+          <w:left w:w="0" w:type="dxa"/>
+          <w:right w:w="0" w:type="dxa"/>
+        </w:tblCellMar>
+        <w:tblLook w:val="0600" w:firstRow="0" w:lastRow="0" w:firstColumn="0" w:lastColumn="0" w:noHBand="1" w:noVBand="1"/>
+      </w:tblPr>
+      <w:tblGrid>
+        <w:gridCol w:w="1661"/>
+        <w:gridCol w:w="6823"/>
+      </w:tblGrid>
+      <w:tr>
+        <w:trPr>
+          <w:trHeight w:val="354"/>
+        </w:trPr>
+        <w:tc>
+          <w:tcPr>
             <w:tcW w:w="887" w:type="pct"/>
             <w:tcBorders>
               <w:top w:val="single" w:sz="8" w:space="0" w:color="000000"/>
@@ -10060,6 +11296,557 @@
                 <w:bCs/>
                 <w:iCs/>
               </w:rPr>
+              <w:t>Número:</w:t>
+            </w:r>
+          </w:p>
+        </w:tc>
+        <w:tc>
+          <w:tcPr>
+            <w:tcW w:w="4113" w:type="pct"/>
+            <w:tcBorders>
+              <w:top w:val="single" w:sz="8" w:space="0" w:color="000000"/>
+              <w:left w:val="single" w:sz="8" w:space="0" w:color="000000"/>
+              <w:bottom w:val="single" w:sz="8" w:space="0" w:color="000000"/>
+              <w:right w:val="single" w:sz="8" w:space="0" w:color="000000"/>
+            </w:tcBorders>
+            <w:tcMar>
+              <w:top w:w="72" w:type="dxa"/>
+              <w:left w:w="144" w:type="dxa"/>
+              <w:bottom w:w="72" w:type="dxa"/>
+              <w:right w:w="144" w:type="dxa"/>
+            </w:tcMar>
+            <w:hideMark/>
+          </w:tcPr>
+          <w:p>
+            <w:pPr>
+              <w:keepLines/>
+              <w:ind w:left="708" w:hanging="708"/>
+              <w:contextualSpacing/>
+              <w:rPr>
+                <w:bCs/>
+                <w:iCs/>
+                <w:color w:val="0000FF"/>
+              </w:rPr>
+            </w:pPr>
+            <w:r>
+              <w:rPr>
+                <w:bCs/>
+                <w:iCs/>
+              </w:rPr>
+              <w:t>RF1</w:t>
+            </w:r>
+            <w:r>
+              <w:rPr>
+                <w:bCs/>
+                <w:iCs/>
+              </w:rPr>
+              <w:t>3</w:t>
+            </w:r>
+          </w:p>
+        </w:tc>
+      </w:tr>
+      <w:tr>
+        <w:trPr>
+          <w:trHeight w:val="390"/>
+        </w:trPr>
+        <w:tc>
+          <w:tcPr>
+            <w:tcW w:w="887" w:type="pct"/>
+            <w:tcBorders>
+              <w:top w:val="single" w:sz="8" w:space="0" w:color="000000"/>
+              <w:left w:val="single" w:sz="8" w:space="0" w:color="000000"/>
+              <w:bottom w:val="single" w:sz="8" w:space="0" w:color="000000"/>
+              <w:right w:val="single" w:sz="8" w:space="0" w:color="000000"/>
+            </w:tcBorders>
+            <w:shd w:val="clear" w:color="auto" w:fill="CCCCCC"/>
+            <w:tcMar>
+              <w:top w:w="72" w:type="dxa"/>
+              <w:left w:w="144" w:type="dxa"/>
+              <w:bottom w:w="72" w:type="dxa"/>
+              <w:right w:w="144" w:type="dxa"/>
+            </w:tcMar>
+            <w:hideMark/>
+          </w:tcPr>
+          <w:p>
+            <w:pPr>
+              <w:keepLines/>
+              <w:rPr>
+                <w:b/>
+                <w:bCs/>
+                <w:iCs/>
+              </w:rPr>
+            </w:pPr>
+            <w:r>
+              <w:rPr>
+                <w:b/>
+                <w:bCs/>
+                <w:iCs/>
+              </w:rPr>
+              <w:t>Título:</w:t>
+            </w:r>
+          </w:p>
+        </w:tc>
+        <w:tc>
+          <w:tcPr>
+            <w:tcW w:w="4113" w:type="pct"/>
+            <w:tcBorders>
+              <w:top w:val="single" w:sz="8" w:space="0" w:color="000000"/>
+              <w:left w:val="single" w:sz="8" w:space="0" w:color="000000"/>
+              <w:bottom w:val="single" w:sz="8" w:space="0" w:color="000000"/>
+              <w:right w:val="single" w:sz="8" w:space="0" w:color="000000"/>
+            </w:tcBorders>
+            <w:tcMar>
+              <w:top w:w="72" w:type="dxa"/>
+              <w:left w:w="144" w:type="dxa"/>
+              <w:bottom w:w="72" w:type="dxa"/>
+              <w:right w:w="144" w:type="dxa"/>
+            </w:tcMar>
+            <w:hideMark/>
+          </w:tcPr>
+          <w:p>
+            <w:pPr>
+              <w:keepLines/>
+              <w:rPr>
+                <w:iCs/>
+              </w:rPr>
+            </w:pPr>
+            <w:r>
+              <w:rPr>
+                <w:rFonts w:eastAsia="MS Mincho"/>
+                <w:lang w:val="es-419" w:eastAsia="en-US"/>
+              </w:rPr>
+              <w:t>Visualización de todos los libros por parte del administrador.</w:t>
+            </w:r>
+          </w:p>
+        </w:tc>
+      </w:tr>
+      <w:tr>
+        <w:trPr>
+          <w:trHeight w:val="284"/>
+        </w:trPr>
+        <w:tc>
+          <w:tcPr>
+            <w:tcW w:w="887" w:type="pct"/>
+            <w:tcBorders>
+              <w:top w:val="single" w:sz="8" w:space="0" w:color="000000"/>
+              <w:left w:val="single" w:sz="8" w:space="0" w:color="000000"/>
+              <w:bottom w:val="single" w:sz="8" w:space="0" w:color="000000"/>
+              <w:right w:val="single" w:sz="8" w:space="0" w:color="000000"/>
+            </w:tcBorders>
+            <w:shd w:val="clear" w:color="auto" w:fill="CCCCCC"/>
+            <w:tcMar>
+              <w:top w:w="72" w:type="dxa"/>
+              <w:left w:w="144" w:type="dxa"/>
+              <w:bottom w:w="72" w:type="dxa"/>
+              <w:right w:w="144" w:type="dxa"/>
+            </w:tcMar>
+            <w:hideMark/>
+          </w:tcPr>
+          <w:p>
+            <w:pPr>
+              <w:keepLines/>
+              <w:rPr>
+                <w:b/>
+                <w:bCs/>
+                <w:iCs/>
+              </w:rPr>
+            </w:pPr>
+            <w:r>
+              <w:rPr>
+                <w:b/>
+                <w:bCs/>
+                <w:iCs/>
+              </w:rPr>
+              <w:t>Texto:</w:t>
+            </w:r>
+          </w:p>
+        </w:tc>
+        <w:tc>
+          <w:tcPr>
+            <w:tcW w:w="4113" w:type="pct"/>
+            <w:tcBorders>
+              <w:top w:val="single" w:sz="8" w:space="0" w:color="000000"/>
+              <w:left w:val="single" w:sz="8" w:space="0" w:color="000000"/>
+              <w:bottom w:val="single" w:sz="8" w:space="0" w:color="000000"/>
+              <w:right w:val="single" w:sz="8" w:space="0" w:color="000000"/>
+            </w:tcBorders>
+            <w:tcMar>
+              <w:top w:w="72" w:type="dxa"/>
+              <w:left w:w="144" w:type="dxa"/>
+              <w:bottom w:w="72" w:type="dxa"/>
+              <w:right w:w="144" w:type="dxa"/>
+            </w:tcMar>
+            <w:hideMark/>
+          </w:tcPr>
+          <w:p>
+            <w:pPr>
+              <w:keepLines/>
+              <w:rPr>
+                <w:iCs/>
+              </w:rPr>
+            </w:pPr>
+            <w:r>
+              <w:rPr>
+                <w:iCs/>
+                <w:kern w:val="24"/>
+              </w:rPr>
+              <w:t>El sistema debe permitir al administrador visualizar el listado completo de libros registrados en el sistema, incluyendo su información y disponibilidad.</w:t>
+            </w:r>
+          </w:p>
+        </w:tc>
+      </w:tr>
+      <w:tr>
+        <w:trPr>
+          <w:trHeight w:val="187"/>
+        </w:trPr>
+        <w:tc>
+          <w:tcPr>
+            <w:tcW w:w="887" w:type="pct"/>
+            <w:tcBorders>
+              <w:top w:val="single" w:sz="8" w:space="0" w:color="000000"/>
+              <w:left w:val="single" w:sz="8" w:space="0" w:color="000000"/>
+              <w:bottom w:val="single" w:sz="8" w:space="0" w:color="000000"/>
+              <w:right w:val="single" w:sz="8" w:space="0" w:color="000000"/>
+            </w:tcBorders>
+            <w:shd w:val="clear" w:color="auto" w:fill="CCCCCC"/>
+            <w:tcMar>
+              <w:top w:w="72" w:type="dxa"/>
+              <w:left w:w="144" w:type="dxa"/>
+              <w:bottom w:w="72" w:type="dxa"/>
+              <w:right w:w="144" w:type="dxa"/>
+            </w:tcMar>
+            <w:hideMark/>
+          </w:tcPr>
+          <w:p>
+            <w:pPr>
+              <w:keepLines/>
+              <w:rPr>
+                <w:b/>
+                <w:bCs/>
+                <w:iCs/>
+              </w:rPr>
+            </w:pPr>
+            <w:r>
+              <w:rPr>
+                <w:b/>
+                <w:bCs/>
+                <w:iCs/>
+              </w:rPr>
+              <w:t>Tipo:</w:t>
+            </w:r>
+          </w:p>
+        </w:tc>
+        <w:tc>
+          <w:tcPr>
+            <w:tcW w:w="4113" w:type="pct"/>
+            <w:tcBorders>
+              <w:top w:val="single" w:sz="8" w:space="0" w:color="000000"/>
+              <w:left w:val="single" w:sz="8" w:space="0" w:color="000000"/>
+              <w:bottom w:val="single" w:sz="8" w:space="0" w:color="000000"/>
+              <w:right w:val="single" w:sz="8" w:space="0" w:color="000000"/>
+            </w:tcBorders>
+            <w:tcMar>
+              <w:top w:w="72" w:type="dxa"/>
+              <w:left w:w="144" w:type="dxa"/>
+              <w:bottom w:w="72" w:type="dxa"/>
+              <w:right w:w="144" w:type="dxa"/>
+            </w:tcMar>
+            <w:hideMark/>
+          </w:tcPr>
+          <w:p>
+            <w:pPr>
+              <w:keepLines/>
+              <w:rPr>
+                <w:iCs/>
+              </w:rPr>
+            </w:pPr>
+            <w:r>
+              <w:rPr>
+                <w:iCs/>
+                <w:kern w:val="24"/>
+              </w:rPr>
+              <w:t xml:space="preserve">Funcional </w:t>
+            </w:r>
+          </w:p>
+        </w:tc>
+      </w:tr>
+      <w:tr>
+        <w:trPr>
+          <w:trHeight w:val="1310"/>
+        </w:trPr>
+        <w:tc>
+          <w:tcPr>
+            <w:tcW w:w="887" w:type="pct"/>
+            <w:tcBorders>
+              <w:top w:val="single" w:sz="8" w:space="0" w:color="000000"/>
+              <w:left w:val="single" w:sz="8" w:space="0" w:color="000000"/>
+              <w:bottom w:val="single" w:sz="8" w:space="0" w:color="000000"/>
+              <w:right w:val="single" w:sz="8" w:space="0" w:color="000000"/>
+            </w:tcBorders>
+            <w:shd w:val="clear" w:color="auto" w:fill="CCCCCC"/>
+            <w:tcMar>
+              <w:top w:w="72" w:type="dxa"/>
+              <w:left w:w="144" w:type="dxa"/>
+              <w:bottom w:w="72" w:type="dxa"/>
+              <w:right w:w="144" w:type="dxa"/>
+            </w:tcMar>
+            <w:hideMark/>
+          </w:tcPr>
+          <w:p>
+            <w:pPr>
+              <w:keepLines/>
+              <w:rPr>
+                <w:b/>
+                <w:bCs/>
+                <w:iCs/>
+              </w:rPr>
+            </w:pPr>
+            <w:r>
+              <w:rPr>
+                <w:b/>
+                <w:bCs/>
+                <w:iCs/>
+              </w:rPr>
+              <w:t>Detalles de requisitos y restricciones:</w:t>
+            </w:r>
+          </w:p>
+        </w:tc>
+        <w:tc>
+          <w:tcPr>
+            <w:tcW w:w="4113" w:type="pct"/>
+            <w:tcBorders>
+              <w:top w:val="single" w:sz="8" w:space="0" w:color="000000"/>
+              <w:left w:val="single" w:sz="8" w:space="0" w:color="000000"/>
+              <w:bottom w:val="single" w:sz="8" w:space="0" w:color="000000"/>
+              <w:right w:val="single" w:sz="8" w:space="0" w:color="000000"/>
+            </w:tcBorders>
+            <w:tcMar>
+              <w:top w:w="72" w:type="dxa"/>
+              <w:left w:w="144" w:type="dxa"/>
+              <w:bottom w:w="72" w:type="dxa"/>
+              <w:right w:w="144" w:type="dxa"/>
+            </w:tcMar>
+            <w:hideMark/>
+          </w:tcPr>
+          <w:p>
+            <w:pPr>
+              <w:pStyle w:val="Prrafodelista"/>
+              <w:numPr>
+                <w:ilvl w:val="0"/>
+                <w:numId w:val="56"/>
+              </w:numPr>
+              <w:rPr>
+                <w:iCs/>
+                <w:kern w:val="24"/>
+              </w:rPr>
+            </w:pPr>
+            <w:r>
+              <w:rPr>
+                <w:iCs/>
+                <w:kern w:val="24"/>
+              </w:rPr>
+              <w:t>Solo los usuarios con rol de administrador podrán acceder a esta funcionalidad.</w:t>
+            </w:r>
+          </w:p>
+          <w:p>
+            <w:pPr>
+              <w:pStyle w:val="Prrafodelista"/>
+              <w:numPr>
+                <w:ilvl w:val="0"/>
+                <w:numId w:val="56"/>
+              </w:numPr>
+              <w:rPr>
+                <w:iCs/>
+                <w:kern w:val="24"/>
+              </w:rPr>
+            </w:pPr>
+            <w:r>
+              <w:rPr>
+                <w:iCs/>
+                <w:kern w:val="24"/>
+              </w:rPr>
+              <w:t>Debe ser posible aplicar filtros de búsqueda por título</w:t>
+            </w:r>
+            <w:r>
+              <w:rPr>
+                <w:iCs/>
+                <w:kern w:val="24"/>
+              </w:rPr>
+              <w:t>.</w:t>
+            </w:r>
+          </w:p>
+        </w:tc>
+      </w:tr>
+      <w:tr>
+        <w:trPr>
+          <w:trHeight w:val="942"/>
+        </w:trPr>
+        <w:tc>
+          <w:tcPr>
+            <w:tcW w:w="887" w:type="pct"/>
+            <w:tcBorders>
+              <w:top w:val="single" w:sz="8" w:space="0" w:color="000000"/>
+              <w:left w:val="single" w:sz="8" w:space="0" w:color="000000"/>
+              <w:bottom w:val="single" w:sz="8" w:space="0" w:color="000000"/>
+              <w:right w:val="single" w:sz="8" w:space="0" w:color="000000"/>
+            </w:tcBorders>
+            <w:shd w:val="clear" w:color="auto" w:fill="CCCCCC"/>
+            <w:tcMar>
+              <w:top w:w="72" w:type="dxa"/>
+              <w:left w:w="144" w:type="dxa"/>
+              <w:bottom w:w="72" w:type="dxa"/>
+              <w:right w:w="144" w:type="dxa"/>
+            </w:tcMar>
+            <w:hideMark/>
+          </w:tcPr>
+          <w:p>
+            <w:pPr>
+              <w:keepLines/>
+              <w:rPr>
+                <w:b/>
+                <w:bCs/>
+                <w:iCs/>
+              </w:rPr>
+            </w:pPr>
+            <w:r>
+              <w:rPr>
+                <w:b/>
+                <w:bCs/>
+                <w:iCs/>
+              </w:rPr>
+              <w:t>Fecha de revisión y versión:</w:t>
+            </w:r>
+          </w:p>
+        </w:tc>
+        <w:tc>
+          <w:tcPr>
+            <w:tcW w:w="4113" w:type="pct"/>
+            <w:tcBorders>
+              <w:top w:val="single" w:sz="8" w:space="0" w:color="000000"/>
+              <w:left w:val="single" w:sz="8" w:space="0" w:color="000000"/>
+              <w:bottom w:val="single" w:sz="8" w:space="0" w:color="000000"/>
+              <w:right w:val="single" w:sz="8" w:space="0" w:color="000000"/>
+            </w:tcBorders>
+            <w:tcMar>
+              <w:top w:w="72" w:type="dxa"/>
+              <w:left w:w="144" w:type="dxa"/>
+              <w:bottom w:w="72" w:type="dxa"/>
+              <w:right w:w="144" w:type="dxa"/>
+            </w:tcMar>
+            <w:hideMark/>
+          </w:tcPr>
+          <w:p>
+            <w:pPr>
+              <w:keepLines/>
+              <w:rPr>
+                <w:iCs/>
+                <w:color w:val="000000" w:themeColor="text1"/>
+              </w:rPr>
+            </w:pPr>
+            <w:r>
+              <w:rPr>
+                <w:iCs/>
+                <w:color w:val="000000" w:themeColor="text1"/>
+                <w:kern w:val="24"/>
+              </w:rPr>
+              <w:t>26</w:t>
+            </w:r>
+            <w:r>
+              <w:rPr>
+                <w:iCs/>
+                <w:color w:val="000000" w:themeColor="text1"/>
+                <w:kern w:val="24"/>
+              </w:rPr>
+              <w:t>/0</w:t>
+            </w:r>
+            <w:r>
+              <w:rPr>
+                <w:iCs/>
+                <w:color w:val="000000" w:themeColor="text1"/>
+                <w:kern w:val="24"/>
+              </w:rPr>
+              <w:t>6</w:t>
+            </w:r>
+            <w:r>
+              <w:rPr>
+                <w:iCs/>
+                <w:color w:val="000000" w:themeColor="text1"/>
+                <w:kern w:val="24"/>
+              </w:rPr>
+              <w:t>/2025</w:t>
+            </w:r>
+          </w:p>
+          <w:p>
+            <w:pPr>
+              <w:keepLines/>
+              <w:rPr>
+                <w:iCs/>
+              </w:rPr>
+            </w:pPr>
+            <w:r>
+              <w:rPr>
+                <w:iCs/>
+                <w:color w:val="000000" w:themeColor="text1"/>
+                <w:kern w:val="24"/>
+              </w:rPr>
+              <w:t>Versión 1.</w:t>
+            </w:r>
+            <w:r>
+              <w:rPr>
+                <w:iCs/>
+                <w:color w:val="000000" w:themeColor="text1"/>
+                <w:kern w:val="24"/>
+              </w:rPr>
+              <w:t>1</w:t>
+            </w:r>
+            <w:r>
+              <w:rPr>
+                <w:iCs/>
+                <w:color w:val="000000" w:themeColor="text1"/>
+                <w:kern w:val="24"/>
+              </w:rPr>
+              <w:t>.0</w:t>
+            </w:r>
+          </w:p>
+        </w:tc>
+      </w:tr>
+      <w:tr>
+        <w:trPr>
+          <w:trHeight w:val="369"/>
+        </w:trPr>
+        <w:tc>
+          <w:tcPr>
+            <w:tcW w:w="887" w:type="pct"/>
+            <w:tcBorders>
+              <w:top w:val="single" w:sz="8" w:space="0" w:color="000000"/>
+              <w:left w:val="single" w:sz="8" w:space="0" w:color="000000"/>
+              <w:bottom w:val="single" w:sz="8" w:space="0" w:color="000000"/>
+              <w:right w:val="single" w:sz="8" w:space="0" w:color="000000"/>
+            </w:tcBorders>
+            <w:shd w:val="clear" w:color="auto" w:fill="CCCCCC"/>
+            <w:tcMar>
+              <w:top w:w="72" w:type="dxa"/>
+              <w:left w:w="144" w:type="dxa"/>
+              <w:bottom w:w="72" w:type="dxa"/>
+              <w:right w:w="144" w:type="dxa"/>
+            </w:tcMar>
+            <w:hideMark/>
+          </w:tcPr>
+          <w:p>
+            <w:pPr>
+              <w:keepLines/>
+              <w:rPr>
+                <w:b/>
+                <w:bCs/>
+                <w:iCs/>
+              </w:rPr>
+            </w:pPr>
+            <w:r>
+              <w:rPr>
+                <w:b/>
+                <w:bCs/>
+                <w:iCs/>
+              </w:rPr>
               <w:t>Prioridad:</w:t>
             </w:r>
           </w:p>
@@ -10093,6 +11880,2021 @@
                 <w:iCs/>
               </w:rPr>
               <w:t>Alta</w:t>
+            </w:r>
+          </w:p>
+        </w:tc>
+      </w:tr>
+    </w:tbl>
+    <w:p>
+      <w:pPr>
+        <w:rPr>
+          <w:lang w:val="es-MX"/>
+        </w:rPr>
+      </w:pPr>
+    </w:p>
+    <w:p>
+      <w:pPr>
+        <w:rPr>
+          <w:lang w:val="es-MX"/>
+        </w:rPr>
+      </w:pPr>
+    </w:p>
+    <w:p>
+      <w:pPr>
+        <w:rPr>
+          <w:lang w:val="es-MX"/>
+        </w:rPr>
+      </w:pPr>
+    </w:p>
+    <w:p>
+      <w:pPr>
+        <w:rPr>
+          <w:lang w:val="es-MX"/>
+        </w:rPr>
+      </w:pPr>
+    </w:p>
+    <w:tbl>
+      <w:tblPr>
+        <w:tblW w:w="5000" w:type="pct"/>
+        <w:tblCellMar>
+          <w:left w:w="0" w:type="dxa"/>
+          <w:right w:w="0" w:type="dxa"/>
+        </w:tblCellMar>
+        <w:tblLook w:val="0600" w:firstRow="0" w:lastRow="0" w:firstColumn="0" w:lastColumn="0" w:noHBand="1" w:noVBand="1"/>
+      </w:tblPr>
+      <w:tblGrid>
+        <w:gridCol w:w="1661"/>
+        <w:gridCol w:w="6823"/>
+      </w:tblGrid>
+      <w:tr>
+        <w:trPr>
+          <w:trHeight w:val="354"/>
+        </w:trPr>
+        <w:tc>
+          <w:tcPr>
+            <w:tcW w:w="887" w:type="pct"/>
+            <w:tcBorders>
+              <w:top w:val="single" w:sz="8" w:space="0" w:color="000000"/>
+              <w:left w:val="single" w:sz="8" w:space="0" w:color="000000"/>
+              <w:bottom w:val="single" w:sz="8" w:space="0" w:color="000000"/>
+              <w:right w:val="single" w:sz="8" w:space="0" w:color="000000"/>
+            </w:tcBorders>
+            <w:shd w:val="clear" w:color="auto" w:fill="CCCCCC"/>
+            <w:tcMar>
+              <w:top w:w="72" w:type="dxa"/>
+              <w:left w:w="144" w:type="dxa"/>
+              <w:bottom w:w="72" w:type="dxa"/>
+              <w:right w:w="144" w:type="dxa"/>
+            </w:tcMar>
+            <w:hideMark/>
+          </w:tcPr>
+          <w:p>
+            <w:pPr>
+              <w:keepLines/>
+              <w:rPr>
+                <w:b/>
+                <w:bCs/>
+                <w:iCs/>
+              </w:rPr>
+            </w:pPr>
+            <w:r>
+              <w:rPr>
+                <w:b/>
+                <w:bCs/>
+                <w:iCs/>
+              </w:rPr>
+              <w:t>Número:</w:t>
+            </w:r>
+          </w:p>
+        </w:tc>
+        <w:tc>
+          <w:tcPr>
+            <w:tcW w:w="4113" w:type="pct"/>
+            <w:tcBorders>
+              <w:top w:val="single" w:sz="8" w:space="0" w:color="000000"/>
+              <w:left w:val="single" w:sz="8" w:space="0" w:color="000000"/>
+              <w:bottom w:val="single" w:sz="8" w:space="0" w:color="000000"/>
+              <w:right w:val="single" w:sz="8" w:space="0" w:color="000000"/>
+            </w:tcBorders>
+            <w:tcMar>
+              <w:top w:w="72" w:type="dxa"/>
+              <w:left w:w="144" w:type="dxa"/>
+              <w:bottom w:w="72" w:type="dxa"/>
+              <w:right w:w="144" w:type="dxa"/>
+            </w:tcMar>
+            <w:hideMark/>
+          </w:tcPr>
+          <w:p>
+            <w:pPr>
+              <w:keepLines/>
+              <w:ind w:left="708" w:hanging="708"/>
+              <w:contextualSpacing/>
+              <w:rPr>
+                <w:bCs/>
+                <w:iCs/>
+                <w:color w:val="0000FF"/>
+              </w:rPr>
+            </w:pPr>
+            <w:r>
+              <w:rPr>
+                <w:bCs/>
+                <w:iCs/>
+              </w:rPr>
+              <w:t>RF1</w:t>
+            </w:r>
+            <w:r>
+              <w:rPr>
+                <w:bCs/>
+                <w:iCs/>
+              </w:rPr>
+              <w:t>4</w:t>
+            </w:r>
+          </w:p>
+        </w:tc>
+      </w:tr>
+      <w:tr>
+        <w:trPr>
+          <w:trHeight w:val="390"/>
+        </w:trPr>
+        <w:tc>
+          <w:tcPr>
+            <w:tcW w:w="887" w:type="pct"/>
+            <w:tcBorders>
+              <w:top w:val="single" w:sz="8" w:space="0" w:color="000000"/>
+              <w:left w:val="single" w:sz="8" w:space="0" w:color="000000"/>
+              <w:bottom w:val="single" w:sz="8" w:space="0" w:color="000000"/>
+              <w:right w:val="single" w:sz="8" w:space="0" w:color="000000"/>
+            </w:tcBorders>
+            <w:shd w:val="clear" w:color="auto" w:fill="CCCCCC"/>
+            <w:tcMar>
+              <w:top w:w="72" w:type="dxa"/>
+              <w:left w:w="144" w:type="dxa"/>
+              <w:bottom w:w="72" w:type="dxa"/>
+              <w:right w:w="144" w:type="dxa"/>
+            </w:tcMar>
+            <w:hideMark/>
+          </w:tcPr>
+          <w:p>
+            <w:pPr>
+              <w:keepLines/>
+              <w:rPr>
+                <w:b/>
+                <w:bCs/>
+                <w:iCs/>
+              </w:rPr>
+            </w:pPr>
+            <w:r>
+              <w:rPr>
+                <w:b/>
+                <w:bCs/>
+                <w:iCs/>
+              </w:rPr>
+              <w:t>Título:</w:t>
+            </w:r>
+          </w:p>
+        </w:tc>
+        <w:tc>
+          <w:tcPr>
+            <w:tcW w:w="4113" w:type="pct"/>
+            <w:tcBorders>
+              <w:top w:val="single" w:sz="8" w:space="0" w:color="000000"/>
+              <w:left w:val="single" w:sz="8" w:space="0" w:color="000000"/>
+              <w:bottom w:val="single" w:sz="8" w:space="0" w:color="000000"/>
+              <w:right w:val="single" w:sz="8" w:space="0" w:color="000000"/>
+            </w:tcBorders>
+            <w:tcMar>
+              <w:top w:w="72" w:type="dxa"/>
+              <w:left w:w="144" w:type="dxa"/>
+              <w:bottom w:w="72" w:type="dxa"/>
+              <w:right w:w="144" w:type="dxa"/>
+            </w:tcMar>
+            <w:hideMark/>
+          </w:tcPr>
+          <w:p>
+            <w:pPr>
+              <w:keepLines/>
+              <w:rPr>
+                <w:iCs/>
+              </w:rPr>
+            </w:pPr>
+            <w:r>
+              <w:rPr>
+                <w:rFonts w:eastAsia="MS Mincho"/>
+                <w:lang w:val="es-419" w:eastAsia="en-US"/>
+              </w:rPr>
+              <w:t>Registro de nuevos bibliotecarios por parte del administrador.</w:t>
+            </w:r>
+          </w:p>
+        </w:tc>
+      </w:tr>
+      <w:tr>
+        <w:trPr>
+          <w:trHeight w:val="284"/>
+        </w:trPr>
+        <w:tc>
+          <w:tcPr>
+            <w:tcW w:w="887" w:type="pct"/>
+            <w:tcBorders>
+              <w:top w:val="single" w:sz="8" w:space="0" w:color="000000"/>
+              <w:left w:val="single" w:sz="8" w:space="0" w:color="000000"/>
+              <w:bottom w:val="single" w:sz="8" w:space="0" w:color="000000"/>
+              <w:right w:val="single" w:sz="8" w:space="0" w:color="000000"/>
+            </w:tcBorders>
+            <w:shd w:val="clear" w:color="auto" w:fill="CCCCCC"/>
+            <w:tcMar>
+              <w:top w:w="72" w:type="dxa"/>
+              <w:left w:w="144" w:type="dxa"/>
+              <w:bottom w:w="72" w:type="dxa"/>
+              <w:right w:w="144" w:type="dxa"/>
+            </w:tcMar>
+            <w:hideMark/>
+          </w:tcPr>
+          <w:p>
+            <w:pPr>
+              <w:keepLines/>
+              <w:rPr>
+                <w:b/>
+                <w:bCs/>
+                <w:iCs/>
+              </w:rPr>
+            </w:pPr>
+            <w:r>
+              <w:rPr>
+                <w:b/>
+                <w:bCs/>
+                <w:iCs/>
+              </w:rPr>
+              <w:t>Texto:</w:t>
+            </w:r>
+          </w:p>
+          <w:p>
+            <w:pPr>
+              <w:keepLines/>
+              <w:rPr>
+                <w:b/>
+                <w:bCs/>
+                <w:iCs/>
+              </w:rPr>
+            </w:pPr>
+          </w:p>
+        </w:tc>
+        <w:tc>
+          <w:tcPr>
+            <w:tcW w:w="4113" w:type="pct"/>
+            <w:tcBorders>
+              <w:top w:val="single" w:sz="8" w:space="0" w:color="000000"/>
+              <w:left w:val="single" w:sz="8" w:space="0" w:color="000000"/>
+              <w:bottom w:val="single" w:sz="8" w:space="0" w:color="000000"/>
+              <w:right w:val="single" w:sz="8" w:space="0" w:color="000000"/>
+            </w:tcBorders>
+            <w:tcMar>
+              <w:top w:w="72" w:type="dxa"/>
+              <w:left w:w="144" w:type="dxa"/>
+              <w:bottom w:w="72" w:type="dxa"/>
+              <w:right w:w="144" w:type="dxa"/>
+            </w:tcMar>
+            <w:hideMark/>
+          </w:tcPr>
+          <w:p>
+            <w:pPr>
+              <w:keepLines/>
+              <w:rPr>
+                <w:iCs/>
+              </w:rPr>
+            </w:pPr>
+            <w:r>
+              <w:rPr>
+                <w:iCs/>
+                <w:kern w:val="24"/>
+              </w:rPr>
+              <w:t>El sistema debe permitir que el administrador registre nuevos bibliotecarios para que puedan operar en el sistema.</w:t>
+            </w:r>
+          </w:p>
+        </w:tc>
+      </w:tr>
+      <w:tr>
+        <w:trPr>
+          <w:trHeight w:val="187"/>
+        </w:trPr>
+        <w:tc>
+          <w:tcPr>
+            <w:tcW w:w="887" w:type="pct"/>
+            <w:tcBorders>
+              <w:top w:val="single" w:sz="8" w:space="0" w:color="000000"/>
+              <w:left w:val="single" w:sz="8" w:space="0" w:color="000000"/>
+              <w:bottom w:val="single" w:sz="8" w:space="0" w:color="000000"/>
+              <w:right w:val="single" w:sz="8" w:space="0" w:color="000000"/>
+            </w:tcBorders>
+            <w:shd w:val="clear" w:color="auto" w:fill="CCCCCC"/>
+            <w:tcMar>
+              <w:top w:w="72" w:type="dxa"/>
+              <w:left w:w="144" w:type="dxa"/>
+              <w:bottom w:w="72" w:type="dxa"/>
+              <w:right w:w="144" w:type="dxa"/>
+            </w:tcMar>
+            <w:hideMark/>
+          </w:tcPr>
+          <w:p>
+            <w:pPr>
+              <w:keepLines/>
+              <w:rPr>
+                <w:b/>
+                <w:bCs/>
+                <w:iCs/>
+              </w:rPr>
+            </w:pPr>
+            <w:r>
+              <w:rPr>
+                <w:b/>
+                <w:bCs/>
+                <w:iCs/>
+              </w:rPr>
+              <w:t>Tipo:</w:t>
+            </w:r>
+          </w:p>
+        </w:tc>
+        <w:tc>
+          <w:tcPr>
+            <w:tcW w:w="4113" w:type="pct"/>
+            <w:tcBorders>
+              <w:top w:val="single" w:sz="8" w:space="0" w:color="000000"/>
+              <w:left w:val="single" w:sz="8" w:space="0" w:color="000000"/>
+              <w:bottom w:val="single" w:sz="8" w:space="0" w:color="000000"/>
+              <w:right w:val="single" w:sz="8" w:space="0" w:color="000000"/>
+            </w:tcBorders>
+            <w:tcMar>
+              <w:top w:w="72" w:type="dxa"/>
+              <w:left w:w="144" w:type="dxa"/>
+              <w:bottom w:w="72" w:type="dxa"/>
+              <w:right w:w="144" w:type="dxa"/>
+            </w:tcMar>
+            <w:hideMark/>
+          </w:tcPr>
+          <w:p>
+            <w:pPr>
+              <w:keepLines/>
+              <w:rPr>
+                <w:iCs/>
+              </w:rPr>
+            </w:pPr>
+            <w:r>
+              <w:rPr>
+                <w:iCs/>
+                <w:kern w:val="24"/>
+              </w:rPr>
+              <w:t xml:space="preserve">Funcional </w:t>
+            </w:r>
+          </w:p>
+        </w:tc>
+      </w:tr>
+      <w:tr>
+        <w:trPr>
+          <w:trHeight w:val="1310"/>
+        </w:trPr>
+        <w:tc>
+          <w:tcPr>
+            <w:tcW w:w="887" w:type="pct"/>
+            <w:tcBorders>
+              <w:top w:val="single" w:sz="8" w:space="0" w:color="000000"/>
+              <w:left w:val="single" w:sz="8" w:space="0" w:color="000000"/>
+              <w:bottom w:val="single" w:sz="8" w:space="0" w:color="000000"/>
+              <w:right w:val="single" w:sz="8" w:space="0" w:color="000000"/>
+            </w:tcBorders>
+            <w:shd w:val="clear" w:color="auto" w:fill="CCCCCC"/>
+            <w:tcMar>
+              <w:top w:w="72" w:type="dxa"/>
+              <w:left w:w="144" w:type="dxa"/>
+              <w:bottom w:w="72" w:type="dxa"/>
+              <w:right w:w="144" w:type="dxa"/>
+            </w:tcMar>
+            <w:hideMark/>
+          </w:tcPr>
+          <w:p>
+            <w:pPr>
+              <w:keepLines/>
+              <w:rPr>
+                <w:b/>
+                <w:bCs/>
+                <w:iCs/>
+              </w:rPr>
+            </w:pPr>
+            <w:r>
+              <w:rPr>
+                <w:b/>
+                <w:bCs/>
+                <w:iCs/>
+              </w:rPr>
+              <w:t>Detalles de requisitos y restricciones:</w:t>
+            </w:r>
+          </w:p>
+        </w:tc>
+        <w:tc>
+          <w:tcPr>
+            <w:tcW w:w="4113" w:type="pct"/>
+            <w:tcBorders>
+              <w:top w:val="single" w:sz="8" w:space="0" w:color="000000"/>
+              <w:left w:val="single" w:sz="8" w:space="0" w:color="000000"/>
+              <w:bottom w:val="single" w:sz="8" w:space="0" w:color="000000"/>
+              <w:right w:val="single" w:sz="8" w:space="0" w:color="000000"/>
+            </w:tcBorders>
+            <w:tcMar>
+              <w:top w:w="72" w:type="dxa"/>
+              <w:left w:w="144" w:type="dxa"/>
+              <w:bottom w:w="72" w:type="dxa"/>
+              <w:right w:w="144" w:type="dxa"/>
+            </w:tcMar>
+            <w:hideMark/>
+          </w:tcPr>
+          <w:p>
+            <w:pPr>
+              <w:pStyle w:val="Prrafodelista"/>
+              <w:numPr>
+                <w:ilvl w:val="0"/>
+                <w:numId w:val="56"/>
+              </w:numPr>
+              <w:rPr>
+                <w:iCs/>
+                <w:kern w:val="24"/>
+              </w:rPr>
+            </w:pPr>
+            <w:r>
+              <w:rPr>
+                <w:iCs/>
+                <w:kern w:val="24"/>
+              </w:rPr>
+              <w:t>Solo los usuarios con rol de administrador podrán acceder a esta funcionalidad.</w:t>
+            </w:r>
+          </w:p>
+          <w:p>
+            <w:pPr>
+              <w:pStyle w:val="Prrafodelista"/>
+              <w:numPr>
+                <w:ilvl w:val="0"/>
+                <w:numId w:val="56"/>
+              </w:numPr>
+              <w:rPr>
+                <w:iCs/>
+                <w:kern w:val="24"/>
+              </w:rPr>
+            </w:pPr>
+            <w:r>
+              <w:rPr>
+                <w:iCs/>
+                <w:kern w:val="24"/>
+              </w:rPr>
+              <w:t>Al registrar un nuevo bibliotecario, su rol debe asignarse automáticamente como “bibliotecario”.</w:t>
+            </w:r>
+          </w:p>
+          <w:p>
+            <w:pPr>
+              <w:pStyle w:val="Prrafodelista"/>
+              <w:numPr>
+                <w:ilvl w:val="0"/>
+                <w:numId w:val="56"/>
+              </w:numPr>
+              <w:rPr>
+                <w:iCs/>
+                <w:kern w:val="24"/>
+              </w:rPr>
+            </w:pPr>
+            <w:r>
+              <w:rPr>
+                <w:iCs/>
+                <w:kern w:val="24"/>
+              </w:rPr>
+              <w:t>El sistema debe validar que no exista duplicidad de cédula</w:t>
+            </w:r>
+            <w:r>
+              <w:rPr>
+                <w:iCs/>
+                <w:kern w:val="24"/>
+              </w:rPr>
+              <w:t>.</w:t>
+            </w:r>
+          </w:p>
+          <w:p>
+            <w:pPr>
+              <w:pStyle w:val="Prrafodelista"/>
+              <w:rPr>
+                <w:iCs/>
+                <w:kern w:val="24"/>
+              </w:rPr>
+            </w:pPr>
+          </w:p>
+        </w:tc>
+      </w:tr>
+      <w:tr>
+        <w:trPr>
+          <w:trHeight w:val="942"/>
+        </w:trPr>
+        <w:tc>
+          <w:tcPr>
+            <w:tcW w:w="887" w:type="pct"/>
+            <w:tcBorders>
+              <w:top w:val="single" w:sz="8" w:space="0" w:color="000000"/>
+              <w:left w:val="single" w:sz="8" w:space="0" w:color="000000"/>
+              <w:bottom w:val="single" w:sz="8" w:space="0" w:color="000000"/>
+              <w:right w:val="single" w:sz="8" w:space="0" w:color="000000"/>
+            </w:tcBorders>
+            <w:shd w:val="clear" w:color="auto" w:fill="CCCCCC"/>
+            <w:tcMar>
+              <w:top w:w="72" w:type="dxa"/>
+              <w:left w:w="144" w:type="dxa"/>
+              <w:bottom w:w="72" w:type="dxa"/>
+              <w:right w:w="144" w:type="dxa"/>
+            </w:tcMar>
+            <w:hideMark/>
+          </w:tcPr>
+          <w:p>
+            <w:pPr>
+              <w:keepLines/>
+              <w:rPr>
+                <w:b/>
+                <w:bCs/>
+                <w:iCs/>
+              </w:rPr>
+            </w:pPr>
+            <w:r>
+              <w:rPr>
+                <w:b/>
+                <w:bCs/>
+                <w:iCs/>
+              </w:rPr>
+              <w:t>Fecha de revisión y versión:</w:t>
+            </w:r>
+          </w:p>
+        </w:tc>
+        <w:tc>
+          <w:tcPr>
+            <w:tcW w:w="4113" w:type="pct"/>
+            <w:tcBorders>
+              <w:top w:val="single" w:sz="8" w:space="0" w:color="000000"/>
+              <w:left w:val="single" w:sz="8" w:space="0" w:color="000000"/>
+              <w:bottom w:val="single" w:sz="8" w:space="0" w:color="000000"/>
+              <w:right w:val="single" w:sz="8" w:space="0" w:color="000000"/>
+            </w:tcBorders>
+            <w:tcMar>
+              <w:top w:w="72" w:type="dxa"/>
+              <w:left w:w="144" w:type="dxa"/>
+              <w:bottom w:w="72" w:type="dxa"/>
+              <w:right w:w="144" w:type="dxa"/>
+            </w:tcMar>
+            <w:hideMark/>
+          </w:tcPr>
+          <w:p>
+            <w:pPr>
+              <w:keepLines/>
+              <w:rPr>
+                <w:iCs/>
+                <w:color w:val="000000" w:themeColor="text1"/>
+              </w:rPr>
+            </w:pPr>
+            <w:r>
+              <w:rPr>
+                <w:iCs/>
+                <w:color w:val="000000" w:themeColor="text1"/>
+                <w:kern w:val="24"/>
+              </w:rPr>
+              <w:t>27</w:t>
+            </w:r>
+            <w:r>
+              <w:rPr>
+                <w:iCs/>
+                <w:color w:val="000000" w:themeColor="text1"/>
+                <w:kern w:val="24"/>
+              </w:rPr>
+              <w:t>/0</w:t>
+            </w:r>
+            <w:r>
+              <w:rPr>
+                <w:iCs/>
+                <w:color w:val="000000" w:themeColor="text1"/>
+                <w:kern w:val="24"/>
+              </w:rPr>
+              <w:t>6</w:t>
+            </w:r>
+            <w:r>
+              <w:rPr>
+                <w:iCs/>
+                <w:color w:val="000000" w:themeColor="text1"/>
+                <w:kern w:val="24"/>
+              </w:rPr>
+              <w:t>/2025</w:t>
+            </w:r>
+          </w:p>
+          <w:p>
+            <w:pPr>
+              <w:keepLines/>
+              <w:rPr>
+                <w:iCs/>
+              </w:rPr>
+            </w:pPr>
+            <w:r>
+              <w:rPr>
+                <w:iCs/>
+                <w:color w:val="000000" w:themeColor="text1"/>
+                <w:kern w:val="24"/>
+              </w:rPr>
+              <w:t>Versión 1.</w:t>
+            </w:r>
+            <w:r>
+              <w:rPr>
+                <w:iCs/>
+                <w:color w:val="000000" w:themeColor="text1"/>
+                <w:kern w:val="24"/>
+              </w:rPr>
+              <w:t>1</w:t>
+            </w:r>
+            <w:r>
+              <w:rPr>
+                <w:iCs/>
+                <w:color w:val="000000" w:themeColor="text1"/>
+                <w:kern w:val="24"/>
+              </w:rPr>
+              <w:t>.1</w:t>
+            </w:r>
+          </w:p>
+        </w:tc>
+      </w:tr>
+      <w:tr>
+        <w:trPr>
+          <w:trHeight w:val="369"/>
+        </w:trPr>
+        <w:tc>
+          <w:tcPr>
+            <w:tcW w:w="887" w:type="pct"/>
+            <w:tcBorders>
+              <w:top w:val="single" w:sz="8" w:space="0" w:color="000000"/>
+              <w:left w:val="single" w:sz="8" w:space="0" w:color="000000"/>
+              <w:bottom w:val="single" w:sz="8" w:space="0" w:color="000000"/>
+              <w:right w:val="single" w:sz="8" w:space="0" w:color="000000"/>
+            </w:tcBorders>
+            <w:shd w:val="clear" w:color="auto" w:fill="CCCCCC"/>
+            <w:tcMar>
+              <w:top w:w="72" w:type="dxa"/>
+              <w:left w:w="144" w:type="dxa"/>
+              <w:bottom w:w="72" w:type="dxa"/>
+              <w:right w:w="144" w:type="dxa"/>
+            </w:tcMar>
+            <w:hideMark/>
+          </w:tcPr>
+          <w:p>
+            <w:pPr>
+              <w:keepLines/>
+              <w:rPr>
+                <w:b/>
+                <w:bCs/>
+                <w:iCs/>
+              </w:rPr>
+            </w:pPr>
+            <w:r>
+              <w:rPr>
+                <w:b/>
+                <w:bCs/>
+                <w:iCs/>
+              </w:rPr>
+              <w:t>Prioridad:</w:t>
+            </w:r>
+          </w:p>
+        </w:tc>
+        <w:tc>
+          <w:tcPr>
+            <w:tcW w:w="4113" w:type="pct"/>
+            <w:tcBorders>
+              <w:top w:val="single" w:sz="8" w:space="0" w:color="000000"/>
+              <w:left w:val="single" w:sz="8" w:space="0" w:color="000000"/>
+              <w:bottom w:val="single" w:sz="8" w:space="0" w:color="000000"/>
+              <w:right w:val="single" w:sz="8" w:space="0" w:color="000000"/>
+            </w:tcBorders>
+            <w:tcMar>
+              <w:top w:w="72" w:type="dxa"/>
+              <w:left w:w="144" w:type="dxa"/>
+              <w:bottom w:w="72" w:type="dxa"/>
+              <w:right w:w="144" w:type="dxa"/>
+            </w:tcMar>
+            <w:hideMark/>
+          </w:tcPr>
+          <w:p>
+            <w:pPr>
+              <w:keepLines/>
+              <w:rPr>
+                <w:iCs/>
+              </w:rPr>
+            </w:pPr>
+            <w:r>
+              <w:rPr>
+                <w:iCs/>
+              </w:rPr>
+              <w:t>Alta</w:t>
+            </w:r>
+          </w:p>
+        </w:tc>
+      </w:tr>
+    </w:tbl>
+    <w:p>
+      <w:pPr>
+        <w:rPr>
+          <w:lang w:val="es-MX"/>
+        </w:rPr>
+      </w:pPr>
+    </w:p>
+    <w:p>
+      <w:pPr>
+        <w:rPr>
+          <w:lang w:val="es-MX"/>
+        </w:rPr>
+      </w:pPr>
+    </w:p>
+    <w:p>
+      <w:pPr>
+        <w:rPr>
+          <w:lang w:val="es-MX"/>
+        </w:rPr>
+      </w:pPr>
+    </w:p>
+    <w:tbl>
+      <w:tblPr>
+        <w:tblW w:w="5000" w:type="pct"/>
+        <w:tblCellMar>
+          <w:left w:w="0" w:type="dxa"/>
+          <w:right w:w="0" w:type="dxa"/>
+        </w:tblCellMar>
+        <w:tblLook w:val="0600" w:firstRow="0" w:lastRow="0" w:firstColumn="0" w:lastColumn="0" w:noHBand="1" w:noVBand="1"/>
+      </w:tblPr>
+      <w:tblGrid>
+        <w:gridCol w:w="1661"/>
+        <w:gridCol w:w="6823"/>
+      </w:tblGrid>
+      <w:tr>
+        <w:trPr>
+          <w:trHeight w:val="354"/>
+        </w:trPr>
+        <w:tc>
+          <w:tcPr>
+            <w:tcW w:w="887" w:type="pct"/>
+            <w:tcBorders>
+              <w:top w:val="single" w:sz="8" w:space="0" w:color="000000"/>
+              <w:left w:val="single" w:sz="8" w:space="0" w:color="000000"/>
+              <w:bottom w:val="single" w:sz="8" w:space="0" w:color="000000"/>
+              <w:right w:val="single" w:sz="8" w:space="0" w:color="000000"/>
+            </w:tcBorders>
+            <w:shd w:val="clear" w:color="auto" w:fill="CCCCCC"/>
+            <w:tcMar>
+              <w:top w:w="72" w:type="dxa"/>
+              <w:left w:w="144" w:type="dxa"/>
+              <w:bottom w:w="72" w:type="dxa"/>
+              <w:right w:w="144" w:type="dxa"/>
+            </w:tcMar>
+            <w:hideMark/>
+          </w:tcPr>
+          <w:p>
+            <w:pPr>
+              <w:keepLines/>
+              <w:rPr>
+                <w:b/>
+                <w:bCs/>
+                <w:iCs/>
+              </w:rPr>
+            </w:pPr>
+            <w:r>
+              <w:rPr>
+                <w:b/>
+                <w:bCs/>
+                <w:iCs/>
+              </w:rPr>
+              <w:t>Número:</w:t>
+            </w:r>
+          </w:p>
+        </w:tc>
+        <w:tc>
+          <w:tcPr>
+            <w:tcW w:w="4113" w:type="pct"/>
+            <w:tcBorders>
+              <w:top w:val="single" w:sz="8" w:space="0" w:color="000000"/>
+              <w:left w:val="single" w:sz="8" w:space="0" w:color="000000"/>
+              <w:bottom w:val="single" w:sz="8" w:space="0" w:color="000000"/>
+              <w:right w:val="single" w:sz="8" w:space="0" w:color="000000"/>
+            </w:tcBorders>
+            <w:tcMar>
+              <w:top w:w="72" w:type="dxa"/>
+              <w:left w:w="144" w:type="dxa"/>
+              <w:bottom w:w="72" w:type="dxa"/>
+              <w:right w:w="144" w:type="dxa"/>
+            </w:tcMar>
+            <w:hideMark/>
+          </w:tcPr>
+          <w:p>
+            <w:pPr>
+              <w:keepLines/>
+              <w:ind w:left="708" w:hanging="708"/>
+              <w:contextualSpacing/>
+              <w:rPr>
+                <w:bCs/>
+                <w:iCs/>
+                <w:color w:val="0000FF"/>
+              </w:rPr>
+            </w:pPr>
+            <w:r>
+              <w:rPr>
+                <w:bCs/>
+                <w:iCs/>
+              </w:rPr>
+              <w:t>RF1</w:t>
+            </w:r>
+            <w:r>
+              <w:rPr>
+                <w:bCs/>
+                <w:iCs/>
+              </w:rPr>
+              <w:t>5</w:t>
+            </w:r>
+          </w:p>
+        </w:tc>
+      </w:tr>
+      <w:tr>
+        <w:trPr>
+          <w:trHeight w:val="390"/>
+        </w:trPr>
+        <w:tc>
+          <w:tcPr>
+            <w:tcW w:w="887" w:type="pct"/>
+            <w:tcBorders>
+              <w:top w:val="single" w:sz="8" w:space="0" w:color="000000"/>
+              <w:left w:val="single" w:sz="8" w:space="0" w:color="000000"/>
+              <w:bottom w:val="single" w:sz="8" w:space="0" w:color="000000"/>
+              <w:right w:val="single" w:sz="8" w:space="0" w:color="000000"/>
+            </w:tcBorders>
+            <w:shd w:val="clear" w:color="auto" w:fill="CCCCCC"/>
+            <w:tcMar>
+              <w:top w:w="72" w:type="dxa"/>
+              <w:left w:w="144" w:type="dxa"/>
+              <w:bottom w:w="72" w:type="dxa"/>
+              <w:right w:w="144" w:type="dxa"/>
+            </w:tcMar>
+            <w:hideMark/>
+          </w:tcPr>
+          <w:p>
+            <w:pPr>
+              <w:keepLines/>
+              <w:rPr>
+                <w:b/>
+                <w:bCs/>
+                <w:iCs/>
+              </w:rPr>
+            </w:pPr>
+            <w:r>
+              <w:rPr>
+                <w:b/>
+                <w:bCs/>
+                <w:iCs/>
+              </w:rPr>
+              <w:t>Título:</w:t>
+            </w:r>
+          </w:p>
+        </w:tc>
+        <w:tc>
+          <w:tcPr>
+            <w:tcW w:w="4113" w:type="pct"/>
+            <w:tcBorders>
+              <w:top w:val="single" w:sz="8" w:space="0" w:color="000000"/>
+              <w:left w:val="single" w:sz="8" w:space="0" w:color="000000"/>
+              <w:bottom w:val="single" w:sz="8" w:space="0" w:color="000000"/>
+              <w:right w:val="single" w:sz="8" w:space="0" w:color="000000"/>
+            </w:tcBorders>
+            <w:tcMar>
+              <w:top w:w="72" w:type="dxa"/>
+              <w:left w:w="144" w:type="dxa"/>
+              <w:bottom w:w="72" w:type="dxa"/>
+              <w:right w:w="144" w:type="dxa"/>
+            </w:tcMar>
+            <w:hideMark/>
+          </w:tcPr>
+          <w:p>
+            <w:pPr>
+              <w:rPr>
+                <w:iCs/>
+              </w:rPr>
+            </w:pPr>
+            <w:r>
+              <w:rPr>
+                <w:iCs/>
+              </w:rPr>
+              <w:t>Visualización del listado de bibliotecarios por parte del administrador.</w:t>
+            </w:r>
+          </w:p>
+        </w:tc>
+      </w:tr>
+      <w:tr>
+        <w:trPr>
+          <w:trHeight w:val="284"/>
+        </w:trPr>
+        <w:tc>
+          <w:tcPr>
+            <w:tcW w:w="887" w:type="pct"/>
+            <w:tcBorders>
+              <w:top w:val="single" w:sz="8" w:space="0" w:color="000000"/>
+              <w:left w:val="single" w:sz="8" w:space="0" w:color="000000"/>
+              <w:bottom w:val="single" w:sz="8" w:space="0" w:color="000000"/>
+              <w:right w:val="single" w:sz="8" w:space="0" w:color="000000"/>
+            </w:tcBorders>
+            <w:shd w:val="clear" w:color="auto" w:fill="CCCCCC"/>
+            <w:tcMar>
+              <w:top w:w="72" w:type="dxa"/>
+              <w:left w:w="144" w:type="dxa"/>
+              <w:bottom w:w="72" w:type="dxa"/>
+              <w:right w:w="144" w:type="dxa"/>
+            </w:tcMar>
+            <w:hideMark/>
+          </w:tcPr>
+          <w:p>
+            <w:pPr>
+              <w:keepLines/>
+              <w:rPr>
+                <w:b/>
+                <w:bCs/>
+                <w:iCs/>
+              </w:rPr>
+            </w:pPr>
+            <w:r>
+              <w:rPr>
+                <w:b/>
+                <w:bCs/>
+                <w:iCs/>
+              </w:rPr>
+              <w:t>Texto:</w:t>
+            </w:r>
+          </w:p>
+        </w:tc>
+        <w:tc>
+          <w:tcPr>
+            <w:tcW w:w="4113" w:type="pct"/>
+            <w:tcBorders>
+              <w:top w:val="single" w:sz="8" w:space="0" w:color="000000"/>
+              <w:left w:val="single" w:sz="8" w:space="0" w:color="000000"/>
+              <w:bottom w:val="single" w:sz="8" w:space="0" w:color="000000"/>
+              <w:right w:val="single" w:sz="8" w:space="0" w:color="000000"/>
+            </w:tcBorders>
+            <w:tcMar>
+              <w:top w:w="72" w:type="dxa"/>
+              <w:left w:w="144" w:type="dxa"/>
+              <w:bottom w:w="72" w:type="dxa"/>
+              <w:right w:w="144" w:type="dxa"/>
+            </w:tcMar>
+            <w:hideMark/>
+          </w:tcPr>
+          <w:p>
+            <w:pPr>
+              <w:keepLines/>
+              <w:rPr>
+                <w:iCs/>
+              </w:rPr>
+            </w:pPr>
+            <w:r>
+              <w:rPr>
+                <w:iCs/>
+                <w:kern w:val="24"/>
+              </w:rPr>
+              <w:t>El sistema debe permitir al administrador visualizar un listado de todos los bibliotecarios registrados.</w:t>
+            </w:r>
+          </w:p>
+        </w:tc>
+      </w:tr>
+      <w:tr>
+        <w:trPr>
+          <w:trHeight w:val="187"/>
+        </w:trPr>
+        <w:tc>
+          <w:tcPr>
+            <w:tcW w:w="887" w:type="pct"/>
+            <w:tcBorders>
+              <w:top w:val="single" w:sz="8" w:space="0" w:color="000000"/>
+              <w:left w:val="single" w:sz="8" w:space="0" w:color="000000"/>
+              <w:bottom w:val="single" w:sz="8" w:space="0" w:color="000000"/>
+              <w:right w:val="single" w:sz="8" w:space="0" w:color="000000"/>
+            </w:tcBorders>
+            <w:shd w:val="clear" w:color="auto" w:fill="CCCCCC"/>
+            <w:tcMar>
+              <w:top w:w="72" w:type="dxa"/>
+              <w:left w:w="144" w:type="dxa"/>
+              <w:bottom w:w="72" w:type="dxa"/>
+              <w:right w:w="144" w:type="dxa"/>
+            </w:tcMar>
+            <w:hideMark/>
+          </w:tcPr>
+          <w:p>
+            <w:pPr>
+              <w:keepLines/>
+              <w:rPr>
+                <w:b/>
+                <w:bCs/>
+                <w:iCs/>
+              </w:rPr>
+            </w:pPr>
+            <w:r>
+              <w:rPr>
+                <w:b/>
+                <w:bCs/>
+                <w:iCs/>
+              </w:rPr>
+              <w:t>Tipo:</w:t>
+            </w:r>
+          </w:p>
+        </w:tc>
+        <w:tc>
+          <w:tcPr>
+            <w:tcW w:w="4113" w:type="pct"/>
+            <w:tcBorders>
+              <w:top w:val="single" w:sz="8" w:space="0" w:color="000000"/>
+              <w:left w:val="single" w:sz="8" w:space="0" w:color="000000"/>
+              <w:bottom w:val="single" w:sz="8" w:space="0" w:color="000000"/>
+              <w:right w:val="single" w:sz="8" w:space="0" w:color="000000"/>
+            </w:tcBorders>
+            <w:tcMar>
+              <w:top w:w="72" w:type="dxa"/>
+              <w:left w:w="144" w:type="dxa"/>
+              <w:bottom w:w="72" w:type="dxa"/>
+              <w:right w:w="144" w:type="dxa"/>
+            </w:tcMar>
+            <w:hideMark/>
+          </w:tcPr>
+          <w:p>
+            <w:pPr>
+              <w:keepLines/>
+              <w:rPr>
+                <w:iCs/>
+              </w:rPr>
+            </w:pPr>
+            <w:r>
+              <w:rPr>
+                <w:iCs/>
+                <w:kern w:val="24"/>
+              </w:rPr>
+              <w:t xml:space="preserve">Funcional </w:t>
+            </w:r>
+          </w:p>
+        </w:tc>
+      </w:tr>
+      <w:tr>
+        <w:trPr>
+          <w:trHeight w:val="1310"/>
+        </w:trPr>
+        <w:tc>
+          <w:tcPr>
+            <w:tcW w:w="887" w:type="pct"/>
+            <w:tcBorders>
+              <w:top w:val="single" w:sz="8" w:space="0" w:color="000000"/>
+              <w:left w:val="single" w:sz="8" w:space="0" w:color="000000"/>
+              <w:bottom w:val="single" w:sz="8" w:space="0" w:color="000000"/>
+              <w:right w:val="single" w:sz="8" w:space="0" w:color="000000"/>
+            </w:tcBorders>
+            <w:shd w:val="clear" w:color="auto" w:fill="CCCCCC"/>
+            <w:tcMar>
+              <w:top w:w="72" w:type="dxa"/>
+              <w:left w:w="144" w:type="dxa"/>
+              <w:bottom w:w="72" w:type="dxa"/>
+              <w:right w:w="144" w:type="dxa"/>
+            </w:tcMar>
+            <w:hideMark/>
+          </w:tcPr>
+          <w:p>
+            <w:pPr>
+              <w:keepLines/>
+              <w:rPr>
+                <w:b/>
+                <w:bCs/>
+                <w:iCs/>
+              </w:rPr>
+            </w:pPr>
+            <w:r>
+              <w:rPr>
+                <w:b/>
+                <w:bCs/>
+                <w:iCs/>
+              </w:rPr>
+              <w:t>Detalles de requisitos y restricciones:</w:t>
+            </w:r>
+          </w:p>
+        </w:tc>
+        <w:tc>
+          <w:tcPr>
+            <w:tcW w:w="4113" w:type="pct"/>
+            <w:tcBorders>
+              <w:top w:val="single" w:sz="8" w:space="0" w:color="000000"/>
+              <w:left w:val="single" w:sz="8" w:space="0" w:color="000000"/>
+              <w:bottom w:val="single" w:sz="8" w:space="0" w:color="000000"/>
+              <w:right w:val="single" w:sz="8" w:space="0" w:color="000000"/>
+            </w:tcBorders>
+            <w:tcMar>
+              <w:top w:w="72" w:type="dxa"/>
+              <w:left w:w="144" w:type="dxa"/>
+              <w:bottom w:w="72" w:type="dxa"/>
+              <w:right w:w="144" w:type="dxa"/>
+            </w:tcMar>
+            <w:hideMark/>
+          </w:tcPr>
+          <w:p>
+            <w:pPr>
+              <w:pStyle w:val="Prrafodelista"/>
+              <w:numPr>
+                <w:ilvl w:val="0"/>
+                <w:numId w:val="56"/>
+              </w:numPr>
+              <w:rPr>
+                <w:iCs/>
+                <w:kern w:val="24"/>
+              </w:rPr>
+            </w:pPr>
+            <w:r>
+              <w:rPr>
+                <w:iCs/>
+                <w:kern w:val="24"/>
+              </w:rPr>
+              <w:t>Solo los usuarios con rol de administrador podrán acceder a esta funcionalidad.</w:t>
+            </w:r>
+          </w:p>
+          <w:p>
+            <w:pPr>
+              <w:pStyle w:val="Prrafodelista"/>
+              <w:numPr>
+                <w:ilvl w:val="0"/>
+                <w:numId w:val="56"/>
+              </w:numPr>
+              <w:rPr>
+                <w:iCs/>
+                <w:kern w:val="24"/>
+              </w:rPr>
+            </w:pPr>
+            <w:r>
+              <w:rPr>
+                <w:iCs/>
+                <w:kern w:val="24"/>
+              </w:rPr>
+              <w:t xml:space="preserve">Debe permitir aplicar filtros </w:t>
+            </w:r>
+            <w:r>
+              <w:rPr>
+                <w:iCs/>
+                <w:kern w:val="24"/>
+              </w:rPr>
+              <w:t xml:space="preserve">por </w:t>
+            </w:r>
+            <w:r>
+              <w:rPr>
+                <w:iCs/>
+                <w:kern w:val="24"/>
+              </w:rPr>
+              <w:t>cédula.</w:t>
+            </w:r>
+          </w:p>
+          <w:p>
+            <w:pPr>
+              <w:pStyle w:val="Prrafodelista"/>
+              <w:rPr>
+                <w:iCs/>
+                <w:kern w:val="24"/>
+              </w:rPr>
+            </w:pPr>
+          </w:p>
+        </w:tc>
+      </w:tr>
+      <w:tr>
+        <w:trPr>
+          <w:trHeight w:val="942"/>
+        </w:trPr>
+        <w:tc>
+          <w:tcPr>
+            <w:tcW w:w="887" w:type="pct"/>
+            <w:tcBorders>
+              <w:top w:val="single" w:sz="8" w:space="0" w:color="000000"/>
+              <w:left w:val="single" w:sz="8" w:space="0" w:color="000000"/>
+              <w:bottom w:val="single" w:sz="8" w:space="0" w:color="000000"/>
+              <w:right w:val="single" w:sz="8" w:space="0" w:color="000000"/>
+            </w:tcBorders>
+            <w:shd w:val="clear" w:color="auto" w:fill="CCCCCC"/>
+            <w:tcMar>
+              <w:top w:w="72" w:type="dxa"/>
+              <w:left w:w="144" w:type="dxa"/>
+              <w:bottom w:w="72" w:type="dxa"/>
+              <w:right w:w="144" w:type="dxa"/>
+            </w:tcMar>
+            <w:hideMark/>
+          </w:tcPr>
+          <w:p>
+            <w:pPr>
+              <w:keepLines/>
+              <w:rPr>
+                <w:b/>
+                <w:bCs/>
+                <w:iCs/>
+              </w:rPr>
+            </w:pPr>
+            <w:r>
+              <w:rPr>
+                <w:b/>
+                <w:bCs/>
+                <w:iCs/>
+              </w:rPr>
+              <w:t>Fecha de revisión y versión:</w:t>
+            </w:r>
+          </w:p>
+        </w:tc>
+        <w:tc>
+          <w:tcPr>
+            <w:tcW w:w="4113" w:type="pct"/>
+            <w:tcBorders>
+              <w:top w:val="single" w:sz="8" w:space="0" w:color="000000"/>
+              <w:left w:val="single" w:sz="8" w:space="0" w:color="000000"/>
+              <w:bottom w:val="single" w:sz="8" w:space="0" w:color="000000"/>
+              <w:right w:val="single" w:sz="8" w:space="0" w:color="000000"/>
+            </w:tcBorders>
+            <w:tcMar>
+              <w:top w:w="72" w:type="dxa"/>
+              <w:left w:w="144" w:type="dxa"/>
+              <w:bottom w:w="72" w:type="dxa"/>
+              <w:right w:w="144" w:type="dxa"/>
+            </w:tcMar>
+            <w:hideMark/>
+          </w:tcPr>
+          <w:p>
+            <w:pPr>
+              <w:keepLines/>
+              <w:rPr>
+                <w:iCs/>
+                <w:color w:val="000000" w:themeColor="text1"/>
+              </w:rPr>
+            </w:pPr>
+            <w:r>
+              <w:rPr>
+                <w:iCs/>
+                <w:color w:val="000000" w:themeColor="text1"/>
+                <w:kern w:val="24"/>
+              </w:rPr>
+              <w:t>28</w:t>
+            </w:r>
+            <w:r>
+              <w:rPr>
+                <w:iCs/>
+                <w:color w:val="000000" w:themeColor="text1"/>
+                <w:kern w:val="24"/>
+              </w:rPr>
+              <w:t>/0</w:t>
+            </w:r>
+            <w:r>
+              <w:rPr>
+                <w:iCs/>
+                <w:color w:val="000000" w:themeColor="text1"/>
+                <w:kern w:val="24"/>
+              </w:rPr>
+              <w:t>6</w:t>
+            </w:r>
+            <w:r>
+              <w:rPr>
+                <w:iCs/>
+                <w:color w:val="000000" w:themeColor="text1"/>
+                <w:kern w:val="24"/>
+              </w:rPr>
+              <w:t>/2025</w:t>
+            </w:r>
+          </w:p>
+          <w:p>
+            <w:pPr>
+              <w:keepLines/>
+              <w:rPr>
+                <w:iCs/>
+              </w:rPr>
+            </w:pPr>
+            <w:r>
+              <w:rPr>
+                <w:iCs/>
+                <w:color w:val="000000" w:themeColor="text1"/>
+                <w:kern w:val="24"/>
+              </w:rPr>
+              <w:t>Versión 1.</w:t>
+            </w:r>
+            <w:r>
+              <w:rPr>
+                <w:iCs/>
+                <w:color w:val="000000" w:themeColor="text1"/>
+                <w:kern w:val="24"/>
+              </w:rPr>
+              <w:t xml:space="preserve">2.0 </w:t>
+            </w:r>
+          </w:p>
+        </w:tc>
+      </w:tr>
+      <w:tr>
+        <w:trPr>
+          <w:trHeight w:val="369"/>
+        </w:trPr>
+        <w:tc>
+          <w:tcPr>
+            <w:tcW w:w="887" w:type="pct"/>
+            <w:tcBorders>
+              <w:top w:val="single" w:sz="8" w:space="0" w:color="000000"/>
+              <w:left w:val="single" w:sz="8" w:space="0" w:color="000000"/>
+              <w:bottom w:val="single" w:sz="8" w:space="0" w:color="000000"/>
+              <w:right w:val="single" w:sz="8" w:space="0" w:color="000000"/>
+            </w:tcBorders>
+            <w:shd w:val="clear" w:color="auto" w:fill="CCCCCC"/>
+            <w:tcMar>
+              <w:top w:w="72" w:type="dxa"/>
+              <w:left w:w="144" w:type="dxa"/>
+              <w:bottom w:w="72" w:type="dxa"/>
+              <w:right w:w="144" w:type="dxa"/>
+            </w:tcMar>
+            <w:hideMark/>
+          </w:tcPr>
+          <w:p>
+            <w:pPr>
+              <w:keepLines/>
+              <w:rPr>
+                <w:b/>
+                <w:bCs/>
+                <w:iCs/>
+              </w:rPr>
+            </w:pPr>
+            <w:r>
+              <w:rPr>
+                <w:b/>
+                <w:bCs/>
+                <w:iCs/>
+              </w:rPr>
+              <w:t>Prioridad:</w:t>
+            </w:r>
+          </w:p>
+        </w:tc>
+        <w:tc>
+          <w:tcPr>
+            <w:tcW w:w="4113" w:type="pct"/>
+            <w:tcBorders>
+              <w:top w:val="single" w:sz="8" w:space="0" w:color="000000"/>
+              <w:left w:val="single" w:sz="8" w:space="0" w:color="000000"/>
+              <w:bottom w:val="single" w:sz="8" w:space="0" w:color="000000"/>
+              <w:right w:val="single" w:sz="8" w:space="0" w:color="000000"/>
+            </w:tcBorders>
+            <w:tcMar>
+              <w:top w:w="72" w:type="dxa"/>
+              <w:left w:w="144" w:type="dxa"/>
+              <w:bottom w:w="72" w:type="dxa"/>
+              <w:right w:w="144" w:type="dxa"/>
+            </w:tcMar>
+            <w:hideMark/>
+          </w:tcPr>
+          <w:p>
+            <w:pPr>
+              <w:keepLines/>
+              <w:rPr>
+                <w:iCs/>
+              </w:rPr>
+            </w:pPr>
+            <w:r>
+              <w:rPr>
+                <w:iCs/>
+              </w:rPr>
+              <w:t>Alta</w:t>
+            </w:r>
+          </w:p>
+        </w:tc>
+      </w:tr>
+    </w:tbl>
+    <w:p>
+      <w:pPr>
+        <w:rPr>
+          <w:lang w:val="es-MX"/>
+        </w:rPr>
+      </w:pPr>
+    </w:p>
+    <w:p>
+      <w:pPr>
+        <w:rPr>
+          <w:lang w:val="es-MX"/>
+        </w:rPr>
+      </w:pPr>
+    </w:p>
+    <w:tbl>
+      <w:tblPr>
+        <w:tblW w:w="5000" w:type="pct"/>
+        <w:tblCellMar>
+          <w:left w:w="0" w:type="dxa"/>
+          <w:right w:w="0" w:type="dxa"/>
+        </w:tblCellMar>
+        <w:tblLook w:val="0600" w:firstRow="0" w:lastRow="0" w:firstColumn="0" w:lastColumn="0" w:noHBand="1" w:noVBand="1"/>
+      </w:tblPr>
+      <w:tblGrid>
+        <w:gridCol w:w="1661"/>
+        <w:gridCol w:w="6823"/>
+      </w:tblGrid>
+      <w:tr>
+        <w:trPr>
+          <w:trHeight w:val="354"/>
+        </w:trPr>
+        <w:tc>
+          <w:tcPr>
+            <w:tcW w:w="887" w:type="pct"/>
+            <w:tcBorders>
+              <w:top w:val="single" w:sz="8" w:space="0" w:color="000000"/>
+              <w:left w:val="single" w:sz="8" w:space="0" w:color="000000"/>
+              <w:bottom w:val="single" w:sz="8" w:space="0" w:color="000000"/>
+              <w:right w:val="single" w:sz="8" w:space="0" w:color="000000"/>
+            </w:tcBorders>
+            <w:shd w:val="clear" w:color="auto" w:fill="CCCCCC"/>
+            <w:tcMar>
+              <w:top w:w="72" w:type="dxa"/>
+              <w:left w:w="144" w:type="dxa"/>
+              <w:bottom w:w="72" w:type="dxa"/>
+              <w:right w:w="144" w:type="dxa"/>
+            </w:tcMar>
+            <w:hideMark/>
+          </w:tcPr>
+          <w:p>
+            <w:pPr>
+              <w:keepLines/>
+              <w:rPr>
+                <w:b/>
+                <w:bCs/>
+                <w:iCs/>
+              </w:rPr>
+            </w:pPr>
+            <w:r>
+              <w:rPr>
+                <w:b/>
+                <w:bCs/>
+                <w:iCs/>
+              </w:rPr>
+              <w:t>Número:</w:t>
+            </w:r>
+          </w:p>
+        </w:tc>
+        <w:tc>
+          <w:tcPr>
+            <w:tcW w:w="4113" w:type="pct"/>
+            <w:tcBorders>
+              <w:top w:val="single" w:sz="8" w:space="0" w:color="000000"/>
+              <w:left w:val="single" w:sz="8" w:space="0" w:color="000000"/>
+              <w:bottom w:val="single" w:sz="8" w:space="0" w:color="000000"/>
+              <w:right w:val="single" w:sz="8" w:space="0" w:color="000000"/>
+            </w:tcBorders>
+            <w:tcMar>
+              <w:top w:w="72" w:type="dxa"/>
+              <w:left w:w="144" w:type="dxa"/>
+              <w:bottom w:w="72" w:type="dxa"/>
+              <w:right w:w="144" w:type="dxa"/>
+            </w:tcMar>
+            <w:hideMark/>
+          </w:tcPr>
+          <w:p>
+            <w:pPr>
+              <w:keepLines/>
+              <w:ind w:left="708" w:hanging="708"/>
+              <w:contextualSpacing/>
+              <w:rPr>
+                <w:bCs/>
+                <w:iCs/>
+                <w:color w:val="0000FF"/>
+              </w:rPr>
+            </w:pPr>
+            <w:r>
+              <w:rPr>
+                <w:bCs/>
+                <w:iCs/>
+              </w:rPr>
+              <w:t>RF16</w:t>
+            </w:r>
+          </w:p>
+        </w:tc>
+      </w:tr>
+      <w:tr>
+        <w:trPr>
+          <w:trHeight w:val="390"/>
+        </w:trPr>
+        <w:tc>
+          <w:tcPr>
+            <w:tcW w:w="887" w:type="pct"/>
+            <w:tcBorders>
+              <w:top w:val="single" w:sz="8" w:space="0" w:color="000000"/>
+              <w:left w:val="single" w:sz="8" w:space="0" w:color="000000"/>
+              <w:bottom w:val="single" w:sz="8" w:space="0" w:color="000000"/>
+              <w:right w:val="single" w:sz="8" w:space="0" w:color="000000"/>
+            </w:tcBorders>
+            <w:shd w:val="clear" w:color="auto" w:fill="CCCCCC"/>
+            <w:tcMar>
+              <w:top w:w="72" w:type="dxa"/>
+              <w:left w:w="144" w:type="dxa"/>
+              <w:bottom w:w="72" w:type="dxa"/>
+              <w:right w:w="144" w:type="dxa"/>
+            </w:tcMar>
+            <w:hideMark/>
+          </w:tcPr>
+          <w:p>
+            <w:pPr>
+              <w:keepLines/>
+              <w:rPr>
+                <w:b/>
+                <w:bCs/>
+                <w:iCs/>
+              </w:rPr>
+            </w:pPr>
+            <w:r>
+              <w:rPr>
+                <w:b/>
+                <w:bCs/>
+                <w:iCs/>
+              </w:rPr>
+              <w:t>Título:</w:t>
+            </w:r>
+          </w:p>
+        </w:tc>
+        <w:tc>
+          <w:tcPr>
+            <w:tcW w:w="4113" w:type="pct"/>
+            <w:tcBorders>
+              <w:top w:val="single" w:sz="8" w:space="0" w:color="000000"/>
+              <w:left w:val="single" w:sz="8" w:space="0" w:color="000000"/>
+              <w:bottom w:val="single" w:sz="8" w:space="0" w:color="000000"/>
+              <w:right w:val="single" w:sz="8" w:space="0" w:color="000000"/>
+            </w:tcBorders>
+            <w:tcMar>
+              <w:top w:w="72" w:type="dxa"/>
+              <w:left w:w="144" w:type="dxa"/>
+              <w:bottom w:w="72" w:type="dxa"/>
+              <w:right w:w="144" w:type="dxa"/>
+            </w:tcMar>
+            <w:hideMark/>
+          </w:tcPr>
+          <w:p>
+            <w:pPr>
+              <w:rPr>
+                <w:iCs/>
+              </w:rPr>
+            </w:pPr>
+            <w:r>
+              <w:rPr>
+                <w:iCs/>
+              </w:rPr>
+              <w:t>Cancelación de solicitud de préstamo por parte del usuario general.</w:t>
+            </w:r>
+          </w:p>
+        </w:tc>
+      </w:tr>
+      <w:tr>
+        <w:trPr>
+          <w:trHeight w:val="284"/>
+        </w:trPr>
+        <w:tc>
+          <w:tcPr>
+            <w:tcW w:w="887" w:type="pct"/>
+            <w:tcBorders>
+              <w:top w:val="single" w:sz="8" w:space="0" w:color="000000"/>
+              <w:left w:val="single" w:sz="8" w:space="0" w:color="000000"/>
+              <w:bottom w:val="single" w:sz="8" w:space="0" w:color="000000"/>
+              <w:right w:val="single" w:sz="8" w:space="0" w:color="000000"/>
+            </w:tcBorders>
+            <w:shd w:val="clear" w:color="auto" w:fill="CCCCCC"/>
+            <w:tcMar>
+              <w:top w:w="72" w:type="dxa"/>
+              <w:left w:w="144" w:type="dxa"/>
+              <w:bottom w:w="72" w:type="dxa"/>
+              <w:right w:w="144" w:type="dxa"/>
+            </w:tcMar>
+            <w:hideMark/>
+          </w:tcPr>
+          <w:p>
+            <w:pPr>
+              <w:keepLines/>
+              <w:rPr>
+                <w:b/>
+                <w:bCs/>
+                <w:iCs/>
+              </w:rPr>
+            </w:pPr>
+            <w:r>
+              <w:rPr>
+                <w:b/>
+                <w:bCs/>
+                <w:iCs/>
+              </w:rPr>
+              <w:t>Texto:</w:t>
+            </w:r>
+          </w:p>
+        </w:tc>
+        <w:tc>
+          <w:tcPr>
+            <w:tcW w:w="4113" w:type="pct"/>
+            <w:tcBorders>
+              <w:top w:val="single" w:sz="8" w:space="0" w:color="000000"/>
+              <w:left w:val="single" w:sz="8" w:space="0" w:color="000000"/>
+              <w:bottom w:val="single" w:sz="8" w:space="0" w:color="000000"/>
+              <w:right w:val="single" w:sz="8" w:space="0" w:color="000000"/>
+            </w:tcBorders>
+            <w:tcMar>
+              <w:top w:w="72" w:type="dxa"/>
+              <w:left w:w="144" w:type="dxa"/>
+              <w:bottom w:w="72" w:type="dxa"/>
+              <w:right w:w="144" w:type="dxa"/>
+            </w:tcMar>
+            <w:hideMark/>
+          </w:tcPr>
+          <w:p>
+            <w:pPr>
+              <w:keepLines/>
+              <w:rPr>
+                <w:iCs/>
+              </w:rPr>
+            </w:pPr>
+            <w:r>
+              <w:rPr>
+                <w:iCs/>
+                <w:kern w:val="24"/>
+              </w:rPr>
+              <w:t>El sistema debe permitir al usuario general cancelar una solicitud de préstamo que aún no haya sido aprobada por el bibliotecario.</w:t>
+            </w:r>
+          </w:p>
+        </w:tc>
+      </w:tr>
+      <w:tr>
+        <w:trPr>
+          <w:trHeight w:val="187"/>
+        </w:trPr>
+        <w:tc>
+          <w:tcPr>
+            <w:tcW w:w="887" w:type="pct"/>
+            <w:tcBorders>
+              <w:top w:val="single" w:sz="8" w:space="0" w:color="000000"/>
+              <w:left w:val="single" w:sz="8" w:space="0" w:color="000000"/>
+              <w:bottom w:val="single" w:sz="8" w:space="0" w:color="000000"/>
+              <w:right w:val="single" w:sz="8" w:space="0" w:color="000000"/>
+            </w:tcBorders>
+            <w:shd w:val="clear" w:color="auto" w:fill="CCCCCC"/>
+            <w:tcMar>
+              <w:top w:w="72" w:type="dxa"/>
+              <w:left w:w="144" w:type="dxa"/>
+              <w:bottom w:w="72" w:type="dxa"/>
+              <w:right w:w="144" w:type="dxa"/>
+            </w:tcMar>
+            <w:hideMark/>
+          </w:tcPr>
+          <w:p>
+            <w:pPr>
+              <w:keepLines/>
+              <w:rPr>
+                <w:b/>
+                <w:bCs/>
+                <w:iCs/>
+              </w:rPr>
+            </w:pPr>
+            <w:r>
+              <w:rPr>
+                <w:b/>
+                <w:bCs/>
+                <w:iCs/>
+              </w:rPr>
+              <w:t>Tipo:</w:t>
+            </w:r>
+          </w:p>
+        </w:tc>
+        <w:tc>
+          <w:tcPr>
+            <w:tcW w:w="4113" w:type="pct"/>
+            <w:tcBorders>
+              <w:top w:val="single" w:sz="8" w:space="0" w:color="000000"/>
+              <w:left w:val="single" w:sz="8" w:space="0" w:color="000000"/>
+              <w:bottom w:val="single" w:sz="8" w:space="0" w:color="000000"/>
+              <w:right w:val="single" w:sz="8" w:space="0" w:color="000000"/>
+            </w:tcBorders>
+            <w:tcMar>
+              <w:top w:w="72" w:type="dxa"/>
+              <w:left w:w="144" w:type="dxa"/>
+              <w:bottom w:w="72" w:type="dxa"/>
+              <w:right w:w="144" w:type="dxa"/>
+            </w:tcMar>
+            <w:hideMark/>
+          </w:tcPr>
+          <w:p>
+            <w:pPr>
+              <w:keepLines/>
+              <w:rPr>
+                <w:iCs/>
+              </w:rPr>
+            </w:pPr>
+            <w:r>
+              <w:rPr>
+                <w:iCs/>
+                <w:kern w:val="24"/>
+              </w:rPr>
+              <w:t xml:space="preserve">Funcional </w:t>
+            </w:r>
+          </w:p>
+        </w:tc>
+      </w:tr>
+      <w:tr>
+        <w:trPr>
+          <w:trHeight w:val="1310"/>
+        </w:trPr>
+        <w:tc>
+          <w:tcPr>
+            <w:tcW w:w="887" w:type="pct"/>
+            <w:tcBorders>
+              <w:top w:val="single" w:sz="8" w:space="0" w:color="000000"/>
+              <w:left w:val="single" w:sz="8" w:space="0" w:color="000000"/>
+              <w:bottom w:val="single" w:sz="8" w:space="0" w:color="000000"/>
+              <w:right w:val="single" w:sz="8" w:space="0" w:color="000000"/>
+            </w:tcBorders>
+            <w:shd w:val="clear" w:color="auto" w:fill="CCCCCC"/>
+            <w:tcMar>
+              <w:top w:w="72" w:type="dxa"/>
+              <w:left w:w="144" w:type="dxa"/>
+              <w:bottom w:w="72" w:type="dxa"/>
+              <w:right w:w="144" w:type="dxa"/>
+            </w:tcMar>
+            <w:hideMark/>
+          </w:tcPr>
+          <w:p>
+            <w:pPr>
+              <w:keepLines/>
+              <w:rPr>
+                <w:b/>
+                <w:bCs/>
+                <w:iCs/>
+              </w:rPr>
+            </w:pPr>
+            <w:r>
+              <w:rPr>
+                <w:b/>
+                <w:bCs/>
+                <w:iCs/>
+              </w:rPr>
+              <w:t>Detalles de requisitos y restricciones:</w:t>
+            </w:r>
+          </w:p>
+        </w:tc>
+        <w:tc>
+          <w:tcPr>
+            <w:tcW w:w="4113" w:type="pct"/>
+            <w:tcBorders>
+              <w:top w:val="single" w:sz="8" w:space="0" w:color="000000"/>
+              <w:left w:val="single" w:sz="8" w:space="0" w:color="000000"/>
+              <w:bottom w:val="single" w:sz="8" w:space="0" w:color="000000"/>
+              <w:right w:val="single" w:sz="8" w:space="0" w:color="000000"/>
+            </w:tcBorders>
+            <w:tcMar>
+              <w:top w:w="72" w:type="dxa"/>
+              <w:left w:w="144" w:type="dxa"/>
+              <w:bottom w:w="72" w:type="dxa"/>
+              <w:right w:w="144" w:type="dxa"/>
+            </w:tcMar>
+            <w:hideMark/>
+          </w:tcPr>
+          <w:p>
+            <w:pPr>
+              <w:pStyle w:val="Prrafodelista"/>
+              <w:numPr>
+                <w:ilvl w:val="0"/>
+                <w:numId w:val="56"/>
+              </w:numPr>
+              <w:rPr>
+                <w:iCs/>
+                <w:kern w:val="24"/>
+              </w:rPr>
+            </w:pPr>
+            <w:r>
+              <w:rPr>
+                <w:iCs/>
+                <w:kern w:val="24"/>
+              </w:rPr>
+              <w:t>Solo podrán cancelarse solicitudes de préstamo que estén en estado "pendiente".</w:t>
+            </w:r>
+          </w:p>
+          <w:p>
+            <w:pPr>
+              <w:pStyle w:val="Prrafodelista"/>
+              <w:numPr>
+                <w:ilvl w:val="0"/>
+                <w:numId w:val="56"/>
+              </w:numPr>
+              <w:rPr>
+                <w:iCs/>
+                <w:kern w:val="24"/>
+              </w:rPr>
+            </w:pPr>
+            <w:r>
+              <w:rPr>
+                <w:iCs/>
+                <w:kern w:val="24"/>
+              </w:rPr>
+              <w:t xml:space="preserve">El botón de cancelación debe estar visible únicamente mientras la solicitud esté en </w:t>
+            </w:r>
+            <w:r>
+              <w:rPr>
+                <w:iCs/>
+                <w:kern w:val="24"/>
+              </w:rPr>
+              <w:t>ese</w:t>
+            </w:r>
+            <w:r>
+              <w:rPr>
+                <w:iCs/>
+                <w:kern w:val="24"/>
+              </w:rPr>
+              <w:t xml:space="preserve"> estado.</w:t>
+            </w:r>
+          </w:p>
+        </w:tc>
+      </w:tr>
+      <w:tr>
+        <w:trPr>
+          <w:trHeight w:val="942"/>
+        </w:trPr>
+        <w:tc>
+          <w:tcPr>
+            <w:tcW w:w="887" w:type="pct"/>
+            <w:tcBorders>
+              <w:top w:val="single" w:sz="8" w:space="0" w:color="000000"/>
+              <w:left w:val="single" w:sz="8" w:space="0" w:color="000000"/>
+              <w:bottom w:val="single" w:sz="8" w:space="0" w:color="000000"/>
+              <w:right w:val="single" w:sz="8" w:space="0" w:color="000000"/>
+            </w:tcBorders>
+            <w:shd w:val="clear" w:color="auto" w:fill="CCCCCC"/>
+            <w:tcMar>
+              <w:top w:w="72" w:type="dxa"/>
+              <w:left w:w="144" w:type="dxa"/>
+              <w:bottom w:w="72" w:type="dxa"/>
+              <w:right w:w="144" w:type="dxa"/>
+            </w:tcMar>
+            <w:hideMark/>
+          </w:tcPr>
+          <w:p>
+            <w:pPr>
+              <w:keepLines/>
+              <w:rPr>
+                <w:b/>
+                <w:bCs/>
+                <w:iCs/>
+              </w:rPr>
+            </w:pPr>
+            <w:r>
+              <w:rPr>
+                <w:b/>
+                <w:bCs/>
+                <w:iCs/>
+              </w:rPr>
+              <w:t>Fecha de revisión y versión:</w:t>
+            </w:r>
+          </w:p>
+        </w:tc>
+        <w:tc>
+          <w:tcPr>
+            <w:tcW w:w="4113" w:type="pct"/>
+            <w:tcBorders>
+              <w:top w:val="single" w:sz="8" w:space="0" w:color="000000"/>
+              <w:left w:val="single" w:sz="8" w:space="0" w:color="000000"/>
+              <w:bottom w:val="single" w:sz="8" w:space="0" w:color="000000"/>
+              <w:right w:val="single" w:sz="8" w:space="0" w:color="000000"/>
+            </w:tcBorders>
+            <w:tcMar>
+              <w:top w:w="72" w:type="dxa"/>
+              <w:left w:w="144" w:type="dxa"/>
+              <w:bottom w:w="72" w:type="dxa"/>
+              <w:right w:w="144" w:type="dxa"/>
+            </w:tcMar>
+            <w:hideMark/>
+          </w:tcPr>
+          <w:p>
+            <w:pPr>
+              <w:keepLines/>
+              <w:rPr>
+                <w:iCs/>
+                <w:color w:val="000000" w:themeColor="text1"/>
+              </w:rPr>
+            </w:pPr>
+            <w:r>
+              <w:rPr>
+                <w:iCs/>
+                <w:color w:val="000000" w:themeColor="text1"/>
+                <w:kern w:val="24"/>
+              </w:rPr>
+              <w:t>28</w:t>
+            </w:r>
+            <w:r>
+              <w:rPr>
+                <w:iCs/>
+                <w:color w:val="000000" w:themeColor="text1"/>
+                <w:kern w:val="24"/>
+              </w:rPr>
+              <w:t>/0</w:t>
+            </w:r>
+            <w:r>
+              <w:rPr>
+                <w:iCs/>
+                <w:color w:val="000000" w:themeColor="text1"/>
+                <w:kern w:val="24"/>
+              </w:rPr>
+              <w:t>6</w:t>
+            </w:r>
+            <w:r>
+              <w:rPr>
+                <w:iCs/>
+                <w:color w:val="000000" w:themeColor="text1"/>
+                <w:kern w:val="24"/>
+              </w:rPr>
+              <w:t>/2025</w:t>
+            </w:r>
+          </w:p>
+          <w:p>
+            <w:pPr>
+              <w:keepLines/>
+              <w:rPr>
+                <w:iCs/>
+              </w:rPr>
+            </w:pPr>
+            <w:r>
+              <w:rPr>
+                <w:iCs/>
+                <w:color w:val="000000" w:themeColor="text1"/>
+                <w:kern w:val="24"/>
+              </w:rPr>
+              <w:t>Versión 1.</w:t>
+            </w:r>
+            <w:r>
+              <w:rPr>
+                <w:iCs/>
+                <w:color w:val="000000" w:themeColor="text1"/>
+                <w:kern w:val="24"/>
+              </w:rPr>
+              <w:t xml:space="preserve">2.0 </w:t>
+            </w:r>
+          </w:p>
+        </w:tc>
+      </w:tr>
+      <w:tr>
+        <w:trPr>
+          <w:trHeight w:val="369"/>
+        </w:trPr>
+        <w:tc>
+          <w:tcPr>
+            <w:tcW w:w="887" w:type="pct"/>
+            <w:tcBorders>
+              <w:top w:val="single" w:sz="8" w:space="0" w:color="000000"/>
+              <w:left w:val="single" w:sz="8" w:space="0" w:color="000000"/>
+              <w:bottom w:val="single" w:sz="8" w:space="0" w:color="000000"/>
+              <w:right w:val="single" w:sz="8" w:space="0" w:color="000000"/>
+            </w:tcBorders>
+            <w:shd w:val="clear" w:color="auto" w:fill="CCCCCC"/>
+            <w:tcMar>
+              <w:top w:w="72" w:type="dxa"/>
+              <w:left w:w="144" w:type="dxa"/>
+              <w:bottom w:w="72" w:type="dxa"/>
+              <w:right w:w="144" w:type="dxa"/>
+            </w:tcMar>
+            <w:hideMark/>
+          </w:tcPr>
+          <w:p>
+            <w:pPr>
+              <w:keepLines/>
+              <w:rPr>
+                <w:b/>
+                <w:bCs/>
+                <w:iCs/>
+              </w:rPr>
+            </w:pPr>
+            <w:r>
+              <w:rPr>
+                <w:b/>
+                <w:bCs/>
+                <w:iCs/>
+              </w:rPr>
+              <w:t>Prioridad:</w:t>
+            </w:r>
+          </w:p>
+        </w:tc>
+        <w:tc>
+          <w:tcPr>
+            <w:tcW w:w="4113" w:type="pct"/>
+            <w:tcBorders>
+              <w:top w:val="single" w:sz="8" w:space="0" w:color="000000"/>
+              <w:left w:val="single" w:sz="8" w:space="0" w:color="000000"/>
+              <w:bottom w:val="single" w:sz="8" w:space="0" w:color="000000"/>
+              <w:right w:val="single" w:sz="8" w:space="0" w:color="000000"/>
+            </w:tcBorders>
+            <w:tcMar>
+              <w:top w:w="72" w:type="dxa"/>
+              <w:left w:w="144" w:type="dxa"/>
+              <w:bottom w:w="72" w:type="dxa"/>
+              <w:right w:w="144" w:type="dxa"/>
+            </w:tcMar>
+            <w:hideMark/>
+          </w:tcPr>
+          <w:p>
+            <w:pPr>
+              <w:keepLines/>
+              <w:rPr>
+                <w:iCs/>
+              </w:rPr>
+            </w:pPr>
+            <w:r>
+              <w:rPr>
+                <w:iCs/>
+              </w:rPr>
+              <w:t>Media</w:t>
             </w:r>
           </w:p>
         </w:tc>
@@ -10117,7 +13919,7 @@
           <w:lang w:val="es-419" w:eastAsia="en-US"/>
         </w:rPr>
       </w:pPr>
-      <w:bookmarkStart w:id="14" w:name="_Toc197384663"/>
+      <w:bookmarkStart w:id="15" w:name="_Toc202216681"/>
       <w:r>
         <w:rPr>
           <w:rFonts w:ascii="Times New Roman" w:eastAsia="MS Mincho" w:hAnsi="Times New Roman"/>
@@ -10168,7 +13970,7 @@
         </w:rPr>
         <w:t xml:space="preserve"> funcionales</w:t>
       </w:r>
-      <w:bookmarkEnd w:id="14"/>
+      <w:bookmarkEnd w:id="15"/>
     </w:p>
     <w:p>
       <w:pPr>
@@ -10388,7 +14190,6 @@
                 <w:bCs/>
                 <w:iCs/>
               </w:rPr>
-              <w:lastRenderedPageBreak/>
               <w:t>Texto:</w:t>
             </w:r>
           </w:p>
@@ -10422,7 +14223,21 @@
                 <w:iCs/>
                 <w:kern w:val="24"/>
               </w:rPr>
-              <w:t>Solo los usuarios registrados a través del sistema web podrán solicitar o gestionar préstamos.</w:t>
+              <w:t>Solo los usuarios registrados a través del sistema web podrán solicitar o gestionar préstamos</w:t>
+            </w:r>
+            <w:r>
+              <w:rPr>
+                <w:iCs/>
+                <w:kern w:val="24"/>
+              </w:rPr>
+              <w:t xml:space="preserve"> virtual</w:t>
+            </w:r>
+            <w:r>
+              <w:rPr>
+                <w:iCs/>
+                <w:kern w:val="24"/>
+              </w:rPr>
+              <w:t>.</w:t>
             </w:r>
           </w:p>
         </w:tc>
@@ -10717,7 +14532,23 @@
                 <w:color w:val="000000" w:themeColor="text1"/>
                 <w:kern w:val="24"/>
               </w:rPr>
-              <w:t>Versión 1.0</w:t>
+              <w:t xml:space="preserve">Versión </w:t>
+            </w:r>
+            <w:r>
+              <w:rPr>
+                <w:iCs/>
+                <w:color w:val="000000" w:themeColor="text1"/>
+                <w:kern w:val="24"/>
+              </w:rPr>
+              <w:t>1.0</w:t>
+            </w:r>
+            <w:r>
+              <w:rPr>
+                <w:iCs/>
+                <w:color w:val="000000" w:themeColor="text1"/>
+                <w:kern w:val="24"/>
+              </w:rPr>
+              <w:t>.2</w:t>
             </w:r>
           </w:p>
         </w:tc>
@@ -10797,6 +14628,13 @@
         </w:tc>
       </w:tr>
     </w:tbl>
+    <w:p>
+      <w:pPr>
+        <w:rPr>
+          <w:lang w:val="es-MX"/>
+        </w:rPr>
+      </w:pPr>
+    </w:p>
     <w:p>
       <w:pPr>
         <w:rPr>
@@ -10848,7 +14686,7 @@
                 <w:iCs/>
               </w:rPr>
             </w:pPr>
-            <w:bookmarkStart w:id="15" w:name="_Hlk197356396"/>
+            <w:bookmarkStart w:id="16" w:name="_Hlk197356396"/>
             <w:r>
               <w:rPr>
                 <w:b/>
@@ -11334,7 +15172,15 @@
                 <w:color w:val="000000" w:themeColor="text1"/>
                 <w:kern w:val="24"/>
               </w:rPr>
-              <w:t>Versión 1.0</w:t>
+              <w:t>Versión 1.</w:t>
+            </w:r>
+            <w:r>
+              <w:rPr>
+                <w:iCs/>
+                <w:color w:val="000000" w:themeColor="text1"/>
+                <w:kern w:val="24"/>
+              </w:rPr>
+              <w:t>0.3</w:t>
             </w:r>
           </w:p>
         </w:tc>
@@ -11413,7 +15259,7 @@
           </w:p>
         </w:tc>
       </w:tr>
-      <w:bookmarkEnd w:id="15"/>
+      <w:bookmarkEnd w:id="16"/>
     </w:tbl>
     <w:p>
       <w:pPr>
@@ -11764,7 +15610,6 @@
                 <w:bCs/>
                 <w:iCs/>
               </w:rPr>
-              <w:lastRenderedPageBreak/>
               <w:t>Tipo:</w:t>
             </w:r>
           </w:p>
@@ -12014,7 +15859,15 @@
                 <w:color w:val="000000" w:themeColor="text1"/>
                 <w:kern w:val="24"/>
               </w:rPr>
-              <w:t>Versión 1.0</w:t>
+              <w:t>Versión 1.</w:t>
+            </w:r>
+            <w:r>
+              <w:rPr>
+                <w:iCs/>
+                <w:color w:val="000000" w:themeColor="text1"/>
+                <w:kern w:val="24"/>
+              </w:rPr>
+              <w:t>0.3</w:t>
             </w:r>
           </w:p>
         </w:tc>
@@ -12280,7 +16133,17 @@
         <w:szCs w:val="20"/>
         <w:lang w:val="es-ES_tradnl"/>
       </w:rPr>
-      <w:t>1.</w:t>
+      <w:t>2</w:t>
+    </w:r>
+    <w:r>
+      <w:rPr>
+        <w:rFonts w:ascii="Calibri" w:hAnsi="Calibri"/>
+        <w:snapToGrid w:val="0"/>
+        <w:sz w:val="20"/>
+        <w:szCs w:val="20"/>
+        <w:lang w:val="es-ES_tradnl"/>
+      </w:rPr>
+      <w:t>.</w:t>
     </w:r>
     <w:r>
       <w:rPr>
@@ -12688,7 +16551,14 @@
         <w:sz w:val="20"/>
         <w:szCs w:val="20"/>
       </w:rPr>
-      <w:t>1.0</w:t>
+      <w:t>1.</w:t>
+    </w:r>
+    <w:r>
+      <w:rPr>
+        <w:sz w:val="20"/>
+        <w:szCs w:val="20"/>
+      </w:rPr>
+      <w:t>2</w:t>
     </w:r>
     <w:r>
       <w:rPr>
@@ -12731,8 +16601,17 @@
         <w:sz w:val="20"/>
         <w:szCs w:val="20"/>
       </w:rPr>
-      <w:t>: xxxxx</w:t>
+      <w:t xml:space="preserve">: </w:t>
     </w:r>
+    <w:proofErr w:type="spellStart"/>
+    <w:r>
+      <w:rPr>
+        <w:sz w:val="20"/>
+        <w:szCs w:val="20"/>
+      </w:rPr>
+      <w:t>xxxxx</w:t>
+    </w:r>
+    <w:proofErr w:type="spellEnd"/>
     <w:r>
       <w:tab/>
     </w:r>
@@ -15577,6 +19456,92 @@
     </w:lvl>
   </w:abstractNum>
   <w:abstractNum w:abstractNumId="24" w15:restartNumberingAfterBreak="0">
+    <w:nsid w:val="2D1B2DEE"/>
+    <w:multiLevelType w:val="hybridMultilevel"/>
+    <w:tmpl w:val="64D6E4FC"/>
+    <w:lvl w:ilvl="0" w:tplc="300A000F">
+      <w:start w:val="1"/>
+      <w:numFmt w:val="decimal"/>
+      <w:lvlText w:val="%1."/>
+      <w:lvlJc w:val="left"/>
+      <w:pPr>
+        <w:ind w:left="1440" w:hanging="360"/>
+      </w:pPr>
+    </w:lvl>
+    <w:lvl w:ilvl="1" w:tplc="300A0019" w:tentative="1">
+      <w:start w:val="1"/>
+      <w:numFmt w:val="lowerLetter"/>
+      <w:lvlText w:val="%2."/>
+      <w:lvlJc w:val="left"/>
+      <w:pPr>
+        <w:ind w:left="2160" w:hanging="360"/>
+      </w:pPr>
+    </w:lvl>
+    <w:lvl w:ilvl="2" w:tplc="300A001B" w:tentative="1">
+      <w:start w:val="1"/>
+      <w:numFmt w:val="lowerRoman"/>
+      <w:lvlText w:val="%3."/>
+      <w:lvlJc w:val="right"/>
+      <w:pPr>
+        <w:ind w:left="2880" w:hanging="180"/>
+      </w:pPr>
+    </w:lvl>
+    <w:lvl w:ilvl="3" w:tplc="300A000F" w:tentative="1">
+      <w:start w:val="1"/>
+      <w:numFmt w:val="decimal"/>
+      <w:lvlText w:val="%4."/>
+      <w:lvlJc w:val="left"/>
+      <w:pPr>
+        <w:ind w:left="3600" w:hanging="360"/>
+      </w:pPr>
+    </w:lvl>
+    <w:lvl w:ilvl="4" w:tplc="300A0019" w:tentative="1">
+      <w:start w:val="1"/>
+      <w:numFmt w:val="lowerLetter"/>
+      <w:lvlText w:val="%5."/>
+      <w:lvlJc w:val="left"/>
+      <w:pPr>
+        <w:ind w:left="4320" w:hanging="360"/>
+      </w:pPr>
+    </w:lvl>
+    <w:lvl w:ilvl="5" w:tplc="300A001B" w:tentative="1">
+      <w:start w:val="1"/>
+      <w:numFmt w:val="lowerRoman"/>
+      <w:lvlText w:val="%6."/>
+      <w:lvlJc w:val="right"/>
+      <w:pPr>
+        <w:ind w:left="5040" w:hanging="180"/>
+      </w:pPr>
+    </w:lvl>
+    <w:lvl w:ilvl="6" w:tplc="300A000F" w:tentative="1">
+      <w:start w:val="1"/>
+      <w:numFmt w:val="decimal"/>
+      <w:lvlText w:val="%7."/>
+      <w:lvlJc w:val="left"/>
+      <w:pPr>
+        <w:ind w:left="5760" w:hanging="360"/>
+      </w:pPr>
+    </w:lvl>
+    <w:lvl w:ilvl="7" w:tplc="300A0019" w:tentative="1">
+      <w:start w:val="1"/>
+      <w:numFmt w:val="lowerLetter"/>
+      <w:lvlText w:val="%8."/>
+      <w:lvlJc w:val="left"/>
+      <w:pPr>
+        <w:ind w:left="6480" w:hanging="360"/>
+      </w:pPr>
+    </w:lvl>
+    <w:lvl w:ilvl="8" w:tplc="300A001B" w:tentative="1">
+      <w:start w:val="1"/>
+      <w:numFmt w:val="lowerRoman"/>
+      <w:lvlText w:val="%9."/>
+      <w:lvlJc w:val="right"/>
+      <w:pPr>
+        <w:ind w:left="7200" w:hanging="180"/>
+      </w:pPr>
+    </w:lvl>
+  </w:abstractNum>
+  <w:abstractNum w:abstractNumId="25" w15:restartNumberingAfterBreak="0">
     <w:nsid w:val="2FB86E3F"/>
     <w:multiLevelType w:val="multilevel"/>
     <w:tmpl w:val="6D2A3C04"/>
@@ -15725,7 +19690,7 @@
       </w:rPr>
     </w:lvl>
   </w:abstractNum>
-  <w:abstractNum w:abstractNumId="25" w15:restartNumberingAfterBreak="0">
+  <w:abstractNum w:abstractNumId="26" w15:restartNumberingAfterBreak="0">
     <w:nsid w:val="2FFD2D20"/>
     <w:multiLevelType w:val="multilevel"/>
     <w:tmpl w:val="DDEE8CB8"/>
@@ -15874,7 +19839,7 @@
       </w:rPr>
     </w:lvl>
   </w:abstractNum>
-  <w:abstractNum w:abstractNumId="26" w15:restartNumberingAfterBreak="0">
+  <w:abstractNum w:abstractNumId="27" w15:restartNumberingAfterBreak="0">
     <w:nsid w:val="32F77CF1"/>
     <w:multiLevelType w:val="multilevel"/>
     <w:tmpl w:val="FD58C4CC"/>
@@ -16023,7 +19988,7 @@
       </w:rPr>
     </w:lvl>
   </w:abstractNum>
-  <w:abstractNum w:abstractNumId="27" w15:restartNumberingAfterBreak="0">
+  <w:abstractNum w:abstractNumId="28" w15:restartNumberingAfterBreak="0">
     <w:nsid w:val="349F7A36"/>
     <w:multiLevelType w:val="multilevel"/>
     <w:tmpl w:val="65B44B9A"/>
@@ -16172,7 +20137,7 @@
       </w:rPr>
     </w:lvl>
   </w:abstractNum>
-  <w:abstractNum w:abstractNumId="28" w15:restartNumberingAfterBreak="0">
+  <w:abstractNum w:abstractNumId="29" w15:restartNumberingAfterBreak="0">
     <w:nsid w:val="35985081"/>
     <w:multiLevelType w:val="multilevel"/>
     <w:tmpl w:val="EEFE1052"/>
@@ -16286,7 +20251,7 @@
       </w:pPr>
     </w:lvl>
   </w:abstractNum>
-  <w:abstractNum w:abstractNumId="29" w15:restartNumberingAfterBreak="0">
+  <w:abstractNum w:abstractNumId="30" w15:restartNumberingAfterBreak="0">
     <w:nsid w:val="3775497D"/>
     <w:multiLevelType w:val="hybridMultilevel"/>
     <w:tmpl w:val="173EFACE"/>
@@ -16399,7 +20364,7 @@
       </w:rPr>
     </w:lvl>
   </w:abstractNum>
-  <w:abstractNum w:abstractNumId="30" w15:restartNumberingAfterBreak="0">
+  <w:abstractNum w:abstractNumId="31" w15:restartNumberingAfterBreak="0">
     <w:nsid w:val="38CC1E7D"/>
     <w:multiLevelType w:val="hybridMultilevel"/>
     <w:tmpl w:val="9D28AC68"/>
@@ -16539,7 +20504,7 @@
       </w:rPr>
     </w:lvl>
   </w:abstractNum>
-  <w:abstractNum w:abstractNumId="31" w15:restartNumberingAfterBreak="0">
+  <w:abstractNum w:abstractNumId="32" w15:restartNumberingAfterBreak="0">
     <w:nsid w:val="3A9814CC"/>
     <w:multiLevelType w:val="hybridMultilevel"/>
     <w:tmpl w:val="37B0BD7C"/>
@@ -16652,7 +20617,7 @@
       </w:rPr>
     </w:lvl>
   </w:abstractNum>
-  <w:abstractNum w:abstractNumId="32" w15:restartNumberingAfterBreak="0">
+  <w:abstractNum w:abstractNumId="33" w15:restartNumberingAfterBreak="0">
     <w:nsid w:val="3C293B82"/>
     <w:multiLevelType w:val="hybridMultilevel"/>
     <w:tmpl w:val="C2141910"/>
@@ -16741,7 +20706,7 @@
       </w:pPr>
     </w:lvl>
   </w:abstractNum>
-  <w:abstractNum w:abstractNumId="33" w15:restartNumberingAfterBreak="0">
+  <w:abstractNum w:abstractNumId="34" w15:restartNumberingAfterBreak="0">
     <w:nsid w:val="3F0C7734"/>
     <w:multiLevelType w:val="multilevel"/>
     <w:tmpl w:val="D59658B2"/>
@@ -16890,7 +20855,7 @@
       </w:rPr>
     </w:lvl>
   </w:abstractNum>
-  <w:abstractNum w:abstractNumId="34" w15:restartNumberingAfterBreak="0">
+  <w:abstractNum w:abstractNumId="35" w15:restartNumberingAfterBreak="0">
     <w:nsid w:val="3F613693"/>
     <w:multiLevelType w:val="hybridMultilevel"/>
     <w:tmpl w:val="F5E4E81C"/>
@@ -17003,7 +20968,7 @@
       </w:rPr>
     </w:lvl>
   </w:abstractNum>
-  <w:abstractNum w:abstractNumId="35" w15:restartNumberingAfterBreak="0">
+  <w:abstractNum w:abstractNumId="36" w15:restartNumberingAfterBreak="0">
     <w:nsid w:val="478C0957"/>
     <w:multiLevelType w:val="hybridMultilevel"/>
     <w:tmpl w:val="EB7EC4EA"/>
@@ -17116,7 +21081,7 @@
       </w:rPr>
     </w:lvl>
   </w:abstractNum>
-  <w:abstractNum w:abstractNumId="36" w15:restartNumberingAfterBreak="0">
+  <w:abstractNum w:abstractNumId="37" w15:restartNumberingAfterBreak="0">
     <w:nsid w:val="4EB10F4E"/>
     <w:multiLevelType w:val="multilevel"/>
     <w:tmpl w:val="BEFAFB6E"/>
@@ -17265,7 +21230,7 @@
       </w:rPr>
     </w:lvl>
   </w:abstractNum>
-  <w:abstractNum w:abstractNumId="37" w15:restartNumberingAfterBreak="0">
+  <w:abstractNum w:abstractNumId="38" w15:restartNumberingAfterBreak="0">
     <w:nsid w:val="545A35A6"/>
     <w:multiLevelType w:val="hybridMultilevel"/>
     <w:tmpl w:val="B226F480"/>
@@ -17354,7 +21319,7 @@
       </w:pPr>
     </w:lvl>
   </w:abstractNum>
-  <w:abstractNum w:abstractNumId="38" w15:restartNumberingAfterBreak="0">
+  <w:abstractNum w:abstractNumId="39" w15:restartNumberingAfterBreak="0">
     <w:nsid w:val="561A691A"/>
     <w:multiLevelType w:val="hybridMultilevel"/>
     <w:tmpl w:val="95E87B08"/>
@@ -17443,7 +21408,7 @@
       </w:pPr>
     </w:lvl>
   </w:abstractNum>
-  <w:abstractNum w:abstractNumId="39" w15:restartNumberingAfterBreak="0">
+  <w:abstractNum w:abstractNumId="40" w15:restartNumberingAfterBreak="0">
     <w:nsid w:val="5661210B"/>
     <w:multiLevelType w:val="hybridMultilevel"/>
     <w:tmpl w:val="10F4B16C"/>
@@ -17532,7 +21497,7 @@
       </w:pPr>
     </w:lvl>
   </w:abstractNum>
-  <w:abstractNum w:abstractNumId="40" w15:restartNumberingAfterBreak="0">
+  <w:abstractNum w:abstractNumId="41" w15:restartNumberingAfterBreak="0">
     <w:nsid w:val="583A77E7"/>
     <w:multiLevelType w:val="hybridMultilevel"/>
     <w:tmpl w:val="6C48733E"/>
@@ -17645,7 +21610,7 @@
       </w:rPr>
     </w:lvl>
   </w:abstractNum>
-  <w:abstractNum w:abstractNumId="41" w15:restartNumberingAfterBreak="0">
+  <w:abstractNum w:abstractNumId="42" w15:restartNumberingAfterBreak="0">
     <w:nsid w:val="58E050D4"/>
     <w:multiLevelType w:val="hybridMultilevel"/>
     <w:tmpl w:val="137A9112"/>
@@ -17758,7 +21723,7 @@
       </w:rPr>
     </w:lvl>
   </w:abstractNum>
-  <w:abstractNum w:abstractNumId="42" w15:restartNumberingAfterBreak="0">
+  <w:abstractNum w:abstractNumId="43" w15:restartNumberingAfterBreak="0">
     <w:nsid w:val="5A357D66"/>
     <w:multiLevelType w:val="hybridMultilevel"/>
     <w:tmpl w:val="098C8F6C"/>
@@ -17871,7 +21836,7 @@
       </w:rPr>
     </w:lvl>
   </w:abstractNum>
-  <w:abstractNum w:abstractNumId="43" w15:restartNumberingAfterBreak="0">
+  <w:abstractNum w:abstractNumId="44" w15:restartNumberingAfterBreak="0">
     <w:nsid w:val="5C782167"/>
     <w:multiLevelType w:val="hybridMultilevel"/>
     <w:tmpl w:val="6AEE83A6"/>
@@ -17960,7 +21925,7 @@
       </w:pPr>
     </w:lvl>
   </w:abstractNum>
-  <w:abstractNum w:abstractNumId="44" w15:restartNumberingAfterBreak="0">
+  <w:abstractNum w:abstractNumId="45" w15:restartNumberingAfterBreak="0">
     <w:nsid w:val="5CA2087E"/>
     <w:multiLevelType w:val="hybridMultilevel"/>
     <w:tmpl w:val="0BE4A66C"/>
@@ -18073,7 +22038,7 @@
       </w:rPr>
     </w:lvl>
   </w:abstractNum>
-  <w:abstractNum w:abstractNumId="45" w15:restartNumberingAfterBreak="0">
+  <w:abstractNum w:abstractNumId="46" w15:restartNumberingAfterBreak="0">
     <w:nsid w:val="5CE8764A"/>
     <w:multiLevelType w:val="multilevel"/>
     <w:tmpl w:val="9DDC712E"/>
@@ -18222,7 +22187,7 @@
       </w:rPr>
     </w:lvl>
   </w:abstractNum>
-  <w:abstractNum w:abstractNumId="46" w15:restartNumberingAfterBreak="0">
+  <w:abstractNum w:abstractNumId="47" w15:restartNumberingAfterBreak="0">
     <w:nsid w:val="5E482D9B"/>
     <w:multiLevelType w:val="multilevel"/>
     <w:tmpl w:val="9CD4DB58"/>
@@ -18371,7 +22336,7 @@
       </w:rPr>
     </w:lvl>
   </w:abstractNum>
-  <w:abstractNum w:abstractNumId="47" w15:restartNumberingAfterBreak="0">
+  <w:abstractNum w:abstractNumId="48" w15:restartNumberingAfterBreak="0">
     <w:nsid w:val="60E57D2B"/>
     <w:multiLevelType w:val="hybridMultilevel"/>
     <w:tmpl w:val="6E9E0DDA"/>
@@ -18484,7 +22449,7 @@
       </w:rPr>
     </w:lvl>
   </w:abstractNum>
-  <w:abstractNum w:abstractNumId="48" w15:restartNumberingAfterBreak="0">
+  <w:abstractNum w:abstractNumId="49" w15:restartNumberingAfterBreak="0">
     <w:nsid w:val="61EB4819"/>
     <w:multiLevelType w:val="multilevel"/>
     <w:tmpl w:val="D3FAACB0"/>
@@ -18605,7 +22570,7 @@
       </w:rPr>
     </w:lvl>
   </w:abstractNum>
-  <w:abstractNum w:abstractNumId="49" w15:restartNumberingAfterBreak="0">
+  <w:abstractNum w:abstractNumId="50" w15:restartNumberingAfterBreak="0">
     <w:nsid w:val="62DA0FF8"/>
     <w:multiLevelType w:val="hybridMultilevel"/>
     <w:tmpl w:val="C67AB478"/>
@@ -18718,7 +22683,7 @@
       </w:rPr>
     </w:lvl>
   </w:abstractNum>
-  <w:abstractNum w:abstractNumId="50" w15:restartNumberingAfterBreak="0">
+  <w:abstractNum w:abstractNumId="51" w15:restartNumberingAfterBreak="0">
     <w:nsid w:val="64427258"/>
     <w:multiLevelType w:val="multilevel"/>
     <w:tmpl w:val="E8FEFDCC"/>
@@ -18867,7 +22832,7 @@
       </w:rPr>
     </w:lvl>
   </w:abstractNum>
-  <w:abstractNum w:abstractNumId="51" w15:restartNumberingAfterBreak="0">
+  <w:abstractNum w:abstractNumId="52" w15:restartNumberingAfterBreak="0">
     <w:nsid w:val="66CA2558"/>
     <w:multiLevelType w:val="multilevel"/>
     <w:tmpl w:val="AE7446E2"/>
@@ -19016,7 +22981,7 @@
       </w:rPr>
     </w:lvl>
   </w:abstractNum>
-  <w:abstractNum w:abstractNumId="52" w15:restartNumberingAfterBreak="0">
+  <w:abstractNum w:abstractNumId="53" w15:restartNumberingAfterBreak="0">
     <w:nsid w:val="67C24613"/>
     <w:multiLevelType w:val="hybridMultilevel"/>
     <w:tmpl w:val="5546E432"/>
@@ -19105,7 +23070,7 @@
       </w:pPr>
     </w:lvl>
   </w:abstractNum>
-  <w:abstractNum w:abstractNumId="53" w15:restartNumberingAfterBreak="0">
+  <w:abstractNum w:abstractNumId="54" w15:restartNumberingAfterBreak="0">
     <w:nsid w:val="688A521B"/>
     <w:multiLevelType w:val="multilevel"/>
     <w:tmpl w:val="D3FAACB0"/>
@@ -19226,7 +23191,7 @@
       </w:rPr>
     </w:lvl>
   </w:abstractNum>
-  <w:abstractNum w:abstractNumId="54" w15:restartNumberingAfterBreak="0">
+  <w:abstractNum w:abstractNumId="55" w15:restartNumberingAfterBreak="0">
     <w:nsid w:val="6A7C7359"/>
     <w:multiLevelType w:val="hybridMultilevel"/>
     <w:tmpl w:val="95E87B08"/>
@@ -19315,7 +23280,120 @@
       </w:pPr>
     </w:lvl>
   </w:abstractNum>
-  <w:abstractNum w:abstractNumId="55" w15:restartNumberingAfterBreak="0">
+  <w:abstractNum w:abstractNumId="56" w15:restartNumberingAfterBreak="0">
+    <w:nsid w:val="6BBB3A8A"/>
+    <w:multiLevelType w:val="hybridMultilevel"/>
+    <w:tmpl w:val="FC6EC3B0"/>
+    <w:lvl w:ilvl="0" w:tplc="300A0001">
+      <w:start w:val="1"/>
+      <w:numFmt w:val="bullet"/>
+      <w:lvlText w:val=""/>
+      <w:lvlJc w:val="left"/>
+      <w:pPr>
+        <w:ind w:left="720" w:hanging="360"/>
+      </w:pPr>
+      <w:rPr>
+        <w:rFonts w:ascii="Symbol" w:hAnsi="Symbol" w:hint="default"/>
+      </w:rPr>
+    </w:lvl>
+    <w:lvl w:ilvl="1" w:tplc="300A0003" w:tentative="1">
+      <w:start w:val="1"/>
+      <w:numFmt w:val="bullet"/>
+      <w:lvlText w:val="o"/>
+      <w:lvlJc w:val="left"/>
+      <w:pPr>
+        <w:ind w:left="1440" w:hanging="360"/>
+      </w:pPr>
+      <w:rPr>
+        <w:rFonts w:ascii="Courier New" w:hAnsi="Courier New" w:cs="Courier New" w:hint="default"/>
+      </w:rPr>
+    </w:lvl>
+    <w:lvl w:ilvl="2" w:tplc="300A0005" w:tentative="1">
+      <w:start w:val="1"/>
+      <w:numFmt w:val="bullet"/>
+      <w:lvlText w:val=""/>
+      <w:lvlJc w:val="left"/>
+      <w:pPr>
+        <w:ind w:left="2160" w:hanging="360"/>
+      </w:pPr>
+      <w:rPr>
+        <w:rFonts w:ascii="Wingdings" w:hAnsi="Wingdings" w:hint="default"/>
+      </w:rPr>
+    </w:lvl>
+    <w:lvl w:ilvl="3" w:tplc="300A0001" w:tentative="1">
+      <w:start w:val="1"/>
+      <w:numFmt w:val="bullet"/>
+      <w:lvlText w:val=""/>
+      <w:lvlJc w:val="left"/>
+      <w:pPr>
+        <w:ind w:left="2880" w:hanging="360"/>
+      </w:pPr>
+      <w:rPr>
+        <w:rFonts w:ascii="Symbol" w:hAnsi="Symbol" w:hint="default"/>
+      </w:rPr>
+    </w:lvl>
+    <w:lvl w:ilvl="4" w:tplc="300A0003" w:tentative="1">
+      <w:start w:val="1"/>
+      <w:numFmt w:val="bullet"/>
+      <w:lvlText w:val="o"/>
+      <w:lvlJc w:val="left"/>
+      <w:pPr>
+        <w:ind w:left="3600" w:hanging="360"/>
+      </w:pPr>
+      <w:rPr>
+        <w:rFonts w:ascii="Courier New" w:hAnsi="Courier New" w:cs="Courier New" w:hint="default"/>
+      </w:rPr>
+    </w:lvl>
+    <w:lvl w:ilvl="5" w:tplc="300A0005" w:tentative="1">
+      <w:start w:val="1"/>
+      <w:numFmt w:val="bullet"/>
+      <w:lvlText w:val=""/>
+      <w:lvlJc w:val="left"/>
+      <w:pPr>
+        <w:ind w:left="4320" w:hanging="360"/>
+      </w:pPr>
+      <w:rPr>
+        <w:rFonts w:ascii="Wingdings" w:hAnsi="Wingdings" w:hint="default"/>
+      </w:rPr>
+    </w:lvl>
+    <w:lvl w:ilvl="6" w:tplc="300A0001" w:tentative="1">
+      <w:start w:val="1"/>
+      <w:numFmt w:val="bullet"/>
+      <w:lvlText w:val=""/>
+      <w:lvlJc w:val="left"/>
+      <w:pPr>
+        <w:ind w:left="5040" w:hanging="360"/>
+      </w:pPr>
+      <w:rPr>
+        <w:rFonts w:ascii="Symbol" w:hAnsi="Symbol" w:hint="default"/>
+      </w:rPr>
+    </w:lvl>
+    <w:lvl w:ilvl="7" w:tplc="300A0003" w:tentative="1">
+      <w:start w:val="1"/>
+      <w:numFmt w:val="bullet"/>
+      <w:lvlText w:val="o"/>
+      <w:lvlJc w:val="left"/>
+      <w:pPr>
+        <w:ind w:left="5760" w:hanging="360"/>
+      </w:pPr>
+      <w:rPr>
+        <w:rFonts w:ascii="Courier New" w:hAnsi="Courier New" w:cs="Courier New" w:hint="default"/>
+      </w:rPr>
+    </w:lvl>
+    <w:lvl w:ilvl="8" w:tplc="300A0005" w:tentative="1">
+      <w:start w:val="1"/>
+      <w:numFmt w:val="bullet"/>
+      <w:lvlText w:val=""/>
+      <w:lvlJc w:val="left"/>
+      <w:pPr>
+        <w:ind w:left="6480" w:hanging="360"/>
+      </w:pPr>
+      <w:rPr>
+        <w:rFonts w:ascii="Wingdings" w:hAnsi="Wingdings" w:hint="default"/>
+      </w:rPr>
+    </w:lvl>
+  </w:abstractNum>
+  <w:abstractNum w:abstractNumId="57" w15:restartNumberingAfterBreak="0">
     <w:nsid w:val="6D7622F9"/>
     <w:multiLevelType w:val="hybridMultilevel"/>
     <w:tmpl w:val="DB06104C"/>
@@ -19407,7 +23485,7 @@
       </w:pPr>
     </w:lvl>
   </w:abstractNum>
-  <w:abstractNum w:abstractNumId="56" w15:restartNumberingAfterBreak="0">
+  <w:abstractNum w:abstractNumId="58" w15:restartNumberingAfterBreak="0">
     <w:nsid w:val="6EC719A7"/>
     <w:multiLevelType w:val="hybridMultilevel"/>
     <w:tmpl w:val="CB48350E"/>
@@ -19520,7 +23598,7 @@
       </w:rPr>
     </w:lvl>
   </w:abstractNum>
-  <w:abstractNum w:abstractNumId="57" w15:restartNumberingAfterBreak="0">
+  <w:abstractNum w:abstractNumId="59" w15:restartNumberingAfterBreak="0">
     <w:nsid w:val="6F7C2B66"/>
     <w:multiLevelType w:val="hybridMultilevel"/>
     <w:tmpl w:val="6AD61D12"/>
@@ -19632,7 +23710,7 @@
       </w:rPr>
     </w:lvl>
   </w:abstractNum>
-  <w:abstractNum w:abstractNumId="58" w15:restartNumberingAfterBreak="0">
+  <w:abstractNum w:abstractNumId="60" w15:restartNumberingAfterBreak="0">
     <w:nsid w:val="79C84D94"/>
     <w:multiLevelType w:val="multilevel"/>
     <w:tmpl w:val="F654B198"/>
@@ -19781,7 +23859,7 @@
       </w:rPr>
     </w:lvl>
   </w:abstractNum>
-  <w:abstractNum w:abstractNumId="59" w15:restartNumberingAfterBreak="0">
+  <w:abstractNum w:abstractNumId="61" w15:restartNumberingAfterBreak="0">
     <w:nsid w:val="79D12011"/>
     <w:multiLevelType w:val="hybridMultilevel"/>
     <w:tmpl w:val="B0CE6FF0"/>
@@ -19894,7 +23972,7 @@
       </w:rPr>
     </w:lvl>
   </w:abstractNum>
-  <w:abstractNum w:abstractNumId="60" w15:restartNumberingAfterBreak="0">
+  <w:abstractNum w:abstractNumId="62" w15:restartNumberingAfterBreak="0">
     <w:nsid w:val="7E0E3E01"/>
     <w:multiLevelType w:val="hybridMultilevel"/>
     <w:tmpl w:val="FA52E1EE"/>
@@ -19980,7 +24058,7 @@
       </w:pPr>
     </w:lvl>
   </w:abstractNum>
-  <w:abstractNum w:abstractNumId="61" w15:restartNumberingAfterBreak="0">
+  <w:abstractNum w:abstractNumId="63" w15:restartNumberingAfterBreak="0">
     <w:nsid w:val="7E2815EA"/>
     <w:multiLevelType w:val="hybridMultilevel"/>
     <w:tmpl w:val="B556312E"/>
@@ -20103,25 +24181,25 @@
     <w:abstractNumId w:val="11"/>
   </w:num>
   <w:num w:numId="4" w16cid:durableId="222908054">
-    <w:abstractNumId w:val="25"/>
+    <w:abstractNumId w:val="26"/>
   </w:num>
   <w:num w:numId="5" w16cid:durableId="432016415">
     <w:abstractNumId w:val="18"/>
   </w:num>
   <w:num w:numId="6" w16cid:durableId="1076706402">
-    <w:abstractNumId w:val="32"/>
+    <w:abstractNumId w:val="33"/>
   </w:num>
   <w:num w:numId="7" w16cid:durableId="734546833">
-    <w:abstractNumId w:val="38"/>
+    <w:abstractNumId w:val="39"/>
   </w:num>
   <w:num w:numId="8" w16cid:durableId="1126851884">
-    <w:abstractNumId w:val="52"/>
+    <w:abstractNumId w:val="53"/>
   </w:num>
   <w:num w:numId="9" w16cid:durableId="536043695">
-    <w:abstractNumId w:val="54"/>
+    <w:abstractNumId w:val="55"/>
   </w:num>
   <w:num w:numId="10" w16cid:durableId="1736121052">
-    <w:abstractNumId w:val="55"/>
+    <w:abstractNumId w:val="57"/>
   </w:num>
   <w:num w:numId="11" w16cid:durableId="752361444">
     <w:abstractNumId w:val="12"/>
@@ -20130,25 +24208,25 @@
     <w:abstractNumId w:val="9"/>
   </w:num>
   <w:num w:numId="13" w16cid:durableId="2086145734">
+    <w:abstractNumId w:val="43"/>
+  </w:num>
+  <w:num w:numId="14" w16cid:durableId="2008943022">
+    <w:abstractNumId w:val="35"/>
+  </w:num>
+  <w:num w:numId="15" w16cid:durableId="386220102">
+    <w:abstractNumId w:val="63"/>
+  </w:num>
+  <w:num w:numId="16" w16cid:durableId="2052992962">
     <w:abstractNumId w:val="42"/>
   </w:num>
-  <w:num w:numId="14" w16cid:durableId="2008943022">
-    <w:abstractNumId w:val="34"/>
-  </w:num>
-  <w:num w:numId="15" w16cid:durableId="386220102">
-    <w:abstractNumId w:val="61"/>
-  </w:num>
-  <w:num w:numId="16" w16cid:durableId="2052992962">
-    <w:abstractNumId w:val="41"/>
-  </w:num>
   <w:num w:numId="17" w16cid:durableId="1628705916">
-    <w:abstractNumId w:val="30"/>
+    <w:abstractNumId w:val="31"/>
   </w:num>
   <w:num w:numId="18" w16cid:durableId="535122437">
     <w:abstractNumId w:val="8"/>
   </w:num>
   <w:num w:numId="19" w16cid:durableId="1222594038">
-    <w:abstractNumId w:val="28"/>
+    <w:abstractNumId w:val="29"/>
   </w:num>
   <w:num w:numId="20" w16cid:durableId="513963755">
     <w:abstractNumId w:val="1"/>
@@ -20166,82 +24244,82 @@
     <w:abstractNumId w:val="14"/>
   </w:num>
   <w:num w:numId="25" w16cid:durableId="1047920754">
-    <w:abstractNumId w:val="59"/>
+    <w:abstractNumId w:val="61"/>
   </w:num>
   <w:num w:numId="26" w16cid:durableId="1311598696">
     <w:abstractNumId w:val="23"/>
   </w:num>
   <w:num w:numId="27" w16cid:durableId="524947909">
-    <w:abstractNumId w:val="28"/>
+    <w:abstractNumId w:val="29"/>
   </w:num>
   <w:num w:numId="28" w16cid:durableId="1554190744">
-    <w:abstractNumId w:val="28"/>
+    <w:abstractNumId w:val="29"/>
   </w:num>
   <w:num w:numId="29" w16cid:durableId="958489072">
-    <w:abstractNumId w:val="28"/>
+    <w:abstractNumId w:val="29"/>
   </w:num>
   <w:num w:numId="30" w16cid:durableId="90512167">
-    <w:abstractNumId w:val="29"/>
+    <w:abstractNumId w:val="30"/>
   </w:num>
   <w:num w:numId="31" w16cid:durableId="1500541078">
-    <w:abstractNumId w:val="26"/>
+    <w:abstractNumId w:val="27"/>
   </w:num>
   <w:num w:numId="32" w16cid:durableId="1993017827">
-    <w:abstractNumId w:val="33"/>
+    <w:abstractNumId w:val="34"/>
   </w:num>
   <w:num w:numId="33" w16cid:durableId="82995495">
     <w:abstractNumId w:val="15"/>
   </w:num>
   <w:num w:numId="34" w16cid:durableId="1469083680">
-    <w:abstractNumId w:val="36"/>
+    <w:abstractNumId w:val="37"/>
   </w:num>
   <w:num w:numId="35" w16cid:durableId="1135832070">
-    <w:abstractNumId w:val="24"/>
+    <w:abstractNumId w:val="25"/>
   </w:num>
   <w:num w:numId="36" w16cid:durableId="31003645">
-    <w:abstractNumId w:val="50"/>
+    <w:abstractNumId w:val="51"/>
   </w:num>
   <w:num w:numId="37" w16cid:durableId="59327728">
     <w:abstractNumId w:val="7"/>
   </w:num>
   <w:num w:numId="38" w16cid:durableId="2108767388">
-    <w:abstractNumId w:val="39"/>
+    <w:abstractNumId w:val="40"/>
   </w:num>
   <w:num w:numId="39" w16cid:durableId="1603682111">
-    <w:abstractNumId w:val="43"/>
+    <w:abstractNumId w:val="44"/>
   </w:num>
   <w:num w:numId="40" w16cid:durableId="206767137">
-    <w:abstractNumId w:val="51"/>
+    <w:abstractNumId w:val="52"/>
   </w:num>
   <w:num w:numId="41" w16cid:durableId="274019227">
     <w:abstractNumId w:val="19"/>
   </w:num>
   <w:num w:numId="42" w16cid:durableId="248852056">
-    <w:abstractNumId w:val="27"/>
+    <w:abstractNumId w:val="28"/>
   </w:num>
   <w:num w:numId="43" w16cid:durableId="320500085">
-    <w:abstractNumId w:val="45"/>
+    <w:abstractNumId w:val="46"/>
   </w:num>
   <w:num w:numId="44" w16cid:durableId="1800684196">
     <w:abstractNumId w:val="22"/>
   </w:num>
   <w:num w:numId="45" w16cid:durableId="1186598405">
-    <w:abstractNumId w:val="58"/>
+    <w:abstractNumId w:val="60"/>
   </w:num>
   <w:num w:numId="46" w16cid:durableId="316498232">
-    <w:abstractNumId w:val="46"/>
+    <w:abstractNumId w:val="47"/>
   </w:num>
   <w:num w:numId="47" w16cid:durableId="1934166125">
     <w:abstractNumId w:val="6"/>
   </w:num>
   <w:num w:numId="48" w16cid:durableId="1972176325">
-    <w:abstractNumId w:val="56"/>
+    <w:abstractNumId w:val="58"/>
   </w:num>
   <w:num w:numId="49" w16cid:durableId="216817374">
-    <w:abstractNumId w:val="40"/>
+    <w:abstractNumId w:val="41"/>
   </w:num>
   <w:num w:numId="50" w16cid:durableId="708191892">
-    <w:abstractNumId w:val="57"/>
+    <w:abstractNumId w:val="59"/>
   </w:num>
   <w:num w:numId="51" w16cid:durableId="1654067821">
     <w:abstractNumId w:val="0"/>
@@ -20274,16 +24352,16 @@
     </w:lvlOverride>
   </w:num>
   <w:num w:numId="52" w16cid:durableId="1570113101">
-    <w:abstractNumId w:val="37"/>
+    <w:abstractNumId w:val="38"/>
   </w:num>
   <w:num w:numId="53" w16cid:durableId="268899296">
-    <w:abstractNumId w:val="48"/>
+    <w:abstractNumId w:val="49"/>
   </w:num>
   <w:num w:numId="54" w16cid:durableId="1927225921">
     <w:abstractNumId w:val="4"/>
   </w:num>
   <w:num w:numId="55" w16cid:durableId="866917803">
-    <w:abstractNumId w:val="49"/>
+    <w:abstractNumId w:val="50"/>
   </w:num>
   <w:num w:numId="56" w16cid:durableId="655106164">
     <w:abstractNumId w:val="21"/>
@@ -20292,7 +24370,7 @@
     <w:abstractNumId w:val="10"/>
   </w:num>
   <w:num w:numId="58" w16cid:durableId="811602022">
-    <w:abstractNumId w:val="60"/>
+    <w:abstractNumId w:val="62"/>
     <w:lvlOverride w:ilvl="0">
       <w:startOverride w:val="1"/>
     </w:lvlOverride>
@@ -20325,28 +24403,34 @@
     <w:abstractNumId w:val="16"/>
   </w:num>
   <w:num w:numId="60" w16cid:durableId="78453456">
-    <w:abstractNumId w:val="35"/>
+    <w:abstractNumId w:val="36"/>
   </w:num>
   <w:num w:numId="61" w16cid:durableId="710807944">
-    <w:abstractNumId w:val="47"/>
+    <w:abstractNumId w:val="48"/>
   </w:num>
   <w:num w:numId="62" w16cid:durableId="1177035676">
     <w:abstractNumId w:val="13"/>
   </w:num>
   <w:num w:numId="63" w16cid:durableId="1850410669">
-    <w:abstractNumId w:val="31"/>
+    <w:abstractNumId w:val="32"/>
   </w:num>
   <w:num w:numId="64" w16cid:durableId="709958719">
-    <w:abstractNumId w:val="44"/>
+    <w:abstractNumId w:val="45"/>
   </w:num>
   <w:num w:numId="65" w16cid:durableId="651982633">
-    <w:abstractNumId w:val="53"/>
+    <w:abstractNumId w:val="54"/>
   </w:num>
   <w:num w:numId="66" w16cid:durableId="1758205152">
-    <w:abstractNumId w:val="28"/>
+    <w:abstractNumId w:val="29"/>
   </w:num>
   <w:num w:numId="67" w16cid:durableId="1722436034">
-    <w:abstractNumId w:val="28"/>
+    <w:abstractNumId w:val="29"/>
+  </w:num>
+  <w:num w:numId="68" w16cid:durableId="2041201056">
+    <w:abstractNumId w:val="56"/>
+  </w:num>
+  <w:num w:numId="69" w16cid:durableId="1815104788">
+    <w:abstractNumId w:val="24"/>
   </w:num>
 </w:numbering>
 </file>
@@ -20902,6 +24986,7 @@
   <w:style w:type="character" w:default="1" w:styleId="Fuentedeprrafopredeter">
     <w:name w:val="Default Paragraph Font"/>
     <w:uiPriority w:val="1"/>
+    <w:semiHidden/>
     <w:unhideWhenUsed/>
   </w:style>
   <w:style w:type="table" w:default="1" w:styleId="Tablanormal">
